--- a/영상수업 (범용)/영상수업_젠슨황_인재상_000님.docx
+++ b/영상수업 (범용)/영상수업_젠슨황_인재상_000님.docx
@@ -31,7 +31,7 @@
           <w:szCs w:val="16"/>
           <w:u w:val="none"/>
         </w:rPr>
-        <w:t>000님 session 00</w:t>
+        <w:t xml:space="preserve">000님 session 00</w:t>
       </w:r>
     </w:p>
     <w:p>
@@ -63,7 +63,7 @@
           <w:szCs w:val="40"/>
           <w:u w:val="none"/>
         </w:rPr>
-        <w:t>What I Look For in People</w:t>
+        <w:t xml:space="preserve">What I Look For in People</w:t>
       </w:r>
     </w:p>
     <w:p>
@@ -113,7 +113,7 @@
           <w:szCs w:val="22"/>
           <w:u w:val="none"/>
         </w:rPr>
-        <w:t xml:space="preserve">Video  |  You Quiz on the Block — Jensen Huang, NVIDIA CEO (0:49)</w:t>
+        <w:t xml:space="preserve">You Quiz on the Block — Jensen Huang, NVIDIA CEO (0:49)</w:t>
       </w:r>
     </w:p>
     <w:p>
@@ -145,7 +145,7 @@
           <w:szCs w:val="18"/>
           <w:u w:val="none"/>
         </w:rPr>
-        <w:t>https://www.youtube.com/shorts/7mhy6nZ1Q3Y</w:t>
+        <w:t xml:space="preserve">https://www.youtube.com/shorts/7mhy6nZ1Q3Y</w:t>
       </w:r>
     </w:p>
     <w:p>
@@ -156,8 +156,8 @@
       <w:r>
         <w:drawing>
           <wp:inline distT="0" distB="0" distL="0" distR="0">
-            <wp:extent cx="3580246" cy="1450000"/>
-            <wp:docPr id="98" name="thumb" descr="video still"/>
+            <wp:extent cx="3580000" cy="1450000"/>
+            <wp:docPr id="98" name="thumb"/>
             <a:graphic>
               <a:graphicData uri="http://schemas.openxmlformats.org/drawingml/2006/picture">
                 <pic:pic>
@@ -174,7 +174,7 @@
                   <pic:spPr>
                     <a:xfrm>
                       <a:off x="0" y="0"/>
-                      <a:ext cx="3580246" cy="1450000"/>
+                      <a:ext cx="3580000" cy="1450000"/>
                     </a:xfrm>
                     <a:prstGeom prst="rect">
                       <a:avLst/>
@@ -234,7 +234,7 @@
           <w:szCs w:val="32"/>
           <w:u w:val="none"/>
         </w:rPr>
-        <w:t>Warm-Up</w:t>
+        <w:t xml:space="preserve">Warm-Up</w:t>
       </w:r>
     </w:p>
     <w:p>
@@ -280,7 +280,7 @@
           <w:szCs w:val="20"/>
           <w:u w:val="none"/>
         </w:rPr>
-        <w:t>Do you know Jensen Huang or NVIDIA? What do you know about them?</w:t>
+        <w:t xml:space="preserve">Do you know Jensen Huang or NVIDIA? What do you know about them?</w:t>
       </w:r>
     </w:p>
     <w:p>
@@ -326,7 +326,7 @@
           <w:szCs w:val="20"/>
           <w:u w:val="none"/>
         </w:rPr>
-        <w:t>What do you think is the most important quality in a coworker?</w:t>
+        <w:t xml:space="preserve">What do you think is the most important quality in a coworker?</w:t>
       </w:r>
     </w:p>
     <w:p>
@@ -372,7 +372,7 @@
           <w:szCs w:val="20"/>
           <w:u w:val="none"/>
         </w:rPr>
-        <w:t>When a friend of yours succeeds, how do you honestly feel?</w:t>
+        <w:t xml:space="preserve">When a friend of yours succeeds, how do you honestly feel?</w:t>
       </w:r>
     </w:p>
     <w:p>
@@ -422,7 +422,7 @@
           <w:szCs w:val="32"/>
           <w:u w:val="none"/>
         </w:rPr>
-        <w:t>Script  (main ideas from the video)</w:t>
+        <w:t xml:space="preserve">Script  (what he actually says in the video)</w:t>
       </w:r>
     </w:p>
     <w:p>
@@ -454,407 +454,457 @@
           <w:szCs w:val="18"/>
           <w:u w:val="none"/>
         </w:rPr>
-        <w:t xml:space="preserve">Listen first. Then read the sentences aloud.</w:t>
-      </w:r>
-    </w:p>
-    <w:p>
-      <w:pPr>
-        <w:spacing w:after="0" w:before="0" w:line="240" w:lineRule="auto"/>
-        <w:ind w:left="0" w:right="0" w:firstLine="0"/>
-        <w:jc w:val="left"/>
-        <w:rPr>
-          <w:rFonts w:ascii="Malgun Gothic" w:cs="Malgun Gothic" w:eastAsia="Malgun Gothic" w:hAnsi="Malgun Gothic"/>
-          <w:b w:val="0"/>
-          <w:bCs w:val="0"/>
-          <w:i w:val="0"/>
-          <w:iCs w:val="0"/>
-          <w:color w:val="000000"/>
-          <w:sz w:val="20"/>
-          <w:szCs w:val="20"/>
-          <w:u w:val="none"/>
-        </w:rPr>
-      </w:pPr>
-    </w:p>
-    <w:p>
-      <w:pPr>
-        <w:spacing w:after="0" w:before="0" w:line="240" w:lineRule="auto"/>
-        <w:ind w:left="0" w:right="0" w:firstLine="0"/>
-        <w:jc w:val="left"/>
-        <w:rPr>
-          <w:rFonts w:ascii="Malgun Gothic" w:cs="Malgun Gothic" w:eastAsia="Malgun Gothic" w:hAnsi="Malgun Gothic"/>
-          <w:b w:val="0"/>
-          <w:bCs w:val="0"/>
-          <w:i w:val="0"/>
-          <w:iCs w:val="0"/>
-          <w:color w:val="000000"/>
-          <w:sz w:val="20"/>
-          <w:szCs w:val="20"/>
-          <w:u w:val="none"/>
-        </w:rPr>
-      </w:pPr>
-      <w:r>
-        <w:rPr>
-          <w:rFonts w:ascii="Malgun Gothic" w:cs="Malgun Gothic" w:eastAsia="Malgun Gothic" w:hAnsi="Malgun Gothic"/>
-          <w:b w:val="0"/>
-          <w:bCs w:val="0"/>
-          <w:i w:val="0"/>
-          <w:iCs w:val="0"/>
-          <w:color w:val="000000"/>
-          <w:sz w:val="20"/>
-          <w:szCs w:val="20"/>
-          <w:u w:val="none"/>
-        </w:rPr>
-        <w:t>These days, intelligence is a common commodity.</w:t>
-      </w:r>
-    </w:p>
-    <w:p>
-      <w:pPr>
-        <w:spacing w:after="0" w:before="0" w:line="240" w:lineRule="auto"/>
-        <w:ind w:left="0" w:right="0" w:firstLine="0"/>
-        <w:jc w:val="left"/>
-        <w:rPr>
-          <w:rFonts w:ascii="Malgun Gothic" w:cs="Malgun Gothic" w:eastAsia="Malgun Gothic" w:hAnsi="Malgun Gothic"/>
-          <w:b w:val="0"/>
-          <w:bCs w:val="0"/>
-          <w:i w:val="0"/>
-          <w:iCs w:val="0"/>
-          <w:color w:val="000000"/>
-          <w:sz w:val="20"/>
-          <w:szCs w:val="20"/>
-          <w:u w:val="none"/>
-        </w:rPr>
-      </w:pPr>
-    </w:p>
-    <w:p>
-      <w:pPr>
-        <w:spacing w:after="0" w:before="0" w:line="240" w:lineRule="auto"/>
-        <w:ind w:left="0" w:right="0" w:firstLine="0"/>
-        <w:jc w:val="left"/>
-        <w:rPr>
-          <w:rFonts w:ascii="Malgun Gothic" w:cs="Malgun Gothic" w:eastAsia="Malgun Gothic" w:hAnsi="Malgun Gothic"/>
-          <w:b w:val="0"/>
-          <w:bCs w:val="0"/>
-          <w:i w:val="0"/>
-          <w:iCs w:val="0"/>
-          <w:color w:val="000000"/>
-          <w:sz w:val="20"/>
-          <w:szCs w:val="20"/>
-          <w:u w:val="none"/>
-        </w:rPr>
-      </w:pPr>
-      <w:r>
-        <w:rPr>
-          <w:rFonts w:ascii="Malgun Gothic" w:cs="Malgun Gothic" w:eastAsia="Malgun Gothic" w:hAnsi="Malgun Gothic"/>
-          <w:b w:val="0"/>
-          <w:bCs w:val="0"/>
-          <w:i w:val="0"/>
-          <w:iCs w:val="0"/>
-          <w:color w:val="000000"/>
-          <w:sz w:val="20"/>
-          <w:szCs w:val="20"/>
-          <w:u w:val="none"/>
-        </w:rPr>
-        <w:t>On top of that, now we even have AI.</w:t>
-      </w:r>
-    </w:p>
-    <w:p>
-      <w:pPr>
-        <w:spacing w:after="0" w:before="0" w:line="240" w:lineRule="auto"/>
-        <w:ind w:left="0" w:right="0" w:firstLine="0"/>
-        <w:jc w:val="left"/>
-        <w:rPr>
-          <w:rFonts w:ascii="Malgun Gothic" w:cs="Malgun Gothic" w:eastAsia="Malgun Gothic" w:hAnsi="Malgun Gothic"/>
-          <w:b w:val="0"/>
-          <w:bCs w:val="0"/>
-          <w:i w:val="0"/>
-          <w:iCs w:val="0"/>
-          <w:color w:val="000000"/>
-          <w:sz w:val="20"/>
-          <w:szCs w:val="20"/>
-          <w:u w:val="none"/>
-        </w:rPr>
-      </w:pPr>
-    </w:p>
-    <w:p>
-      <w:pPr>
-        <w:spacing w:after="0" w:before="0" w:line="240" w:lineRule="auto"/>
-        <w:ind w:left="0" w:right="0" w:firstLine="0"/>
-        <w:jc w:val="left"/>
-        <w:rPr>
-          <w:rFonts w:ascii="Malgun Gothic" w:cs="Malgun Gothic" w:eastAsia="Malgun Gothic" w:hAnsi="Malgun Gothic"/>
-          <w:b w:val="0"/>
-          <w:bCs w:val="0"/>
-          <w:i w:val="0"/>
-          <w:iCs w:val="0"/>
-          <w:color w:val="000000"/>
-          <w:sz w:val="20"/>
-          <w:szCs w:val="20"/>
-          <w:u w:val="none"/>
-        </w:rPr>
-      </w:pPr>
-      <w:r>
-        <w:rPr>
-          <w:rFonts w:ascii="Malgun Gothic" w:cs="Malgun Gothic" w:eastAsia="Malgun Gothic" w:hAnsi="Malgun Gothic"/>
-          <w:b w:val="0"/>
-          <w:bCs w:val="0"/>
-          <w:i w:val="0"/>
-          <w:iCs w:val="0"/>
-          <w:color w:val="000000"/>
-          <w:sz w:val="20"/>
-          <w:szCs w:val="20"/>
-          <w:u w:val="none"/>
-        </w:rPr>
-        <w:t>So when I look at people, I don't just look for smart people.</w:t>
-      </w:r>
-    </w:p>
-    <w:p>
-      <w:pPr>
-        <w:spacing w:after="0" w:before="0" w:line="240" w:lineRule="auto"/>
-        <w:ind w:left="0" w:right="0" w:firstLine="0"/>
-        <w:jc w:val="left"/>
-        <w:rPr>
-          <w:rFonts w:ascii="Malgun Gothic" w:cs="Malgun Gothic" w:eastAsia="Malgun Gothic" w:hAnsi="Malgun Gothic"/>
-          <w:b w:val="0"/>
-          <w:bCs w:val="0"/>
-          <w:i w:val="0"/>
-          <w:iCs w:val="0"/>
-          <w:color w:val="000000"/>
-          <w:sz w:val="20"/>
-          <w:szCs w:val="20"/>
-          <w:u w:val="none"/>
-        </w:rPr>
-      </w:pPr>
-    </w:p>
-    <w:p>
-      <w:pPr>
-        <w:spacing w:after="0" w:before="0" w:line="240" w:lineRule="auto"/>
-        <w:ind w:left="0" w:right="0" w:firstLine="0"/>
-        <w:jc w:val="left"/>
-        <w:rPr>
-          <w:rFonts w:ascii="Malgun Gothic" w:cs="Malgun Gothic" w:eastAsia="Malgun Gothic" w:hAnsi="Malgun Gothic"/>
-          <w:b w:val="0"/>
-          <w:bCs w:val="0"/>
-          <w:i w:val="0"/>
-          <w:iCs w:val="0"/>
-          <w:color w:val="000000"/>
-          <w:sz w:val="20"/>
-          <w:szCs w:val="20"/>
-          <w:u w:val="none"/>
-        </w:rPr>
-      </w:pPr>
-      <w:r>
-        <w:rPr>
-          <w:rFonts w:ascii="Malgun Gothic" w:cs="Malgun Gothic" w:eastAsia="Malgun Gothic" w:hAnsi="Malgun Gothic"/>
-          <w:b w:val="0"/>
-          <w:bCs w:val="0"/>
-          <w:i w:val="0"/>
-          <w:iCs w:val="0"/>
-          <w:color w:val="000000"/>
-          <w:sz w:val="20"/>
-          <w:szCs w:val="20"/>
-          <w:u w:val="none"/>
-        </w:rPr>
-        <w:t>When I visited Korea, I went to a samgyeopsal restaurant and a Korean fried chicken place.</w:t>
-      </w:r>
-    </w:p>
-    <w:p>
-      <w:pPr>
-        <w:spacing w:after="0" w:before="0" w:line="240" w:lineRule="auto"/>
-        <w:ind w:left="0" w:right="0" w:firstLine="0"/>
-        <w:jc w:val="left"/>
-        <w:rPr>
-          <w:rFonts w:ascii="Malgun Gothic" w:cs="Malgun Gothic" w:eastAsia="Malgun Gothic" w:hAnsi="Malgun Gothic"/>
-          <w:b w:val="0"/>
-          <w:bCs w:val="0"/>
-          <w:i w:val="0"/>
-          <w:iCs w:val="0"/>
-          <w:color w:val="000000"/>
-          <w:sz w:val="20"/>
-          <w:szCs w:val="20"/>
-          <w:u w:val="none"/>
-        </w:rPr>
-      </w:pPr>
-    </w:p>
-    <w:p>
-      <w:pPr>
-        <w:spacing w:after="0" w:before="0" w:line="240" w:lineRule="auto"/>
-        <w:ind w:left="0" w:right="0" w:firstLine="0"/>
-        <w:jc w:val="left"/>
-        <w:rPr>
-          <w:rFonts w:ascii="Malgun Gothic" w:cs="Malgun Gothic" w:eastAsia="Malgun Gothic" w:hAnsi="Malgun Gothic"/>
-          <w:b w:val="0"/>
-          <w:bCs w:val="0"/>
-          <w:i w:val="0"/>
-          <w:iCs w:val="0"/>
-          <w:color w:val="000000"/>
-          <w:sz w:val="20"/>
-          <w:szCs w:val="20"/>
-          <w:u w:val="none"/>
-        </w:rPr>
-      </w:pPr>
-      <w:r>
-        <w:rPr>
-          <w:rFonts w:ascii="Malgun Gothic" w:cs="Malgun Gothic" w:eastAsia="Malgun Gothic" w:hAnsi="Malgun Gothic"/>
-          <w:b w:val="0"/>
-          <w:bCs w:val="0"/>
-          <w:i w:val="0"/>
-          <w:iCs w:val="0"/>
-          <w:color w:val="000000"/>
-          <w:sz w:val="20"/>
-          <w:szCs w:val="20"/>
-          <w:u w:val="none"/>
-        </w:rPr>
-        <w:t>When I saw those businesses doing well, it made me happy.</w:t>
-      </w:r>
-    </w:p>
-    <w:p>
-      <w:pPr>
-        <w:spacing w:after="0" w:before="0" w:line="240" w:lineRule="auto"/>
-        <w:ind w:left="0" w:right="0" w:firstLine="0"/>
-        <w:jc w:val="left"/>
-        <w:rPr>
-          <w:rFonts w:ascii="Malgun Gothic" w:cs="Malgun Gothic" w:eastAsia="Malgun Gothic" w:hAnsi="Malgun Gothic"/>
-          <w:b w:val="0"/>
-          <w:bCs w:val="0"/>
-          <w:i w:val="0"/>
-          <w:iCs w:val="0"/>
-          <w:color w:val="000000"/>
-          <w:sz w:val="20"/>
-          <w:szCs w:val="20"/>
-          <w:u w:val="none"/>
-        </w:rPr>
-      </w:pPr>
-    </w:p>
-    <w:p>
-      <w:pPr>
-        <w:spacing w:after="0" w:before="0" w:line="240" w:lineRule="auto"/>
-        <w:ind w:left="0" w:right="0" w:firstLine="0"/>
-        <w:jc w:val="left"/>
-        <w:rPr>
-          <w:rFonts w:ascii="Malgun Gothic" w:cs="Malgun Gothic" w:eastAsia="Malgun Gothic" w:hAnsi="Malgun Gothic"/>
-          <w:b w:val="0"/>
-          <w:bCs w:val="0"/>
-          <w:i w:val="0"/>
-          <w:iCs w:val="0"/>
-          <w:color w:val="000000"/>
-          <w:sz w:val="20"/>
-          <w:szCs w:val="20"/>
-          <w:u w:val="none"/>
-        </w:rPr>
-      </w:pPr>
-      <w:r>
-        <w:rPr>
-          <w:rFonts w:ascii="Malgun Gothic" w:cs="Malgun Gothic" w:eastAsia="Malgun Gothic" w:hAnsi="Malgun Gothic"/>
-          <w:b w:val="0"/>
-          <w:bCs w:val="0"/>
-          <w:i w:val="0"/>
-          <w:iCs w:val="0"/>
-          <w:color w:val="000000"/>
-          <w:sz w:val="20"/>
-          <w:szCs w:val="20"/>
-          <w:u w:val="none"/>
-        </w:rPr>
-        <w:t>Some people feel jealous when they see someone else succeed.</w:t>
-      </w:r>
-    </w:p>
-    <w:p>
-      <w:pPr>
-        <w:spacing w:after="0" w:before="0" w:line="240" w:lineRule="auto"/>
-        <w:ind w:left="0" w:right="0" w:firstLine="0"/>
-        <w:jc w:val="left"/>
-        <w:rPr>
-          <w:rFonts w:ascii="Malgun Gothic" w:cs="Malgun Gothic" w:eastAsia="Malgun Gothic" w:hAnsi="Malgun Gothic"/>
-          <w:b w:val="0"/>
-          <w:bCs w:val="0"/>
-          <w:i w:val="0"/>
-          <w:iCs w:val="0"/>
-          <w:color w:val="000000"/>
-          <w:sz w:val="20"/>
-          <w:szCs w:val="20"/>
-          <w:u w:val="none"/>
-        </w:rPr>
-      </w:pPr>
-    </w:p>
-    <w:p>
-      <w:pPr>
-        <w:spacing w:after="0" w:before="0" w:line="240" w:lineRule="auto"/>
-        <w:ind w:left="0" w:right="0" w:firstLine="0"/>
-        <w:jc w:val="left"/>
-        <w:rPr>
-          <w:rFonts w:ascii="Malgun Gothic" w:cs="Malgun Gothic" w:eastAsia="Malgun Gothic" w:hAnsi="Malgun Gothic"/>
-          <w:b w:val="0"/>
-          <w:bCs w:val="0"/>
-          <w:i w:val="0"/>
-          <w:iCs w:val="0"/>
-          <w:color w:val="000000"/>
-          <w:sz w:val="20"/>
-          <w:szCs w:val="20"/>
-          <w:u w:val="none"/>
-        </w:rPr>
-      </w:pPr>
-      <w:r>
-        <w:rPr>
-          <w:rFonts w:ascii="Malgun Gothic" w:cs="Malgun Gothic" w:eastAsia="Malgun Gothic" w:hAnsi="Malgun Gothic"/>
-          <w:b w:val="0"/>
-          <w:bCs w:val="0"/>
-          <w:i w:val="0"/>
-          <w:iCs w:val="0"/>
-          <w:color w:val="000000"/>
-          <w:sz w:val="20"/>
-          <w:szCs w:val="20"/>
-          <w:u w:val="none"/>
-        </w:rPr>
-        <w:t>But I look for people who can be happy for others' success.</w:t>
-      </w:r>
-    </w:p>
-    <w:p>
-      <w:pPr>
-        <w:spacing w:after="0" w:before="0" w:line="240" w:lineRule="auto"/>
-        <w:ind w:left="0" w:right="0" w:firstLine="0"/>
-        <w:jc w:val="left"/>
-        <w:rPr>
-          <w:rFonts w:ascii="Malgun Gothic" w:cs="Malgun Gothic" w:eastAsia="Malgun Gothic" w:hAnsi="Malgun Gothic"/>
-          <w:b w:val="0"/>
-          <w:bCs w:val="0"/>
-          <w:i w:val="0"/>
-          <w:iCs w:val="0"/>
-          <w:color w:val="000000"/>
-          <w:sz w:val="20"/>
-          <w:szCs w:val="20"/>
-          <w:u w:val="none"/>
-        </w:rPr>
-      </w:pPr>
-    </w:p>
-    <w:p>
-      <w:pPr>
-        <w:spacing w:after="0" w:before="0" w:line="240" w:lineRule="auto"/>
-        <w:ind w:left="0" w:right="0" w:firstLine="0"/>
-        <w:jc w:val="left"/>
-        <w:rPr>
-          <w:rFonts w:ascii="Malgun Gothic" w:cs="Malgun Gothic" w:eastAsia="Malgun Gothic" w:hAnsi="Malgun Gothic"/>
-          <w:b w:val="0"/>
-          <w:bCs w:val="0"/>
-          <w:i w:val="0"/>
-          <w:iCs w:val="0"/>
-          <w:color w:val="000000"/>
-          <w:sz w:val="20"/>
-          <w:szCs w:val="20"/>
-          <w:u w:val="none"/>
-        </w:rPr>
-      </w:pPr>
-      <w:r>
-        <w:rPr>
-          <w:rFonts w:ascii="Malgun Gothic" w:cs="Malgun Gothic" w:eastAsia="Malgun Gothic" w:hAnsi="Malgun Gothic"/>
-          <w:b w:val="0"/>
-          <w:bCs w:val="0"/>
-          <w:i w:val="0"/>
-          <w:iCs w:val="0"/>
-          <w:color w:val="000000"/>
-          <w:sz w:val="20"/>
-          <w:szCs w:val="20"/>
-          <w:u w:val="none"/>
-        </w:rPr>
-        <w:t>So when I pick people, that attitude matters more than intelligence.</w:t>
+        <w:t xml:space="preserve">This is exactly what he says in the video. Listen first, then read it aloud.</w:t>
+      </w:r>
+    </w:p>
+    <w:p>
+      <w:pPr>
+        <w:spacing w:after="0" w:before="0" w:line="240" w:lineRule="auto"/>
+        <w:ind w:left="0" w:right="0" w:firstLine="0"/>
+        <w:jc w:val="left"/>
+        <w:rPr>
+          <w:rFonts w:ascii="Malgun Gothic" w:cs="Malgun Gothic" w:eastAsia="Malgun Gothic" w:hAnsi="Malgun Gothic"/>
+          <w:b w:val="0"/>
+          <w:bCs w:val="0"/>
+          <w:i w:val="0"/>
+          <w:iCs w:val="0"/>
+          <w:color w:val="000000"/>
+          <w:sz w:val="20"/>
+          <w:szCs w:val="20"/>
+          <w:u w:val="none"/>
+        </w:rPr>
+      </w:pPr>
+    </w:p>
+    <w:p>
+      <w:pPr>
+        <w:spacing w:after="0" w:before="0" w:line="240" w:lineRule="auto"/>
+        <w:ind w:left="0" w:right="0" w:firstLine="0"/>
+        <w:jc w:val="left"/>
+        <w:rPr>
+          <w:rFonts w:ascii="Malgun Gothic" w:cs="Malgun Gothic" w:eastAsia="Malgun Gothic" w:hAnsi="Malgun Gothic"/>
+          <w:b w:val="0"/>
+          <w:bCs w:val="0"/>
+          <w:i w:val="0"/>
+          <w:iCs w:val="0"/>
+          <w:color w:val="000000"/>
+          <w:sz w:val="20"/>
+          <w:szCs w:val="20"/>
+          <w:u w:val="none"/>
+        </w:rPr>
+      </w:pPr>
+      <w:r>
+        <w:rPr>
+          <w:rFonts w:ascii="Malgun Gothic" w:cs="Malgun Gothic" w:eastAsia="Malgun Gothic" w:hAnsi="Malgun Gothic"/>
+          <w:b w:val="0"/>
+          <w:bCs w:val="0"/>
+          <w:i w:val="0"/>
+          <w:iCs w:val="0"/>
+          <w:color w:val="000000"/>
+          <w:sz w:val="20"/>
+          <w:szCs w:val="20"/>
+          <w:u w:val="none"/>
+        </w:rPr>
+        <w:t xml:space="preserve">Intelligence is a commodity. It's available everywhere.</w:t>
+      </w:r>
+    </w:p>
+    <w:p>
+      <w:pPr>
+        <w:spacing w:after="0" w:before="0" w:line="240" w:lineRule="auto"/>
+        <w:ind w:left="0" w:right="0" w:firstLine="0"/>
+        <w:jc w:val="left"/>
+        <w:rPr>
+          <w:rFonts w:ascii="Malgun Gothic" w:cs="Malgun Gothic" w:eastAsia="Malgun Gothic" w:hAnsi="Malgun Gothic"/>
+          <w:b w:val="0"/>
+          <w:bCs w:val="0"/>
+          <w:i w:val="0"/>
+          <w:iCs w:val="0"/>
+          <w:color w:val="000000"/>
+          <w:sz w:val="20"/>
+          <w:szCs w:val="20"/>
+          <w:u w:val="none"/>
+        </w:rPr>
+      </w:pPr>
+    </w:p>
+    <w:p>
+      <w:pPr>
+        <w:spacing w:after="0" w:before="0" w:line="240" w:lineRule="auto"/>
+        <w:ind w:left="0" w:right="0" w:firstLine="0"/>
+        <w:jc w:val="left"/>
+        <w:rPr>
+          <w:rFonts w:ascii="Malgun Gothic" w:cs="Malgun Gothic" w:eastAsia="Malgun Gothic" w:hAnsi="Malgun Gothic"/>
+          <w:b w:val="0"/>
+          <w:bCs w:val="0"/>
+          <w:i w:val="0"/>
+          <w:iCs w:val="0"/>
+          <w:color w:val="000000"/>
+          <w:sz w:val="20"/>
+          <w:szCs w:val="20"/>
+          <w:u w:val="none"/>
+        </w:rPr>
+      </w:pPr>
+      <w:r>
+        <w:rPr>
+          <w:rFonts w:ascii="Malgun Gothic" w:cs="Malgun Gothic" w:eastAsia="Malgun Gothic" w:hAnsi="Malgun Gothic"/>
+          <w:b w:val="0"/>
+          <w:bCs w:val="0"/>
+          <w:i w:val="0"/>
+          <w:iCs w:val="0"/>
+          <w:color w:val="000000"/>
+          <w:sz w:val="20"/>
+          <w:szCs w:val="20"/>
+          <w:u w:val="none"/>
+        </w:rPr>
+        <w:t xml:space="preserve">And now we have artificial intelligence. It's a commodity. It's okay.</w:t>
+      </w:r>
+    </w:p>
+    <w:p>
+      <w:pPr>
+        <w:spacing w:after="0" w:before="0" w:line="240" w:lineRule="auto"/>
+        <w:ind w:left="0" w:right="0" w:firstLine="0"/>
+        <w:jc w:val="left"/>
+        <w:rPr>
+          <w:rFonts w:ascii="Malgun Gothic" w:cs="Malgun Gothic" w:eastAsia="Malgun Gothic" w:hAnsi="Malgun Gothic"/>
+          <w:b w:val="0"/>
+          <w:bCs w:val="0"/>
+          <w:i w:val="0"/>
+          <w:iCs w:val="0"/>
+          <w:color w:val="000000"/>
+          <w:sz w:val="20"/>
+          <w:szCs w:val="20"/>
+          <w:u w:val="none"/>
+        </w:rPr>
+      </w:pPr>
+    </w:p>
+    <w:p>
+      <w:pPr>
+        <w:spacing w:after="0" w:before="0" w:line="240" w:lineRule="auto"/>
+        <w:ind w:left="0" w:right="0" w:firstLine="0"/>
+        <w:jc w:val="left"/>
+        <w:rPr>
+          <w:rFonts w:ascii="Malgun Gothic" w:cs="Malgun Gothic" w:eastAsia="Malgun Gothic" w:hAnsi="Malgun Gothic"/>
+          <w:b w:val="0"/>
+          <w:bCs w:val="0"/>
+          <w:i w:val="0"/>
+          <w:iCs w:val="0"/>
+          <w:color w:val="000000"/>
+          <w:sz w:val="20"/>
+          <w:szCs w:val="20"/>
+          <w:u w:val="none"/>
+        </w:rPr>
+      </w:pPr>
+      <w:r>
+        <w:rPr>
+          <w:rFonts w:ascii="Malgun Gothic" w:cs="Malgun Gothic" w:eastAsia="Malgun Gothic" w:hAnsi="Malgun Gothic"/>
+          <w:b w:val="0"/>
+          <w:bCs w:val="0"/>
+          <w:i w:val="0"/>
+          <w:iCs w:val="0"/>
+          <w:color w:val="000000"/>
+          <w:sz w:val="20"/>
+          <w:szCs w:val="20"/>
+          <w:u w:val="none"/>
+        </w:rPr>
+        <w:t xml:space="preserve">Human character is special. Character is special.</w:t>
+      </w:r>
+    </w:p>
+    <w:p>
+      <w:pPr>
+        <w:spacing w:after="0" w:before="0" w:line="240" w:lineRule="auto"/>
+        <w:ind w:left="0" w:right="0" w:firstLine="0"/>
+        <w:jc w:val="left"/>
+        <w:rPr>
+          <w:rFonts w:ascii="Malgun Gothic" w:cs="Malgun Gothic" w:eastAsia="Malgun Gothic" w:hAnsi="Malgun Gothic"/>
+          <w:b w:val="0"/>
+          <w:bCs w:val="0"/>
+          <w:i w:val="0"/>
+          <w:iCs w:val="0"/>
+          <w:color w:val="000000"/>
+          <w:sz w:val="20"/>
+          <w:szCs w:val="20"/>
+          <w:u w:val="none"/>
+        </w:rPr>
+      </w:pPr>
+    </w:p>
+    <w:p>
+      <w:pPr>
+        <w:spacing w:after="0" w:before="0" w:line="240" w:lineRule="auto"/>
+        <w:ind w:left="0" w:right="0" w:firstLine="0"/>
+        <w:jc w:val="left"/>
+        <w:rPr>
+          <w:rFonts w:ascii="Malgun Gothic" w:cs="Malgun Gothic" w:eastAsia="Malgun Gothic" w:hAnsi="Malgun Gothic"/>
+          <w:b w:val="0"/>
+          <w:bCs w:val="0"/>
+          <w:i w:val="0"/>
+          <w:iCs w:val="0"/>
+          <w:color w:val="000000"/>
+          <w:sz w:val="20"/>
+          <w:szCs w:val="20"/>
+          <w:u w:val="none"/>
+        </w:rPr>
+      </w:pPr>
+      <w:r>
+        <w:rPr>
+          <w:rFonts w:ascii="Malgun Gothic" w:cs="Malgun Gothic" w:eastAsia="Malgun Gothic" w:hAnsi="Malgun Gothic"/>
+          <w:b w:val="0"/>
+          <w:bCs w:val="0"/>
+          <w:i w:val="0"/>
+          <w:iCs w:val="0"/>
+          <w:color w:val="000000"/>
+          <w:sz w:val="20"/>
+          <w:szCs w:val="20"/>
+          <w:u w:val="none"/>
+        </w:rPr>
+        <w:t xml:space="preserve">You want to look for someone who has generosity.</w:t>
+      </w:r>
+    </w:p>
+    <w:p>
+      <w:pPr>
+        <w:spacing w:after="0" w:before="0" w:line="240" w:lineRule="auto"/>
+        <w:ind w:left="0" w:right="0" w:firstLine="0"/>
+        <w:jc w:val="left"/>
+        <w:rPr>
+          <w:rFonts w:ascii="Malgun Gothic" w:cs="Malgun Gothic" w:eastAsia="Malgun Gothic" w:hAnsi="Malgun Gothic"/>
+          <w:b w:val="0"/>
+          <w:bCs w:val="0"/>
+          <w:i w:val="0"/>
+          <w:iCs w:val="0"/>
+          <w:color w:val="000000"/>
+          <w:sz w:val="20"/>
+          <w:szCs w:val="20"/>
+          <w:u w:val="none"/>
+        </w:rPr>
+      </w:pPr>
+    </w:p>
+    <w:p>
+      <w:pPr>
+        <w:spacing w:after="0" w:before="0" w:line="240" w:lineRule="auto"/>
+        <w:ind w:left="0" w:right="0" w:firstLine="0"/>
+        <w:jc w:val="left"/>
+        <w:rPr>
+          <w:rFonts w:ascii="Malgun Gothic" w:cs="Malgun Gothic" w:eastAsia="Malgun Gothic" w:hAnsi="Malgun Gothic"/>
+          <w:b w:val="0"/>
+          <w:bCs w:val="0"/>
+          <w:i w:val="0"/>
+          <w:iCs w:val="0"/>
+          <w:color w:val="000000"/>
+          <w:sz w:val="20"/>
+          <w:szCs w:val="20"/>
+          <w:u w:val="none"/>
+        </w:rPr>
+      </w:pPr>
+      <w:r>
+        <w:rPr>
+          <w:rFonts w:ascii="Malgun Gothic" w:cs="Malgun Gothic" w:eastAsia="Malgun Gothic" w:hAnsi="Malgun Gothic"/>
+          <w:b w:val="0"/>
+          <w:bCs w:val="0"/>
+          <w:i w:val="0"/>
+          <w:iCs w:val="0"/>
+          <w:color w:val="000000"/>
+          <w:sz w:val="20"/>
+          <w:szCs w:val="20"/>
+          <w:u w:val="none"/>
+        </w:rPr>
+        <w:t xml:space="preserve">I want you to succeed. I want you to succeed. That's generosity.</w:t>
+      </w:r>
+    </w:p>
+    <w:p>
+      <w:pPr>
+        <w:spacing w:after="0" w:before="0" w:line="240" w:lineRule="auto"/>
+        <w:ind w:left="0" w:right="0" w:firstLine="0"/>
+        <w:jc w:val="left"/>
+        <w:rPr>
+          <w:rFonts w:ascii="Malgun Gothic" w:cs="Malgun Gothic" w:eastAsia="Malgun Gothic" w:hAnsi="Malgun Gothic"/>
+          <w:b w:val="0"/>
+          <w:bCs w:val="0"/>
+          <w:i w:val="0"/>
+          <w:iCs w:val="0"/>
+          <w:color w:val="000000"/>
+          <w:sz w:val="20"/>
+          <w:szCs w:val="20"/>
+          <w:u w:val="none"/>
+        </w:rPr>
+      </w:pPr>
+    </w:p>
+    <w:p>
+      <w:pPr>
+        <w:spacing w:after="0" w:before="0" w:line="240" w:lineRule="auto"/>
+        <w:ind w:left="0" w:right="0" w:firstLine="0"/>
+        <w:jc w:val="left"/>
+        <w:rPr>
+          <w:rFonts w:ascii="Malgun Gothic" w:cs="Malgun Gothic" w:eastAsia="Malgun Gothic" w:hAnsi="Malgun Gothic"/>
+          <w:b w:val="0"/>
+          <w:bCs w:val="0"/>
+          <w:i w:val="0"/>
+          <w:iCs w:val="0"/>
+          <w:color w:val="000000"/>
+          <w:sz w:val="20"/>
+          <w:szCs w:val="20"/>
+          <w:u w:val="none"/>
+        </w:rPr>
+      </w:pPr>
+      <w:r>
+        <w:rPr>
+          <w:rFonts w:ascii="Malgun Gothic" w:cs="Malgun Gothic" w:eastAsia="Malgun Gothic" w:hAnsi="Malgun Gothic"/>
+          <w:b w:val="0"/>
+          <w:bCs w:val="0"/>
+          <w:i w:val="0"/>
+          <w:iCs w:val="0"/>
+          <w:color w:val="000000"/>
+          <w:sz w:val="20"/>
+          <w:szCs w:val="20"/>
+          <w:u w:val="none"/>
+        </w:rPr>
+        <w:t xml:space="preserve">Some people, when somebody else succeed, they feel bad.</w:t>
+      </w:r>
+    </w:p>
+    <w:p>
+      <w:pPr>
+        <w:spacing w:after="0" w:before="0" w:line="240" w:lineRule="auto"/>
+        <w:ind w:left="0" w:right="0" w:firstLine="0"/>
+        <w:jc w:val="left"/>
+        <w:rPr>
+          <w:rFonts w:ascii="Malgun Gothic" w:cs="Malgun Gothic" w:eastAsia="Malgun Gothic" w:hAnsi="Malgun Gothic"/>
+          <w:b w:val="0"/>
+          <w:bCs w:val="0"/>
+          <w:i w:val="0"/>
+          <w:iCs w:val="0"/>
+          <w:color w:val="000000"/>
+          <w:sz w:val="20"/>
+          <w:szCs w:val="20"/>
+          <w:u w:val="none"/>
+        </w:rPr>
+      </w:pPr>
+    </w:p>
+    <w:p>
+      <w:pPr>
+        <w:spacing w:after="0" w:before="0" w:line="240" w:lineRule="auto"/>
+        <w:ind w:left="0" w:right="0" w:firstLine="0"/>
+        <w:jc w:val="left"/>
+        <w:rPr>
+          <w:rFonts w:ascii="Malgun Gothic" w:cs="Malgun Gothic" w:eastAsia="Malgun Gothic" w:hAnsi="Malgun Gothic"/>
+          <w:b w:val="0"/>
+          <w:bCs w:val="0"/>
+          <w:i w:val="0"/>
+          <w:iCs w:val="0"/>
+          <w:color w:val="000000"/>
+          <w:sz w:val="20"/>
+          <w:szCs w:val="20"/>
+          <w:u w:val="none"/>
+        </w:rPr>
+      </w:pPr>
+      <w:r>
+        <w:rPr>
+          <w:rFonts w:ascii="Malgun Gothic" w:cs="Malgun Gothic" w:eastAsia="Malgun Gothic" w:hAnsi="Malgun Gothic"/>
+          <w:b w:val="0"/>
+          <w:bCs w:val="0"/>
+          <w:i w:val="0"/>
+          <w:iCs w:val="0"/>
+          <w:color w:val="000000"/>
+          <w:sz w:val="20"/>
+          <w:szCs w:val="20"/>
+          <w:u w:val="none"/>
+        </w:rPr>
+        <w:t xml:space="preserve">When somebody else succeed — maybe it's a restaurant, a barbecue restaurant last night, or a Korean fried chicken restaurant last night — when they succeed and their business is doing so well, it makes me happy.</w:t>
+      </w:r>
+    </w:p>
+    <w:p>
+      <w:pPr>
+        <w:spacing w:after="0" w:before="0" w:line="240" w:lineRule="auto"/>
+        <w:ind w:left="0" w:right="0" w:firstLine="0"/>
+        <w:jc w:val="left"/>
+        <w:rPr>
+          <w:rFonts w:ascii="Malgun Gothic" w:cs="Malgun Gothic" w:eastAsia="Malgun Gothic" w:hAnsi="Malgun Gothic"/>
+          <w:b w:val="0"/>
+          <w:bCs w:val="0"/>
+          <w:i w:val="0"/>
+          <w:iCs w:val="0"/>
+          <w:color w:val="000000"/>
+          <w:sz w:val="20"/>
+          <w:szCs w:val="20"/>
+          <w:u w:val="none"/>
+        </w:rPr>
+      </w:pPr>
+    </w:p>
+    <w:p>
+      <w:pPr>
+        <w:spacing w:after="0" w:before="0" w:line="240" w:lineRule="auto"/>
+        <w:ind w:left="0" w:right="0" w:firstLine="0"/>
+        <w:jc w:val="left"/>
+        <w:rPr>
+          <w:rFonts w:ascii="Malgun Gothic" w:cs="Malgun Gothic" w:eastAsia="Malgun Gothic" w:hAnsi="Malgun Gothic"/>
+          <w:b w:val="0"/>
+          <w:bCs w:val="0"/>
+          <w:i w:val="0"/>
+          <w:iCs w:val="0"/>
+          <w:color w:val="000000"/>
+          <w:sz w:val="20"/>
+          <w:szCs w:val="20"/>
+          <w:u w:val="none"/>
+        </w:rPr>
+      </w:pPr>
+      <w:r>
+        <w:rPr>
+          <w:rFonts w:ascii="Malgun Gothic" w:cs="Malgun Gothic" w:eastAsia="Malgun Gothic" w:hAnsi="Malgun Gothic"/>
+          <w:b w:val="0"/>
+          <w:bCs w:val="0"/>
+          <w:i w:val="0"/>
+          <w:iCs w:val="0"/>
+          <w:color w:val="000000"/>
+          <w:sz w:val="20"/>
+          <w:szCs w:val="20"/>
+          <w:u w:val="none"/>
+        </w:rPr>
+        <w:t xml:space="preserve">I'm happy for them. I'm happy for other people to succeed.</w:t>
+      </w:r>
+    </w:p>
+    <w:p>
+      <w:pPr>
+        <w:spacing w:after="0" w:before="0" w:line="240" w:lineRule="auto"/>
+        <w:ind w:left="0" w:right="0" w:firstLine="0"/>
+        <w:jc w:val="left"/>
+        <w:rPr>
+          <w:rFonts w:ascii="Malgun Gothic" w:cs="Malgun Gothic" w:eastAsia="Malgun Gothic" w:hAnsi="Malgun Gothic"/>
+          <w:b w:val="0"/>
+          <w:bCs w:val="0"/>
+          <w:i w:val="0"/>
+          <w:iCs w:val="0"/>
+          <w:color w:val="000000"/>
+          <w:sz w:val="20"/>
+          <w:szCs w:val="20"/>
+          <w:u w:val="none"/>
+        </w:rPr>
+      </w:pPr>
+    </w:p>
+    <w:p>
+      <w:pPr>
+        <w:spacing w:after="0" w:before="0" w:line="240" w:lineRule="auto"/>
+        <w:ind w:left="0" w:right="0" w:firstLine="0"/>
+        <w:jc w:val="left"/>
+        <w:rPr>
+          <w:rFonts w:ascii="Malgun Gothic" w:cs="Malgun Gothic" w:eastAsia="Malgun Gothic" w:hAnsi="Malgun Gothic"/>
+          <w:b w:val="0"/>
+          <w:bCs w:val="0"/>
+          <w:i w:val="0"/>
+          <w:iCs w:val="0"/>
+          <w:color w:val="000000"/>
+          <w:sz w:val="20"/>
+          <w:szCs w:val="20"/>
+          <w:u w:val="none"/>
+        </w:rPr>
+      </w:pPr>
+      <w:r>
+        <w:rPr>
+          <w:rFonts w:ascii="Malgun Gothic" w:cs="Malgun Gothic" w:eastAsia="Malgun Gothic" w:hAnsi="Malgun Gothic"/>
+          <w:b w:val="0"/>
+          <w:bCs w:val="0"/>
+          <w:i w:val="0"/>
+          <w:iCs w:val="0"/>
+          <w:color w:val="000000"/>
+          <w:sz w:val="20"/>
+          <w:szCs w:val="20"/>
+          <w:u w:val="none"/>
+        </w:rPr>
+        <w:t xml:space="preserve">And so you want to — you want to find people who have true generosity, true kindness. That is genuinely valuable.</w:t>
       </w:r>
     </w:p>
     <w:p>
@@ -909,1473 +959,8 @@
           <w:szCs w:val="16"/>
           <w:u w:val="none"/>
         </w:rPr>
-        <w:t>000님 session 00</w:t>
-      </w:r>
-    </w:p>
-    <w:p>
-      <w:pPr>
-        <w:spacing w:after="0" w:before="0" w:line="240" w:lineRule="auto"/>
-        <w:ind w:left="0" w:right="0" w:firstLine="0"/>
-        <w:jc w:val="center"/>
-        <w:rPr>
-          <w:rFonts w:ascii="Malgun Gothic" w:cs="Malgun Gothic" w:eastAsia="Malgun Gothic" w:hAnsi="Malgun Gothic"/>
-          <w:b w:val="0"/>
-          <w:bCs w:val="0"/>
-          <w:i w:val="0"/>
-          <w:iCs w:val="0"/>
-          <w:color w:val="000000"/>
-          <w:sz w:val="20"/>
-          <w:szCs w:val="20"/>
-          <w:u w:val="none"/>
-        </w:rPr>
-      </w:pPr>
-      <w:r>
-        <w:rPr>
-          <w:rFonts w:ascii="Malgun Gothic" w:cs="Malgun Gothic" w:eastAsia="Malgun Gothic" w:hAnsi="Malgun Gothic"/>
-          <w:b w:val="1"/>
-          <w:bCs w:val="1"/>
-          <w:i w:val="0"/>
-          <w:iCs w:val="0"/>
-          <w:color w:val="000000"/>
-          <w:sz w:val="40"/>
-          <w:szCs w:val="40"/>
-          <w:u w:val="none"/>
-        </w:rPr>
-        <w:t>Useful Expressions</w:t>
-      </w:r>
-    </w:p>
-    <w:p>
-      <w:pPr>
-        <w:spacing w:after="0" w:before="0" w:line="240" w:lineRule="auto"/>
-        <w:ind w:left="0" w:right="0" w:firstLine="0"/>
-        <w:jc w:val="left"/>
-        <w:rPr>
-          <w:rFonts w:ascii="Malgun Gothic" w:cs="Malgun Gothic" w:eastAsia="Malgun Gothic" w:hAnsi="Malgun Gothic"/>
-          <w:b w:val="0"/>
-          <w:bCs w:val="0"/>
-          <w:i w:val="0"/>
-          <w:iCs w:val="0"/>
-          <w:color w:val="000000"/>
-          <w:sz w:val="20"/>
-          <w:szCs w:val="20"/>
-          <w:u w:val="none"/>
-        </w:rPr>
-      </w:pPr>
-    </w:p>
-    <w:p>
-      <w:pPr>
-        <w:spacing w:after="0" w:before="0" w:line="240" w:lineRule="auto"/>
-        <w:ind w:left="0" w:right="0" w:firstLine="0"/>
-        <w:jc w:val="center"/>
-        <w:rPr>
-          <w:rFonts w:ascii="Malgun Gothic" w:cs="Malgun Gothic" w:eastAsia="Malgun Gothic" w:hAnsi="Malgun Gothic"/>
-          <w:b w:val="0"/>
-          <w:bCs w:val="0"/>
-          <w:i w:val="0"/>
-          <w:iCs w:val="0"/>
-          <w:color w:val="000000"/>
-          <w:sz w:val="20"/>
-          <w:szCs w:val="20"/>
-          <w:u w:val="none"/>
-        </w:rPr>
-      </w:pPr>
-      <w:r>
-        <w:rPr>
-          <w:rFonts w:ascii="Malgun Gothic" w:cs="Malgun Gothic" w:eastAsia="Malgun Gothic" w:hAnsi="Malgun Gothic"/>
-          <w:b w:val="1"/>
-          <w:bCs w:val="1"/>
-          <w:i w:val="0"/>
-          <w:iCs w:val="0"/>
-          <w:color w:val="4472c4"/>
-          <w:sz w:val="22"/>
-          <w:szCs w:val="22"/>
-          <w:u w:val="none"/>
-        </w:rPr>
-        <w:t>a common commodity</w:t>
-      </w:r>
-    </w:p>
-    <w:p>
-      <w:pPr>
-        <w:spacing w:after="0" w:before="0" w:line="240" w:lineRule="auto"/>
-        <w:ind w:left="0" w:right="0" w:firstLine="0"/>
-        <w:jc w:val="left"/>
-        <w:rPr>
-          <w:rFonts w:ascii="Malgun Gothic" w:cs="Malgun Gothic" w:eastAsia="Malgun Gothic" w:hAnsi="Malgun Gothic"/>
-          <w:b w:val="0"/>
-          <w:bCs w:val="0"/>
-          <w:i w:val="0"/>
-          <w:iCs w:val="0"/>
-          <w:color w:val="000000"/>
-          <w:sz w:val="20"/>
-          <w:szCs w:val="20"/>
-          <w:u w:val="none"/>
-        </w:rPr>
-      </w:pPr>
-      <w:r>
-        <w:rPr>
-          <w:rFonts w:ascii="Malgun Gothic" w:cs="Malgun Gothic" w:eastAsia="Malgun Gothic" w:hAnsi="Malgun Gothic"/>
-          <w:b w:val="0"/>
-          <w:bCs w:val="0"/>
-          <w:i w:val="0"/>
-          <w:iCs w:val="0"/>
-          <w:color w:val="505050"/>
-          <w:sz w:val="18"/>
-          <w:szCs w:val="18"/>
-          <w:u w:val="none"/>
-        </w:rPr>
-        <w:t xml:space="preserve">something that is very common now — nothing special</w:t>
-      </w:r>
-    </w:p>
-    <w:p>
-      <w:pPr>
-        <w:spacing w:after="0" w:before="0" w:line="240" w:lineRule="auto"/>
-        <w:ind w:left="0" w:right="0" w:firstLine="0"/>
-        <w:jc w:val="left"/>
-        <w:rPr>
-          <w:rFonts w:ascii="Malgun Gothic" w:cs="Malgun Gothic" w:eastAsia="Malgun Gothic" w:hAnsi="Malgun Gothic"/>
-          <w:b w:val="0"/>
-          <w:bCs w:val="0"/>
-          <w:i w:val="0"/>
-          <w:iCs w:val="0"/>
-          <w:color w:val="000000"/>
-          <w:sz w:val="20"/>
-          <w:szCs w:val="20"/>
-          <w:u w:val="none"/>
-        </w:rPr>
-      </w:pPr>
-      <w:r>
-        <w:rPr>
-          <w:rFonts w:ascii="Malgun Gothic" w:cs="Malgun Gothic" w:eastAsia="Malgun Gothic" w:hAnsi="Malgun Gothic"/>
-          <w:b w:val="1"/>
-          <w:bCs w:val="1"/>
-          <w:i w:val="0"/>
-          <w:iCs w:val="0"/>
-          <w:color w:val="000000"/>
-          <w:sz w:val="20"/>
-          <w:szCs w:val="20"/>
-          <w:u w:val="none"/>
-        </w:rPr>
-        <w:t xml:space="preserve">+    </w:t>
-      </w:r>
-      <w:r>
-        <w:rPr>
-          <w:rFonts w:ascii="Malgun Gothic" w:cs="Malgun Gothic" w:eastAsia="Malgun Gothic" w:hAnsi="Malgun Gothic"/>
-          <w:b w:val="0"/>
-          <w:bCs w:val="0"/>
-          <w:i w:val="0"/>
-          <w:iCs w:val="0"/>
-          <w:color w:val="000000"/>
-          <w:sz w:val="20"/>
-          <w:szCs w:val="20"/>
-          <w:u w:val="none"/>
-        </w:rPr>
-        <w:t>common</w:t>
-      </w:r>
-    </w:p>
-    <w:p>
-      <w:pPr>
-        <w:spacing w:after="0" w:before="0" w:line="240" w:lineRule="auto"/>
-        <w:ind w:left="0" w:right="0" w:firstLine="0"/>
-        <w:jc w:val="left"/>
-        <w:rPr>
-          <w:rFonts w:ascii="Malgun Gothic" w:cs="Malgun Gothic" w:eastAsia="Malgun Gothic" w:hAnsi="Malgun Gothic"/>
-          <w:b w:val="0"/>
-          <w:bCs w:val="0"/>
-          <w:i w:val="0"/>
-          <w:iCs w:val="0"/>
-          <w:color w:val="000000"/>
-          <w:sz w:val="20"/>
-          <w:szCs w:val="20"/>
-          <w:u w:val="none"/>
-        </w:rPr>
-      </w:pPr>
-      <w:r>
-        <w:rPr>
-          <w:rFonts w:ascii="Malgun Gothic" w:cs="Malgun Gothic" w:eastAsia="Malgun Gothic" w:hAnsi="Malgun Gothic"/>
-          <w:b w:val="1"/>
-          <w:bCs w:val="1"/>
-          <w:i w:val="0"/>
-          <w:iCs w:val="0"/>
-          <w:color w:val="000000"/>
-          <w:sz w:val="20"/>
-          <w:szCs w:val="20"/>
-          <w:u w:val="none"/>
-        </w:rPr>
-        <w:t xml:space="preserve">+    </w:t>
-      </w:r>
-      <w:r>
-        <w:rPr>
-          <w:rFonts w:ascii="Malgun Gothic" w:cs="Malgun Gothic" w:eastAsia="Malgun Gothic" w:hAnsi="Malgun Gothic"/>
-          <w:b w:val="0"/>
-          <w:bCs w:val="0"/>
-          <w:i w:val="0"/>
-          <w:iCs w:val="0"/>
-          <w:color w:val="000000"/>
-          <w:sz w:val="20"/>
-          <w:szCs w:val="20"/>
-          <w:u w:val="none"/>
-        </w:rPr>
-        <w:t>ordinary</w:t>
-      </w:r>
-    </w:p>
-    <w:p>
-      <w:pPr>
-        <w:spacing w:after="0" w:before="0" w:line="240" w:lineRule="auto"/>
-        <w:ind w:left="0" w:right="0" w:firstLine="0"/>
-        <w:jc w:val="left"/>
-        <w:rPr>
-          <w:rFonts w:ascii="Malgun Gothic" w:cs="Malgun Gothic" w:eastAsia="Malgun Gothic" w:hAnsi="Malgun Gothic"/>
-          <w:b w:val="0"/>
-          <w:bCs w:val="0"/>
-          <w:i w:val="0"/>
-          <w:iCs w:val="0"/>
-          <w:color w:val="000000"/>
-          <w:sz w:val="20"/>
-          <w:szCs w:val="20"/>
-          <w:u w:val="none"/>
-        </w:rPr>
-      </w:pPr>
-      <w:r>
-        <w:rPr>
-          <w:rFonts w:ascii="Malgun Gothic" w:cs="Malgun Gothic" w:eastAsia="Malgun Gothic" w:hAnsi="Malgun Gothic"/>
-          <w:b w:val="1"/>
-          <w:bCs w:val="1"/>
-          <w:i w:val="0"/>
-          <w:iCs w:val="0"/>
-          <w:color w:val="000000"/>
-          <w:sz w:val="20"/>
-          <w:szCs w:val="20"/>
-          <w:u w:val="none"/>
-        </w:rPr>
-        <w:t xml:space="preserve">+    </w:t>
-      </w:r>
-      <w:r>
-        <w:rPr>
-          <w:rFonts w:ascii="Malgun Gothic" w:cs="Malgun Gothic" w:eastAsia="Malgun Gothic" w:hAnsi="Malgun Gothic"/>
-          <w:b w:val="0"/>
-          <w:bCs w:val="0"/>
-          <w:i w:val="0"/>
-          <w:iCs w:val="0"/>
-          <w:color w:val="000000"/>
-          <w:sz w:val="20"/>
-          <w:szCs w:val="20"/>
-          <w:u w:val="none"/>
-        </w:rPr>
-        <w:t>nothing special</w:t>
-      </w:r>
-    </w:p>
-    <w:p>
-      <w:pPr>
-        <w:spacing w:after="0" w:before="0" w:line="240" w:lineRule="auto"/>
-        <w:ind w:left="0" w:right="0" w:firstLine="0"/>
-        <w:jc w:val="left"/>
-        <w:rPr>
-          <w:rFonts w:ascii="Malgun Gothic" w:cs="Malgun Gothic" w:eastAsia="Malgun Gothic" w:hAnsi="Malgun Gothic"/>
-          <w:b w:val="0"/>
-          <w:bCs w:val="0"/>
-          <w:i w:val="0"/>
-          <w:iCs w:val="0"/>
-          <w:color w:val="000000"/>
-          <w:sz w:val="20"/>
-          <w:szCs w:val="20"/>
-          <w:u w:val="none"/>
-        </w:rPr>
-      </w:pPr>
-      <w:r>
-        <w:rPr>
-          <w:rFonts w:ascii="Malgun Gothic" w:cs="Malgun Gothic" w:eastAsia="Malgun Gothic" w:hAnsi="Malgun Gothic"/>
-          <w:b w:val="0"/>
-          <w:bCs w:val="0"/>
-          <w:i w:val="0"/>
-          <w:iCs w:val="0"/>
-          <w:color w:val="000000"/>
-          <w:sz w:val="20"/>
-          <w:szCs w:val="20"/>
-          <w:u w:val="none"/>
-        </w:rPr>
-        <w:t>Ex)  Good ideas are a common commodity these days — what matters is execution.</w:t>
-      </w:r>
-    </w:p>
-    <w:p>
-      <w:pPr>
-        <w:spacing w:after="0" w:before="0" w:line="240" w:lineRule="auto"/>
-        <w:ind w:left="0" w:right="0" w:firstLine="0"/>
-        <w:jc w:val="left"/>
-        <w:rPr>
-          <w:rFonts w:ascii="Malgun Gothic" w:cs="Malgun Gothic" w:eastAsia="Malgun Gothic" w:hAnsi="Malgun Gothic"/>
-          <w:b w:val="0"/>
-          <w:bCs w:val="0"/>
-          <w:i w:val="0"/>
-          <w:iCs w:val="0"/>
-          <w:color w:val="000000"/>
-          <w:sz w:val="20"/>
-          <w:szCs w:val="20"/>
-          <w:u w:val="none"/>
-        </w:rPr>
-      </w:pPr>
-    </w:p>
-    <w:p>
-      <w:pPr>
-        <w:spacing w:after="0" w:before="0" w:line="240" w:lineRule="auto"/>
-        <w:ind w:left="0" w:right="0" w:firstLine="0"/>
-        <w:jc w:val="center"/>
-        <w:rPr>
-          <w:rFonts w:ascii="Malgun Gothic" w:cs="Malgun Gothic" w:eastAsia="Malgun Gothic" w:hAnsi="Malgun Gothic"/>
-          <w:b w:val="0"/>
-          <w:bCs w:val="0"/>
-          <w:i w:val="0"/>
-          <w:iCs w:val="0"/>
-          <w:color w:val="000000"/>
-          <w:sz w:val="20"/>
-          <w:szCs w:val="20"/>
-          <w:u w:val="none"/>
-        </w:rPr>
-      </w:pPr>
-      <w:r>
-        <w:rPr>
-          <w:rFonts w:ascii="Malgun Gothic" w:cs="Malgun Gothic" w:eastAsia="Malgun Gothic" w:hAnsi="Malgun Gothic"/>
-          <w:b w:val="1"/>
-          <w:bCs w:val="1"/>
-          <w:i w:val="0"/>
-          <w:iCs w:val="0"/>
-          <w:color w:val="4472c4"/>
-          <w:sz w:val="22"/>
-          <w:szCs w:val="22"/>
-          <w:u w:val="none"/>
-        </w:rPr>
-        <w:t>on top of that</w:t>
-      </w:r>
-    </w:p>
-    <w:p>
-      <w:pPr>
-        <w:spacing w:after="0" w:before="0" w:line="240" w:lineRule="auto"/>
-        <w:ind w:left="0" w:right="0" w:firstLine="0"/>
-        <w:jc w:val="left"/>
-        <w:rPr>
-          <w:rFonts w:ascii="Malgun Gothic" w:cs="Malgun Gothic" w:eastAsia="Malgun Gothic" w:hAnsi="Malgun Gothic"/>
-          <w:b w:val="0"/>
-          <w:bCs w:val="0"/>
-          <w:i w:val="0"/>
-          <w:iCs w:val="0"/>
-          <w:color w:val="000000"/>
-          <w:sz w:val="20"/>
-          <w:szCs w:val="20"/>
-          <w:u w:val="none"/>
-        </w:rPr>
-      </w:pPr>
-      <w:r>
-        <w:rPr>
-          <w:rFonts w:ascii="Malgun Gothic" w:cs="Malgun Gothic" w:eastAsia="Malgun Gothic" w:hAnsi="Malgun Gothic"/>
-          <w:b w:val="0"/>
-          <w:bCs w:val="0"/>
-          <w:i w:val="0"/>
-          <w:iCs w:val="0"/>
-          <w:color w:val="505050"/>
-          <w:sz w:val="18"/>
-          <w:szCs w:val="18"/>
-          <w:u w:val="none"/>
-        </w:rPr>
-        <w:t xml:space="preserve">in addition; also</w:t>
-      </w:r>
-    </w:p>
-    <w:p>
-      <w:pPr>
-        <w:spacing w:after="0" w:before="0" w:line="240" w:lineRule="auto"/>
-        <w:ind w:left="0" w:right="0" w:firstLine="0"/>
-        <w:jc w:val="left"/>
-        <w:rPr>
-          <w:rFonts w:ascii="Malgun Gothic" w:cs="Malgun Gothic" w:eastAsia="Malgun Gothic" w:hAnsi="Malgun Gothic"/>
-          <w:b w:val="0"/>
-          <w:bCs w:val="0"/>
-          <w:i w:val="0"/>
-          <w:iCs w:val="0"/>
-          <w:color w:val="000000"/>
-          <w:sz w:val="20"/>
-          <w:szCs w:val="20"/>
-          <w:u w:val="none"/>
-        </w:rPr>
-      </w:pPr>
-      <w:r>
-        <w:rPr>
-          <w:rFonts w:ascii="Malgun Gothic" w:cs="Malgun Gothic" w:eastAsia="Malgun Gothic" w:hAnsi="Malgun Gothic"/>
-          <w:b w:val="1"/>
-          <w:bCs w:val="1"/>
-          <w:i w:val="0"/>
-          <w:iCs w:val="0"/>
-          <w:color w:val="000000"/>
-          <w:sz w:val="20"/>
-          <w:szCs w:val="20"/>
-          <w:u w:val="none"/>
-        </w:rPr>
-        <w:t xml:space="preserve">+    </w:t>
-      </w:r>
-      <w:r>
-        <w:rPr>
-          <w:rFonts w:ascii="Malgun Gothic" w:cs="Malgun Gothic" w:eastAsia="Malgun Gothic" w:hAnsi="Malgun Gothic"/>
-          <w:b w:val="0"/>
-          <w:bCs w:val="0"/>
-          <w:i w:val="0"/>
-          <w:iCs w:val="0"/>
-          <w:color w:val="000000"/>
-          <w:sz w:val="20"/>
-          <w:szCs w:val="20"/>
-          <w:u w:val="none"/>
-        </w:rPr>
-        <w:t>what's more</w:t>
-      </w:r>
-    </w:p>
-    <w:p>
-      <w:pPr>
-        <w:spacing w:after="0" w:before="0" w:line="240" w:lineRule="auto"/>
-        <w:ind w:left="0" w:right="0" w:firstLine="0"/>
-        <w:jc w:val="left"/>
-        <w:rPr>
-          <w:rFonts w:ascii="Malgun Gothic" w:cs="Malgun Gothic" w:eastAsia="Malgun Gothic" w:hAnsi="Malgun Gothic"/>
-          <w:b w:val="0"/>
-          <w:bCs w:val="0"/>
-          <w:i w:val="0"/>
-          <w:iCs w:val="0"/>
-          <w:color w:val="000000"/>
-          <w:sz w:val="20"/>
-          <w:szCs w:val="20"/>
-          <w:u w:val="none"/>
-        </w:rPr>
-      </w:pPr>
-      <w:r>
-        <w:rPr>
-          <w:rFonts w:ascii="Malgun Gothic" w:cs="Malgun Gothic" w:eastAsia="Malgun Gothic" w:hAnsi="Malgun Gothic"/>
-          <w:b w:val="1"/>
-          <w:bCs w:val="1"/>
-          <w:i w:val="0"/>
-          <w:iCs w:val="0"/>
-          <w:color w:val="000000"/>
-          <w:sz w:val="20"/>
-          <w:szCs w:val="20"/>
-          <w:u w:val="none"/>
-        </w:rPr>
-        <w:t xml:space="preserve">+    </w:t>
-      </w:r>
-      <w:r>
-        <w:rPr>
-          <w:rFonts w:ascii="Malgun Gothic" w:cs="Malgun Gothic" w:eastAsia="Malgun Gothic" w:hAnsi="Malgun Gothic"/>
-          <w:b w:val="0"/>
-          <w:bCs w:val="0"/>
-          <w:i w:val="0"/>
-          <w:iCs w:val="0"/>
-          <w:color w:val="000000"/>
-          <w:sz w:val="20"/>
-          <w:szCs w:val="20"/>
-          <w:u w:val="none"/>
-        </w:rPr>
-        <w:t>besides / plus</w:t>
-      </w:r>
-    </w:p>
-    <w:p>
-      <w:pPr>
-        <w:spacing w:after="0" w:before="0" w:line="240" w:lineRule="auto"/>
-        <w:ind w:left="0" w:right="0" w:firstLine="0"/>
-        <w:jc w:val="left"/>
-        <w:rPr>
-          <w:rFonts w:ascii="Malgun Gothic" w:cs="Malgun Gothic" w:eastAsia="Malgun Gothic" w:hAnsi="Malgun Gothic"/>
-          <w:b w:val="0"/>
-          <w:bCs w:val="0"/>
-          <w:i w:val="0"/>
-          <w:iCs w:val="0"/>
-          <w:color w:val="000000"/>
-          <w:sz w:val="20"/>
-          <w:szCs w:val="20"/>
-          <w:u w:val="none"/>
-        </w:rPr>
-      </w:pPr>
-      <w:r>
-        <w:rPr>
-          <w:rFonts w:ascii="Malgun Gothic" w:cs="Malgun Gothic" w:eastAsia="Malgun Gothic" w:hAnsi="Malgun Gothic"/>
-          <w:b w:val="0"/>
-          <w:bCs w:val="0"/>
-          <w:i w:val="0"/>
-          <w:iCs w:val="0"/>
-          <w:color w:val="000000"/>
-          <w:sz w:val="20"/>
-          <w:szCs w:val="20"/>
-          <w:u w:val="none"/>
-        </w:rPr>
-        <w:t>Ex)  The café is close to my office. On top of that, the coffee is really cheap.</w:t>
-      </w:r>
-    </w:p>
-    <w:p>
-      <w:pPr>
-        <w:spacing w:after="0" w:before="0" w:line="240" w:lineRule="auto"/>
-        <w:ind w:left="0" w:right="0" w:firstLine="0"/>
-        <w:jc w:val="left"/>
-        <w:rPr>
-          <w:rFonts w:ascii="Malgun Gothic" w:cs="Malgun Gothic" w:eastAsia="Malgun Gothic" w:hAnsi="Malgun Gothic"/>
-          <w:b w:val="0"/>
-          <w:bCs w:val="0"/>
-          <w:i w:val="0"/>
-          <w:iCs w:val="0"/>
-          <w:color w:val="000000"/>
-          <w:sz w:val="20"/>
-          <w:szCs w:val="20"/>
-          <w:u w:val="none"/>
-        </w:rPr>
-      </w:pPr>
-    </w:p>
-    <w:p>
-      <w:pPr>
-        <w:spacing w:after="0" w:before="0" w:line="240" w:lineRule="auto"/>
-        <w:ind w:left="0" w:right="0" w:firstLine="0"/>
-        <w:jc w:val="center"/>
-        <w:rPr>
-          <w:rFonts w:ascii="Malgun Gothic" w:cs="Malgun Gothic" w:eastAsia="Malgun Gothic" w:hAnsi="Malgun Gothic"/>
-          <w:b w:val="0"/>
-          <w:bCs w:val="0"/>
-          <w:i w:val="0"/>
-          <w:iCs w:val="0"/>
-          <w:color w:val="000000"/>
-          <w:sz w:val="20"/>
-          <w:szCs w:val="20"/>
-          <w:u w:val="none"/>
-        </w:rPr>
-      </w:pPr>
-      <w:r>
-        <w:rPr>
-          <w:rFonts w:ascii="Malgun Gothic" w:cs="Malgun Gothic" w:eastAsia="Malgun Gothic" w:hAnsi="Malgun Gothic"/>
-          <w:b w:val="1"/>
-          <w:bCs w:val="1"/>
-          <w:i w:val="0"/>
-          <w:iCs w:val="0"/>
-          <w:color w:val="4472c4"/>
-          <w:sz w:val="22"/>
-          <w:szCs w:val="22"/>
-          <w:u w:val="none"/>
-        </w:rPr>
-        <w:t>see ~ doing well</w:t>
-      </w:r>
-    </w:p>
-    <w:p>
-      <w:pPr>
-        <w:spacing w:after="0" w:before="0" w:line="240" w:lineRule="auto"/>
-        <w:ind w:left="0" w:right="0" w:firstLine="0"/>
-        <w:jc w:val="left"/>
-        <w:rPr>
-          <w:rFonts w:ascii="Malgun Gothic" w:cs="Malgun Gothic" w:eastAsia="Malgun Gothic" w:hAnsi="Malgun Gothic"/>
-          <w:b w:val="0"/>
-          <w:bCs w:val="0"/>
-          <w:i w:val="0"/>
-          <w:iCs w:val="0"/>
-          <w:color w:val="000000"/>
-          <w:sz w:val="20"/>
-          <w:szCs w:val="20"/>
-          <w:u w:val="none"/>
-        </w:rPr>
-      </w:pPr>
-      <w:r>
-        <w:rPr>
-          <w:rFonts w:ascii="Malgun Gothic" w:cs="Malgun Gothic" w:eastAsia="Malgun Gothic" w:hAnsi="Malgun Gothic"/>
-          <w:b w:val="0"/>
-          <w:bCs w:val="0"/>
-          <w:i w:val="0"/>
-          <w:iCs w:val="0"/>
-          <w:color w:val="505050"/>
-          <w:sz w:val="18"/>
-          <w:szCs w:val="18"/>
-          <w:u w:val="none"/>
-        </w:rPr>
-        <w:t xml:space="preserve">to see that someone or something is successful</w:t>
-      </w:r>
-    </w:p>
-    <w:p>
-      <w:pPr>
-        <w:spacing w:after="0" w:before="0" w:line="240" w:lineRule="auto"/>
-        <w:ind w:left="0" w:right="0" w:firstLine="0"/>
-        <w:jc w:val="left"/>
-        <w:rPr>
-          <w:rFonts w:ascii="Malgun Gothic" w:cs="Malgun Gothic" w:eastAsia="Malgun Gothic" w:hAnsi="Malgun Gothic"/>
-          <w:b w:val="0"/>
-          <w:bCs w:val="0"/>
-          <w:i w:val="0"/>
-          <w:iCs w:val="0"/>
-          <w:color w:val="000000"/>
-          <w:sz w:val="20"/>
-          <w:szCs w:val="20"/>
-          <w:u w:val="none"/>
-        </w:rPr>
-      </w:pPr>
-      <w:r>
-        <w:rPr>
-          <w:rFonts w:ascii="Malgun Gothic" w:cs="Malgun Gothic" w:eastAsia="Malgun Gothic" w:hAnsi="Malgun Gothic"/>
-          <w:b w:val="1"/>
-          <w:bCs w:val="1"/>
-          <w:i w:val="0"/>
-          <w:iCs w:val="0"/>
-          <w:color w:val="000000"/>
-          <w:sz w:val="20"/>
-          <w:szCs w:val="20"/>
-          <w:u w:val="none"/>
-        </w:rPr>
-        <w:t xml:space="preserve">+    </w:t>
-      </w:r>
-      <w:r>
-        <w:rPr>
-          <w:rFonts w:ascii="Malgun Gothic" w:cs="Malgun Gothic" w:eastAsia="Malgun Gothic" w:hAnsi="Malgun Gothic"/>
-          <w:b w:val="0"/>
-          <w:bCs w:val="0"/>
-          <w:i w:val="0"/>
-          <w:iCs w:val="0"/>
-          <w:color w:val="000000"/>
-          <w:sz w:val="20"/>
-          <w:szCs w:val="20"/>
-          <w:u w:val="none"/>
-        </w:rPr>
-        <w:t>do well</w:t>
-      </w:r>
-    </w:p>
-    <w:p>
-      <w:pPr>
-        <w:spacing w:after="0" w:before="0" w:line="240" w:lineRule="auto"/>
-        <w:ind w:left="0" w:right="0" w:firstLine="0"/>
-        <w:jc w:val="left"/>
-        <w:rPr>
-          <w:rFonts w:ascii="Malgun Gothic" w:cs="Malgun Gothic" w:eastAsia="Malgun Gothic" w:hAnsi="Malgun Gothic"/>
-          <w:b w:val="0"/>
-          <w:bCs w:val="0"/>
-          <w:i w:val="0"/>
-          <w:iCs w:val="0"/>
-          <w:color w:val="000000"/>
-          <w:sz w:val="20"/>
-          <w:szCs w:val="20"/>
-          <w:u w:val="none"/>
-        </w:rPr>
-      </w:pPr>
-      <w:r>
-        <w:rPr>
-          <w:rFonts w:ascii="Malgun Gothic" w:cs="Malgun Gothic" w:eastAsia="Malgun Gothic" w:hAnsi="Malgun Gothic"/>
-          <w:b w:val="1"/>
-          <w:bCs w:val="1"/>
-          <w:i w:val="0"/>
-          <w:iCs w:val="0"/>
-          <w:color w:val="000000"/>
-          <w:sz w:val="20"/>
-          <w:szCs w:val="20"/>
-          <w:u w:val="none"/>
-        </w:rPr>
-        <w:t xml:space="preserve">+    </w:t>
-      </w:r>
-      <w:r>
-        <w:rPr>
-          <w:rFonts w:ascii="Malgun Gothic" w:cs="Malgun Gothic" w:eastAsia="Malgun Gothic" w:hAnsi="Malgun Gothic"/>
-          <w:b w:val="0"/>
-          <w:bCs w:val="0"/>
-          <w:i w:val="0"/>
-          <w:iCs w:val="0"/>
-          <w:color w:val="000000"/>
-          <w:sz w:val="20"/>
-          <w:szCs w:val="20"/>
-          <w:u w:val="none"/>
-        </w:rPr>
-        <w:t>Business is booming.</w:t>
-      </w:r>
-    </w:p>
-    <w:p>
-      <w:pPr>
-        <w:spacing w:after="0" w:before="0" w:line="240" w:lineRule="auto"/>
-        <w:ind w:left="0" w:right="0" w:firstLine="0"/>
-        <w:jc w:val="left"/>
-        <w:rPr>
-          <w:rFonts w:ascii="Malgun Gothic" w:cs="Malgun Gothic" w:eastAsia="Malgun Gothic" w:hAnsi="Malgun Gothic"/>
-          <w:b w:val="0"/>
-          <w:bCs w:val="0"/>
-          <w:i w:val="0"/>
-          <w:iCs w:val="0"/>
-          <w:color w:val="000000"/>
-          <w:sz w:val="20"/>
-          <w:szCs w:val="20"/>
-          <w:u w:val="none"/>
-        </w:rPr>
-      </w:pPr>
-      <w:r>
-        <w:rPr>
-          <w:rFonts w:ascii="Malgun Gothic" w:cs="Malgun Gothic" w:eastAsia="Malgun Gothic" w:hAnsi="Malgun Gothic"/>
-          <w:b w:val="0"/>
-          <w:bCs w:val="0"/>
-          <w:i w:val="0"/>
-          <w:iCs w:val="0"/>
-          <w:color w:val="000000"/>
-          <w:sz w:val="20"/>
-          <w:szCs w:val="20"/>
-          <w:u w:val="none"/>
-        </w:rPr>
-        <w:t>Ex)  I love seeing small businesses doing well in my neighborhood.</w:t>
-      </w:r>
-    </w:p>
-    <w:p>
-      <w:pPr>
-        <w:spacing w:after="0" w:before="0" w:line="240" w:lineRule="auto"/>
-        <w:ind w:left="0" w:right="0" w:firstLine="0"/>
-        <w:jc w:val="left"/>
-        <w:rPr>
-          <w:rFonts w:ascii="Malgun Gothic" w:cs="Malgun Gothic" w:eastAsia="Malgun Gothic" w:hAnsi="Malgun Gothic"/>
-          <w:b w:val="0"/>
-          <w:bCs w:val="0"/>
-          <w:i w:val="0"/>
-          <w:iCs w:val="0"/>
-          <w:color w:val="000000"/>
-          <w:sz w:val="20"/>
-          <w:szCs w:val="20"/>
-          <w:u w:val="none"/>
-        </w:rPr>
-      </w:pPr>
-    </w:p>
-    <w:p>
-      <w:pPr>
-        <w:spacing w:after="0" w:before="0" w:line="240" w:lineRule="auto"/>
-        <w:ind w:left="0" w:right="0" w:firstLine="0"/>
-        <w:jc w:val="center"/>
-        <w:rPr>
-          <w:rFonts w:ascii="Malgun Gothic" w:cs="Malgun Gothic" w:eastAsia="Malgun Gothic" w:hAnsi="Malgun Gothic"/>
-          <w:b w:val="0"/>
-          <w:bCs w:val="0"/>
-          <w:i w:val="0"/>
-          <w:iCs w:val="0"/>
-          <w:color w:val="000000"/>
-          <w:sz w:val="20"/>
-          <w:szCs w:val="20"/>
-          <w:u w:val="none"/>
-        </w:rPr>
-      </w:pPr>
-      <w:r>
-        <w:rPr>
-          <w:rFonts w:ascii="Malgun Gothic" w:cs="Malgun Gothic" w:eastAsia="Malgun Gothic" w:hAnsi="Malgun Gothic"/>
-          <w:b w:val="1"/>
-          <w:bCs w:val="1"/>
-          <w:i w:val="0"/>
-          <w:iCs w:val="0"/>
-          <w:color w:val="4472c4"/>
-          <w:sz w:val="22"/>
-          <w:szCs w:val="22"/>
-          <w:u w:val="none"/>
-        </w:rPr>
-        <w:t>be happy for someone('s success)</w:t>
-      </w:r>
-    </w:p>
-    <w:p>
-      <w:pPr>
-        <w:spacing w:after="0" w:before="0" w:line="240" w:lineRule="auto"/>
-        <w:ind w:left="0" w:right="0" w:firstLine="0"/>
-        <w:jc w:val="left"/>
-        <w:rPr>
-          <w:rFonts w:ascii="Malgun Gothic" w:cs="Malgun Gothic" w:eastAsia="Malgun Gothic" w:hAnsi="Malgun Gothic"/>
-          <w:b w:val="0"/>
-          <w:bCs w:val="0"/>
-          <w:i w:val="0"/>
-          <w:iCs w:val="0"/>
-          <w:color w:val="000000"/>
-          <w:sz w:val="20"/>
-          <w:szCs w:val="20"/>
-          <w:u w:val="none"/>
-        </w:rPr>
-      </w:pPr>
-      <w:r>
-        <w:rPr>
-          <w:rFonts w:ascii="Malgun Gothic" w:cs="Malgun Gothic" w:eastAsia="Malgun Gothic" w:hAnsi="Malgun Gothic"/>
-          <w:b w:val="0"/>
-          <w:bCs w:val="0"/>
-          <w:i w:val="0"/>
-          <w:iCs w:val="0"/>
-          <w:color w:val="505050"/>
-          <w:sz w:val="18"/>
-          <w:szCs w:val="18"/>
-          <w:u w:val="none"/>
-        </w:rPr>
-        <w:t xml:space="preserve">to feel glad because of someone else's good news</w:t>
-      </w:r>
-    </w:p>
-    <w:p>
-      <w:pPr>
-        <w:spacing w:after="0" w:before="0" w:line="240" w:lineRule="auto"/>
-        <w:ind w:left="0" w:right="0" w:firstLine="0"/>
-        <w:jc w:val="left"/>
-        <w:rPr>
-          <w:rFonts w:ascii="Malgun Gothic" w:cs="Malgun Gothic" w:eastAsia="Malgun Gothic" w:hAnsi="Malgun Gothic"/>
-          <w:b w:val="0"/>
-          <w:bCs w:val="0"/>
-          <w:i w:val="0"/>
-          <w:iCs w:val="0"/>
-          <w:color w:val="000000"/>
-          <w:sz w:val="20"/>
-          <w:szCs w:val="20"/>
-          <w:u w:val="none"/>
-        </w:rPr>
-      </w:pPr>
-      <w:r>
-        <w:rPr>
-          <w:rFonts w:ascii="Malgun Gothic" w:cs="Malgun Gothic" w:eastAsia="Malgun Gothic" w:hAnsi="Malgun Gothic"/>
-          <w:b w:val="1"/>
-          <w:bCs w:val="1"/>
-          <w:i w:val="0"/>
-          <w:iCs w:val="0"/>
-          <w:color w:val="000000"/>
-          <w:sz w:val="20"/>
-          <w:szCs w:val="20"/>
-          <w:u w:val="none"/>
-        </w:rPr>
-        <w:t xml:space="preserve">+    </w:t>
-      </w:r>
-      <w:r>
-        <w:rPr>
-          <w:rFonts w:ascii="Malgun Gothic" w:cs="Malgun Gothic" w:eastAsia="Malgun Gothic" w:hAnsi="Malgun Gothic"/>
-          <w:b w:val="0"/>
-          <w:bCs w:val="0"/>
-          <w:i w:val="0"/>
-          <w:iCs w:val="0"/>
-          <w:color w:val="000000"/>
-          <w:sz w:val="20"/>
-          <w:szCs w:val="20"/>
-          <w:u w:val="none"/>
-        </w:rPr>
-        <w:t>celebrate someone's success</w:t>
-      </w:r>
-    </w:p>
-    <w:p>
-      <w:pPr>
-        <w:spacing w:after="0" w:before="0" w:line="240" w:lineRule="auto"/>
-        <w:ind w:left="0" w:right="0" w:firstLine="0"/>
-        <w:jc w:val="left"/>
-        <w:rPr>
-          <w:rFonts w:ascii="Malgun Gothic" w:cs="Malgun Gothic" w:eastAsia="Malgun Gothic" w:hAnsi="Malgun Gothic"/>
-          <w:b w:val="0"/>
-          <w:bCs w:val="0"/>
-          <w:i w:val="0"/>
-          <w:iCs w:val="0"/>
-          <w:color w:val="000000"/>
-          <w:sz w:val="20"/>
-          <w:szCs w:val="20"/>
-          <w:u w:val="none"/>
-        </w:rPr>
-      </w:pPr>
-      <w:r>
-        <w:rPr>
-          <w:rFonts w:ascii="Malgun Gothic" w:cs="Malgun Gothic" w:eastAsia="Malgun Gothic" w:hAnsi="Malgun Gothic"/>
-          <w:b w:val="1"/>
-          <w:bCs w:val="1"/>
-          <w:i w:val="0"/>
-          <w:iCs w:val="0"/>
-          <w:color w:val="000000"/>
-          <w:sz w:val="20"/>
-          <w:szCs w:val="20"/>
-          <w:u w:val="none"/>
-        </w:rPr>
-        <w:t xml:space="preserve">+    </w:t>
-      </w:r>
-      <w:r>
-        <w:rPr>
-          <w:rFonts w:ascii="Malgun Gothic" w:cs="Malgun Gothic" w:eastAsia="Malgun Gothic" w:hAnsi="Malgun Gothic"/>
-          <w:b w:val="0"/>
-          <w:bCs w:val="0"/>
-          <w:i w:val="0"/>
-          <w:iCs w:val="0"/>
-          <w:color w:val="000000"/>
-          <w:sz w:val="20"/>
-          <w:szCs w:val="20"/>
-          <w:u w:val="none"/>
-        </w:rPr>
-        <w:t>be jealous of ~</w:t>
-      </w:r>
-    </w:p>
-    <w:p>
-      <w:pPr>
-        <w:spacing w:after="0" w:before="0" w:line="240" w:lineRule="auto"/>
-        <w:ind w:left="0" w:right="0" w:firstLine="0"/>
-        <w:jc w:val="left"/>
-        <w:rPr>
-          <w:rFonts w:ascii="Malgun Gothic" w:cs="Malgun Gothic" w:eastAsia="Malgun Gothic" w:hAnsi="Malgun Gothic"/>
-          <w:b w:val="0"/>
-          <w:bCs w:val="0"/>
-          <w:i w:val="0"/>
-          <w:iCs w:val="0"/>
-          <w:color w:val="000000"/>
-          <w:sz w:val="20"/>
-          <w:szCs w:val="20"/>
-          <w:u w:val="none"/>
-        </w:rPr>
-      </w:pPr>
-      <w:r>
-        <w:rPr>
-          <w:rFonts w:ascii="Malgun Gothic" w:cs="Malgun Gothic" w:eastAsia="Malgun Gothic" w:hAnsi="Malgun Gothic"/>
-          <w:b w:val="1"/>
-          <w:bCs w:val="1"/>
-          <w:i w:val="0"/>
-          <w:iCs w:val="0"/>
-          <w:color w:val="000000"/>
-          <w:sz w:val="20"/>
-          <w:szCs w:val="20"/>
-          <w:u w:val="none"/>
-        </w:rPr>
-        <w:t xml:space="preserve">+    </w:t>
-      </w:r>
-      <w:r>
-        <w:rPr>
-          <w:rFonts w:ascii="Malgun Gothic" w:cs="Malgun Gothic" w:eastAsia="Malgun Gothic" w:hAnsi="Malgun Gothic"/>
-          <w:b w:val="0"/>
-          <w:bCs w:val="0"/>
-          <w:i w:val="0"/>
-          <w:iCs w:val="0"/>
-          <w:color w:val="000000"/>
-          <w:sz w:val="20"/>
-          <w:szCs w:val="20"/>
-          <w:u w:val="none"/>
-        </w:rPr>
-        <w:t>envy</w:t>
-      </w:r>
-    </w:p>
-    <w:p>
-      <w:pPr>
-        <w:spacing w:after="0" w:before="0" w:line="240" w:lineRule="auto"/>
-        <w:ind w:left="0" w:right="0" w:firstLine="0"/>
-        <w:jc w:val="left"/>
-        <w:rPr>
-          <w:rFonts w:ascii="Malgun Gothic" w:cs="Malgun Gothic" w:eastAsia="Malgun Gothic" w:hAnsi="Malgun Gothic"/>
-          <w:b w:val="0"/>
-          <w:bCs w:val="0"/>
-          <w:i w:val="0"/>
-          <w:iCs w:val="0"/>
-          <w:color w:val="000000"/>
-          <w:sz w:val="20"/>
-          <w:szCs w:val="20"/>
-          <w:u w:val="none"/>
-        </w:rPr>
-      </w:pPr>
-      <w:r>
-        <w:rPr>
-          <w:rFonts w:ascii="Malgun Gothic" w:cs="Malgun Gothic" w:eastAsia="Malgun Gothic" w:hAnsi="Malgun Gothic"/>
-          <w:b w:val="0"/>
-          <w:bCs w:val="0"/>
-          <w:i w:val="0"/>
-          <w:iCs w:val="0"/>
-          <w:color w:val="000000"/>
-          <w:sz w:val="20"/>
-          <w:szCs w:val="20"/>
-          <w:u w:val="none"/>
-        </w:rPr>
-        <w:t>Ex)  When my coworker got promoted, I was genuinely happy for him.</w:t>
-      </w:r>
-    </w:p>
-    <w:p>
-      <w:pPr>
-        <w:spacing w:after="0" w:before="0" w:line="240" w:lineRule="auto"/>
-        <w:ind w:left="0" w:right="0" w:firstLine="0"/>
-        <w:jc w:val="left"/>
-        <w:rPr>
-          <w:rFonts w:ascii="Malgun Gothic" w:cs="Malgun Gothic" w:eastAsia="Malgun Gothic" w:hAnsi="Malgun Gothic"/>
-          <w:b w:val="0"/>
-          <w:bCs w:val="0"/>
-          <w:i w:val="0"/>
-          <w:iCs w:val="0"/>
-          <w:color w:val="000000"/>
-          <w:sz w:val="20"/>
-          <w:szCs w:val="20"/>
-          <w:u w:val="none"/>
-        </w:rPr>
-      </w:pPr>
-    </w:p>
-    <w:p>
-      <w:pPr>
-        <w:spacing w:after="0" w:before="0" w:line="240" w:lineRule="auto"/>
-        <w:ind w:left="0" w:right="0" w:firstLine="0"/>
-        <w:jc w:val="center"/>
-        <w:rPr>
-          <w:rFonts w:ascii="Malgun Gothic" w:cs="Malgun Gothic" w:eastAsia="Malgun Gothic" w:hAnsi="Malgun Gothic"/>
-          <w:b w:val="0"/>
-          <w:bCs w:val="0"/>
-          <w:i w:val="0"/>
-          <w:iCs w:val="0"/>
-          <w:color w:val="000000"/>
-          <w:sz w:val="20"/>
-          <w:szCs w:val="20"/>
-          <w:u w:val="none"/>
-        </w:rPr>
-      </w:pPr>
-      <w:r>
-        <w:rPr>
-          <w:rFonts w:ascii="Malgun Gothic" w:cs="Malgun Gothic" w:eastAsia="Malgun Gothic" w:hAnsi="Malgun Gothic"/>
-          <w:b w:val="1"/>
-          <w:bCs w:val="1"/>
-          <w:i w:val="0"/>
-          <w:iCs w:val="0"/>
-          <w:color w:val="4472c4"/>
-          <w:sz w:val="22"/>
-          <w:szCs w:val="22"/>
-          <w:u w:val="none"/>
-        </w:rPr>
-        <w:t>look for ~ in a person</w:t>
-      </w:r>
-    </w:p>
-    <w:p>
-      <w:pPr>
-        <w:spacing w:after="0" w:before="0" w:line="240" w:lineRule="auto"/>
-        <w:ind w:left="0" w:right="0" w:firstLine="0"/>
-        <w:jc w:val="left"/>
-        <w:rPr>
-          <w:rFonts w:ascii="Malgun Gothic" w:cs="Malgun Gothic" w:eastAsia="Malgun Gothic" w:hAnsi="Malgun Gothic"/>
-          <w:b w:val="0"/>
-          <w:bCs w:val="0"/>
-          <w:i w:val="0"/>
-          <w:iCs w:val="0"/>
-          <w:color w:val="000000"/>
-          <w:sz w:val="20"/>
-          <w:szCs w:val="20"/>
-          <w:u w:val="none"/>
-        </w:rPr>
-      </w:pPr>
-      <w:r>
-        <w:rPr>
-          <w:rFonts w:ascii="Malgun Gothic" w:cs="Malgun Gothic" w:eastAsia="Malgun Gothic" w:hAnsi="Malgun Gothic"/>
-          <w:b w:val="0"/>
-          <w:bCs w:val="0"/>
-          <w:i w:val="0"/>
-          <w:iCs w:val="0"/>
-          <w:color w:val="505050"/>
-          <w:sz w:val="18"/>
-          <w:szCs w:val="18"/>
-          <w:u w:val="none"/>
-        </w:rPr>
-        <w:t xml:space="preserve">to want or value a certain quality in a person</w:t>
-      </w:r>
-    </w:p>
-    <w:p>
-      <w:pPr>
-        <w:spacing w:after="0" w:before="0" w:line="240" w:lineRule="auto"/>
-        <w:ind w:left="0" w:right="0" w:firstLine="0"/>
-        <w:jc w:val="left"/>
-        <w:rPr>
-          <w:rFonts w:ascii="Malgun Gothic" w:cs="Malgun Gothic" w:eastAsia="Malgun Gothic" w:hAnsi="Malgun Gothic"/>
-          <w:b w:val="0"/>
-          <w:bCs w:val="0"/>
-          <w:i w:val="0"/>
-          <w:iCs w:val="0"/>
-          <w:color w:val="000000"/>
-          <w:sz w:val="20"/>
-          <w:szCs w:val="20"/>
-          <w:u w:val="none"/>
-        </w:rPr>
-      </w:pPr>
-      <w:r>
-        <w:rPr>
-          <w:rFonts w:ascii="Malgun Gothic" w:cs="Malgun Gothic" w:eastAsia="Malgun Gothic" w:hAnsi="Malgun Gothic"/>
-          <w:b w:val="1"/>
-          <w:bCs w:val="1"/>
-          <w:i w:val="0"/>
-          <w:iCs w:val="0"/>
-          <w:color w:val="000000"/>
-          <w:sz w:val="20"/>
-          <w:szCs w:val="20"/>
-          <w:u w:val="none"/>
-        </w:rPr>
-        <w:t xml:space="preserve">+    </w:t>
-      </w:r>
-      <w:r>
-        <w:rPr>
-          <w:rFonts w:ascii="Malgun Gothic" w:cs="Malgun Gothic" w:eastAsia="Malgun Gothic" w:hAnsi="Malgun Gothic"/>
-          <w:b w:val="0"/>
-          <w:bCs w:val="0"/>
-          <w:i w:val="0"/>
-          <w:iCs w:val="0"/>
-          <w:color w:val="000000"/>
-          <w:sz w:val="20"/>
-          <w:szCs w:val="20"/>
-          <w:u w:val="none"/>
-        </w:rPr>
-        <w:t>What do you look for in a friend?</w:t>
-      </w:r>
-    </w:p>
-    <w:p>
-      <w:pPr>
-        <w:spacing w:after="0" w:before="0" w:line="240" w:lineRule="auto"/>
-        <w:ind w:left="0" w:right="0" w:firstLine="0"/>
-        <w:jc w:val="left"/>
-        <w:rPr>
-          <w:rFonts w:ascii="Malgun Gothic" w:cs="Malgun Gothic" w:eastAsia="Malgun Gothic" w:hAnsi="Malgun Gothic"/>
-          <w:b w:val="0"/>
-          <w:bCs w:val="0"/>
-          <w:i w:val="0"/>
-          <w:iCs w:val="0"/>
-          <w:color w:val="000000"/>
-          <w:sz w:val="20"/>
-          <w:szCs w:val="20"/>
-          <w:u w:val="none"/>
-        </w:rPr>
-      </w:pPr>
-      <w:r>
-        <w:rPr>
-          <w:rFonts w:ascii="Malgun Gothic" w:cs="Malgun Gothic" w:eastAsia="Malgun Gothic" w:hAnsi="Malgun Gothic"/>
-          <w:b w:val="1"/>
-          <w:bCs w:val="1"/>
-          <w:i w:val="0"/>
-          <w:iCs w:val="0"/>
-          <w:color w:val="000000"/>
-          <w:sz w:val="20"/>
-          <w:szCs w:val="20"/>
-          <w:u w:val="none"/>
-        </w:rPr>
-        <w:t xml:space="preserve">+    </w:t>
-      </w:r>
-      <w:r>
-        <w:rPr>
-          <w:rFonts w:ascii="Malgun Gothic" w:cs="Malgun Gothic" w:eastAsia="Malgun Gothic" w:hAnsi="Malgun Gothic"/>
-          <w:b w:val="0"/>
-          <w:bCs w:val="0"/>
-          <w:i w:val="0"/>
-          <w:iCs w:val="0"/>
-          <w:color w:val="000000"/>
-          <w:sz w:val="20"/>
-          <w:szCs w:val="20"/>
-          <w:u w:val="none"/>
-        </w:rPr>
-        <w:t>value</w:t>
-      </w:r>
-    </w:p>
-    <w:p>
-      <w:pPr>
-        <w:spacing w:after="0" w:before="0" w:line="240" w:lineRule="auto"/>
-        <w:ind w:left="0" w:right="0" w:firstLine="0"/>
-        <w:jc w:val="left"/>
-        <w:rPr>
-          <w:rFonts w:ascii="Malgun Gothic" w:cs="Malgun Gothic" w:eastAsia="Malgun Gothic" w:hAnsi="Malgun Gothic"/>
-          <w:b w:val="0"/>
-          <w:bCs w:val="0"/>
-          <w:i w:val="0"/>
-          <w:iCs w:val="0"/>
-          <w:color w:val="000000"/>
-          <w:sz w:val="20"/>
-          <w:szCs w:val="20"/>
-          <w:u w:val="none"/>
-        </w:rPr>
-      </w:pPr>
-      <w:r>
-        <w:rPr>
-          <w:rFonts w:ascii="Malgun Gothic" w:cs="Malgun Gothic" w:eastAsia="Malgun Gothic" w:hAnsi="Malgun Gothic"/>
-          <w:b w:val="0"/>
-          <w:bCs w:val="0"/>
-          <w:i w:val="0"/>
-          <w:iCs w:val="0"/>
-          <w:color w:val="000000"/>
-          <w:sz w:val="20"/>
-          <w:szCs w:val="20"/>
-          <w:u w:val="none"/>
-        </w:rPr>
-        <w:t>Ex)  The first thing I look for in a teammate is honesty.</w:t>
-      </w:r>
-    </w:p>
-    <w:p>
-      <w:pPr>
-        <w:spacing w:after="0" w:before="0" w:line="240" w:lineRule="auto"/>
-        <w:ind w:left="0" w:right="0" w:firstLine="0"/>
-        <w:jc w:val="left"/>
-        <w:rPr>
-          <w:rFonts w:ascii="Malgun Gothic" w:cs="Malgun Gothic" w:eastAsia="Malgun Gothic" w:hAnsi="Malgun Gothic"/>
-          <w:b w:val="0"/>
-          <w:bCs w:val="0"/>
-          <w:i w:val="0"/>
-          <w:iCs w:val="0"/>
-          <w:color w:val="000000"/>
-          <w:sz w:val="20"/>
-          <w:szCs w:val="20"/>
-          <w:u w:val="none"/>
-        </w:rPr>
-      </w:pPr>
-    </w:p>
-    <w:p>
-      <w:pPr>
-        <w:spacing w:after="0" w:before="0" w:line="240" w:lineRule="auto"/>
-        <w:ind w:left="0" w:right="0" w:firstLine="0"/>
-        <w:jc w:val="center"/>
-        <w:rPr>
-          <w:rFonts w:ascii="Malgun Gothic" w:cs="Malgun Gothic" w:eastAsia="Malgun Gothic" w:hAnsi="Malgun Gothic"/>
-          <w:b w:val="0"/>
-          <w:bCs w:val="0"/>
-          <w:i w:val="0"/>
-          <w:iCs w:val="0"/>
-          <w:color w:val="000000"/>
-          <w:sz w:val="20"/>
-          <w:szCs w:val="20"/>
-          <w:u w:val="none"/>
-        </w:rPr>
-      </w:pPr>
-      <w:r>
-        <w:rPr>
-          <w:rFonts w:ascii="Malgun Gothic" w:cs="Malgun Gothic" w:eastAsia="Malgun Gothic" w:hAnsi="Malgun Gothic"/>
-          <w:b w:val="1"/>
-          <w:bCs w:val="1"/>
-          <w:i w:val="0"/>
-          <w:iCs w:val="0"/>
-          <w:color w:val="4472c4"/>
-          <w:sz w:val="22"/>
-          <w:szCs w:val="22"/>
-          <w:u w:val="none"/>
-        </w:rPr>
-        <w:t>pick / hire people</w:t>
-      </w:r>
-    </w:p>
-    <w:p>
-      <w:pPr>
-        <w:spacing w:after="0" w:before="0" w:line="240" w:lineRule="auto"/>
-        <w:ind w:left="0" w:right="0" w:firstLine="0"/>
-        <w:jc w:val="left"/>
-        <w:rPr>
-          <w:rFonts w:ascii="Malgun Gothic" w:cs="Malgun Gothic" w:eastAsia="Malgun Gothic" w:hAnsi="Malgun Gothic"/>
-          <w:b w:val="0"/>
-          <w:bCs w:val="0"/>
-          <w:i w:val="0"/>
-          <w:iCs w:val="0"/>
-          <w:color w:val="000000"/>
-          <w:sz w:val="20"/>
-          <w:szCs w:val="20"/>
-          <w:u w:val="none"/>
-        </w:rPr>
-      </w:pPr>
-      <w:r>
-        <w:rPr>
-          <w:rFonts w:ascii="Malgun Gothic" w:cs="Malgun Gothic" w:eastAsia="Malgun Gothic" w:hAnsi="Malgun Gothic"/>
-          <w:b w:val="0"/>
-          <w:bCs w:val="0"/>
-          <w:i w:val="0"/>
-          <w:iCs w:val="0"/>
-          <w:color w:val="505050"/>
-          <w:sz w:val="18"/>
-          <w:szCs w:val="18"/>
-          <w:u w:val="none"/>
-        </w:rPr>
-        <w:t xml:space="preserve">to choose people for a team or a job</w:t>
-      </w:r>
-    </w:p>
-    <w:p>
-      <w:pPr>
-        <w:spacing w:after="0" w:before="0" w:line="240" w:lineRule="auto"/>
-        <w:ind w:left="0" w:right="0" w:firstLine="0"/>
-        <w:jc w:val="left"/>
-        <w:rPr>
-          <w:rFonts w:ascii="Malgun Gothic" w:cs="Malgun Gothic" w:eastAsia="Malgun Gothic" w:hAnsi="Malgun Gothic"/>
-          <w:b w:val="0"/>
-          <w:bCs w:val="0"/>
-          <w:i w:val="0"/>
-          <w:iCs w:val="0"/>
-          <w:color w:val="000000"/>
-          <w:sz w:val="20"/>
-          <w:szCs w:val="20"/>
-          <w:u w:val="none"/>
-        </w:rPr>
-      </w:pPr>
-      <w:r>
-        <w:rPr>
-          <w:rFonts w:ascii="Malgun Gothic" w:cs="Malgun Gothic" w:eastAsia="Malgun Gothic" w:hAnsi="Malgun Gothic"/>
-          <w:b w:val="1"/>
-          <w:bCs w:val="1"/>
-          <w:i w:val="0"/>
-          <w:iCs w:val="0"/>
-          <w:color w:val="000000"/>
-          <w:sz w:val="20"/>
-          <w:szCs w:val="20"/>
-          <w:u w:val="none"/>
-        </w:rPr>
-        <w:t xml:space="preserve">+    </w:t>
-      </w:r>
-      <w:r>
-        <w:rPr>
-          <w:rFonts w:ascii="Malgun Gothic" w:cs="Malgun Gothic" w:eastAsia="Malgun Gothic" w:hAnsi="Malgun Gothic"/>
-          <w:b w:val="0"/>
-          <w:bCs w:val="0"/>
-          <w:i w:val="0"/>
-          <w:iCs w:val="0"/>
-          <w:color w:val="000000"/>
-          <w:sz w:val="20"/>
-          <w:szCs w:val="20"/>
-          <w:u w:val="none"/>
-        </w:rPr>
-        <w:t>choose / select</w:t>
-      </w:r>
-    </w:p>
-    <w:p>
-      <w:pPr>
-        <w:spacing w:after="0" w:before="0" w:line="240" w:lineRule="auto"/>
-        <w:ind w:left="0" w:right="0" w:firstLine="0"/>
-        <w:jc w:val="left"/>
-        <w:rPr>
-          <w:rFonts w:ascii="Malgun Gothic" w:cs="Malgun Gothic" w:eastAsia="Malgun Gothic" w:hAnsi="Malgun Gothic"/>
-          <w:b w:val="0"/>
-          <w:bCs w:val="0"/>
-          <w:i w:val="0"/>
-          <w:iCs w:val="0"/>
-          <w:color w:val="000000"/>
-          <w:sz w:val="20"/>
-          <w:szCs w:val="20"/>
-          <w:u w:val="none"/>
-        </w:rPr>
-      </w:pPr>
-      <w:r>
-        <w:rPr>
-          <w:rFonts w:ascii="Malgun Gothic" w:cs="Malgun Gothic" w:eastAsia="Malgun Gothic" w:hAnsi="Malgun Gothic"/>
-          <w:b w:val="1"/>
-          <w:bCs w:val="1"/>
-          <w:i w:val="0"/>
-          <w:iCs w:val="0"/>
-          <w:color w:val="000000"/>
-          <w:sz w:val="20"/>
-          <w:szCs w:val="20"/>
-          <w:u w:val="none"/>
-        </w:rPr>
-        <w:t xml:space="preserve">+    </w:t>
-      </w:r>
-      <w:r>
-        <w:rPr>
-          <w:rFonts w:ascii="Malgun Gothic" w:cs="Malgun Gothic" w:eastAsia="Malgun Gothic" w:hAnsi="Malgun Gothic"/>
-          <w:b w:val="0"/>
-          <w:bCs w:val="0"/>
-          <w:i w:val="0"/>
-          <w:iCs w:val="0"/>
-          <w:color w:val="000000"/>
-          <w:sz w:val="20"/>
-          <w:szCs w:val="20"/>
-          <w:u w:val="none"/>
-        </w:rPr>
-        <w:t>recruit</w:t>
-      </w:r>
-    </w:p>
-    <w:p>
-      <w:pPr>
-        <w:spacing w:after="0" w:before="0" w:line="240" w:lineRule="auto"/>
-        <w:ind w:left="0" w:right="0" w:firstLine="0"/>
-        <w:jc w:val="left"/>
-        <w:rPr>
-          <w:rFonts w:ascii="Malgun Gothic" w:cs="Malgun Gothic" w:eastAsia="Malgun Gothic" w:hAnsi="Malgun Gothic"/>
-          <w:b w:val="0"/>
-          <w:bCs w:val="0"/>
-          <w:i w:val="0"/>
-          <w:iCs w:val="0"/>
-          <w:color w:val="000000"/>
-          <w:sz w:val="20"/>
-          <w:szCs w:val="20"/>
-          <w:u w:val="none"/>
-        </w:rPr>
-      </w:pPr>
-      <w:r>
-        <w:rPr>
-          <w:rFonts w:ascii="Malgun Gothic" w:cs="Malgun Gothic" w:eastAsia="Malgun Gothic" w:hAnsi="Malgun Gothic"/>
-          <w:b w:val="0"/>
-          <w:bCs w:val="0"/>
-          <w:i w:val="0"/>
-          <w:iCs w:val="0"/>
-          <w:color w:val="000000"/>
-          <w:sz w:val="20"/>
-          <w:szCs w:val="20"/>
-          <w:u w:val="none"/>
-        </w:rPr>
-        <w:t>Ex)  When we hire people, we care about attitude more than skills.</w:t>
-      </w:r>
-    </w:p>
-    <w:p>
-      <w:pPr>
-        <w:spacing w:after="0" w:before="0" w:line="240" w:lineRule="auto"/>
-        <w:ind w:left="0" w:right="0" w:firstLine="0"/>
-        <w:jc w:val="left"/>
-        <w:rPr>
-          <w:rFonts w:ascii="Malgun Gothic" w:cs="Malgun Gothic" w:eastAsia="Malgun Gothic" w:hAnsi="Malgun Gothic"/>
-          <w:b w:val="0"/>
-          <w:bCs w:val="0"/>
-          <w:i w:val="0"/>
-          <w:iCs w:val="0"/>
-          <w:color w:val="000000"/>
-          <w:sz w:val="20"/>
-          <w:szCs w:val="20"/>
-          <w:u w:val="none"/>
-        </w:rPr>
-      </w:pPr>
-    </w:p>
-    <w:p>
-      <w:r>
-        <w:br w:type="page"/>
-      </w:r>
-    </w:p>
-    <w:p>
-      <w:pPr>
-        <w:spacing w:after="0" w:before="0" w:line="240" w:lineRule="auto"/>
-        <w:ind w:left="0" w:right="0" w:firstLine="0"/>
-        <w:jc w:val="right"/>
-        <w:rPr>
-          <w:rFonts w:ascii="Malgun Gothic" w:cs="Malgun Gothic" w:eastAsia="Malgun Gothic" w:hAnsi="Malgun Gothic"/>
-          <w:b w:val="0"/>
-          <w:bCs w:val="0"/>
-          <w:i w:val="0"/>
-          <w:iCs w:val="0"/>
-          <w:color w:val="000000"/>
-          <w:sz w:val="20"/>
-          <w:szCs w:val="20"/>
-          <w:u w:val="none"/>
-        </w:rPr>
-      </w:pPr>
-      <w:r>
-        <w:rPr>
-          <w:rFonts w:ascii="Malgun Gothic" w:cs="Malgun Gothic" w:eastAsia="Malgun Gothic" w:hAnsi="Malgun Gothic"/>
-          <w:b w:val="1"/>
-          <w:bCs w:val="1"/>
-          <w:i w:val="0"/>
-          <w:iCs w:val="0"/>
-          <w:color w:val="505050"/>
-          <w:sz w:val="16"/>
-          <w:szCs w:val="16"/>
-          <w:u w:val="none"/>
-        </w:rPr>
-        <w:t>000님 session 00</w:t>
-      </w:r>
-    </w:p>
-    <w:p>
-      <w:pPr>
-        <w:spacing w:after="0" w:before="0" w:line="240" w:lineRule="auto"/>
-        <w:ind w:left="0" w:right="0" w:firstLine="0"/>
-        <w:jc w:val="center"/>
-        <w:rPr>
-          <w:rFonts w:ascii="Malgun Gothic" w:cs="Malgun Gothic" w:eastAsia="Malgun Gothic" w:hAnsi="Malgun Gothic"/>
-          <w:b w:val="0"/>
-          <w:bCs w:val="0"/>
-          <w:i w:val="0"/>
-          <w:iCs w:val="0"/>
-          <w:color w:val="000000"/>
-          <w:sz w:val="20"/>
-          <w:szCs w:val="20"/>
-          <w:u w:val="none"/>
-        </w:rPr>
-      </w:pPr>
-      <w:r>
-        <w:rPr>
-          <w:rFonts w:ascii="Malgun Gothic" w:cs="Malgun Gothic" w:eastAsia="Malgun Gothic" w:hAnsi="Malgun Gothic"/>
-          <w:b w:val="1"/>
-          <w:bCs w:val="1"/>
-          <w:i w:val="0"/>
-          <w:iCs w:val="0"/>
-          <w:color w:val="000000"/>
-          <w:sz w:val="40"/>
-          <w:szCs w:val="40"/>
-          <w:u w:val="none"/>
-        </w:rPr>
-        <w:t>Dictation</w:t>
-      </w:r>
-    </w:p>
-    <w:p>
-      <w:pPr>
-        <w:spacing w:after="0" w:before="0" w:line="240" w:lineRule="auto"/>
-        <w:ind w:left="0" w:right="0" w:firstLine="0"/>
-        <w:jc w:val="left"/>
-        <w:rPr>
-          <w:rFonts w:ascii="Malgun Gothic" w:cs="Malgun Gothic" w:eastAsia="Malgun Gothic" w:hAnsi="Malgun Gothic"/>
-          <w:b w:val="0"/>
-          <w:bCs w:val="0"/>
-          <w:i w:val="0"/>
-          <w:iCs w:val="0"/>
-          <w:color w:val="000000"/>
-          <w:sz w:val="20"/>
-          <w:szCs w:val="20"/>
-          <w:u w:val="none"/>
-        </w:rPr>
-      </w:pPr>
+        <w:t xml:space="preserve">000님 session 00</w:t>
+      </w:r>
     </w:p>
     <w:p>
       <w:pPr>
@@ -2406,7 +991,57 @@
           <w:szCs w:val="32"/>
           <w:u w:val="none"/>
         </w:rPr>
-        <w:t>Listen &amp; Fill in the Blanks</w:t>
+        <w:t xml:space="preserve">Useful Expressions</w:t>
+      </w:r>
+    </w:p>
+    <w:p>
+      <w:pPr>
+        <w:spacing w:after="0" w:before="0" w:line="240" w:lineRule="auto"/>
+        <w:ind w:left="0" w:right="0" w:firstLine="0"/>
+        <w:jc w:val="left"/>
+        <w:rPr>
+          <w:rFonts w:ascii="Malgun Gothic" w:cs="Malgun Gothic" w:eastAsia="Malgun Gothic" w:hAnsi="Malgun Gothic"/>
+          <w:b w:val="0"/>
+          <w:bCs w:val="0"/>
+          <w:i w:val="0"/>
+          <w:iCs w:val="0"/>
+          <w:color w:val="000000"/>
+          <w:sz w:val="20"/>
+          <w:szCs w:val="20"/>
+          <w:u w:val="none"/>
+        </w:rPr>
+      </w:pPr>
+    </w:p>
+    <w:p>
+      <w:pPr>
+        <w:spacing w:after="0" w:before="0" w:line="240" w:lineRule="auto"/>
+        <w:ind w:left="0" w:right="0" w:firstLine="0"/>
+        <w:jc w:val="center"/>
+        <w:rPr>
+          <w:rFonts w:ascii="Malgun Gothic" w:cs="Malgun Gothic" w:eastAsia="Malgun Gothic" w:hAnsi="Malgun Gothic"/>
+          <w:b w:val="0"/>
+          <w:bCs w:val="0"/>
+          <w:i w:val="0"/>
+          <w:iCs w:val="0"/>
+          <w:color w:val="000000"/>
+          <w:sz w:val="20"/>
+          <w:szCs w:val="20"/>
+          <w:u w:val="none"/>
+        </w:rPr>
+      </w:pPr>
+      <w:r>
+        <w:rPr>
+          <w:rFonts w:ascii="Malgun Gothic" w:cs="Malgun Gothic" w:eastAsia="Malgun Gothic" w:hAnsi="Malgun Gothic"/>
+          <w:b w:val="1"/>
+          <w:bCs w:val="1"/>
+          <w:i w:val="0"/>
+          <w:iCs w:val="0"/>
+          <w:color w:val="4472c4"/>
+          <w:sz w:val="22"/>
+          <w:szCs w:val="22"/>
+          <w:u w:val="none"/>
+        </w:rPr>
+        <w:t xml:space="preserve">a commodity</w:t>
       </w:r>
     </w:p>
     <w:p>
@@ -2438,26 +1073,8 @@
           <w:szCs w:val="18"/>
           <w:u w:val="none"/>
         </w:rPr>
-        <w:t xml:space="preserve">Listen to the video (or review the script) and fill in the blanks.</w:t>
-      </w:r>
-    </w:p>
-    <w:p>
-      <w:pPr>
-        <w:spacing w:after="0" w:before="0" w:line="240" w:lineRule="auto"/>
-        <w:ind w:left="0" w:right="0" w:firstLine="0"/>
-        <w:jc w:val="left"/>
-        <w:rPr>
-          <w:rFonts w:ascii="Malgun Gothic" w:cs="Malgun Gothic" w:eastAsia="Malgun Gothic" w:hAnsi="Malgun Gothic"/>
-          <w:b w:val="0"/>
-          <w:bCs w:val="0"/>
-          <w:i w:val="0"/>
-          <w:iCs w:val="0"/>
-          <w:color w:val="000000"/>
-          <w:sz w:val="20"/>
-          <w:szCs w:val="20"/>
-          <w:u w:val="none"/>
-        </w:rPr>
-      </w:pPr>
+        <w:t xml:space="preserve">something common that anyone can get</w:t>
+      </w:r>
     </w:p>
     <w:p>
       <w:pPr>
@@ -2488,40 +1105,22 @@
           <w:szCs w:val="20"/>
           <w:u w:val="none"/>
         </w:rPr>
-        <w:t xml:space="preserve">1.   </w:t>
-      </w:r>
-      <w:r>
-        <w:rPr>
-          <w:rFonts w:ascii="Malgun Gothic" w:cs="Malgun Gothic" w:eastAsia="Malgun Gothic" w:hAnsi="Malgun Gothic"/>
-          <w:b w:val="0"/>
-          <w:bCs w:val="0"/>
-          <w:i w:val="0"/>
-          <w:iCs w:val="0"/>
-          <w:color w:val="000000"/>
-          <w:sz w:val="20"/>
-          <w:szCs w:val="20"/>
-          <w:u w:val="none"/>
-        </w:rPr>
-        <w:t>These days, intelligence is a _____________ _____________.</w:t>
-      </w:r>
-    </w:p>
-    <w:p>
-      <w:pPr>
-        <w:spacing w:after="0" w:before="0" w:line="240" w:lineRule="auto"/>
-        <w:ind w:left="0" w:right="0" w:firstLine="0"/>
-        <w:jc w:val="left"/>
-        <w:rPr>
-          <w:rFonts w:ascii="Malgun Gothic" w:cs="Malgun Gothic" w:eastAsia="Malgun Gothic" w:hAnsi="Malgun Gothic"/>
-          <w:b w:val="0"/>
-          <w:bCs w:val="0"/>
-          <w:i w:val="0"/>
-          <w:iCs w:val="0"/>
-          <w:color w:val="000000"/>
-          <w:sz w:val="20"/>
-          <w:szCs w:val="20"/>
-          <w:u w:val="none"/>
-        </w:rPr>
-      </w:pPr>
+        <w:t xml:space="preserve">+    </w:t>
+      </w:r>
+      <w:r>
+        <w:rPr>
+          <w:rFonts w:ascii="Malgun Gothic" w:cs="Malgun Gothic" w:eastAsia="Malgun Gothic" w:hAnsi="Malgun Gothic"/>
+          <w:b w:val="0"/>
+          <w:bCs w:val="0"/>
+          <w:i w:val="0"/>
+          <w:iCs w:val="0"/>
+          <w:color w:val="000000"/>
+          <w:sz w:val="20"/>
+          <w:szCs w:val="20"/>
+          <w:u w:val="none"/>
+        </w:rPr>
+        <w:t xml:space="preserve">available everywhere</w:t>
+      </w:r>
     </w:p>
     <w:p>
       <w:pPr>
@@ -2552,40 +1151,22 @@
           <w:szCs w:val="20"/>
           <w:u w:val="none"/>
         </w:rPr>
-        <w:t xml:space="preserve">2.   </w:t>
-      </w:r>
-      <w:r>
-        <w:rPr>
-          <w:rFonts w:ascii="Malgun Gothic" w:cs="Malgun Gothic" w:eastAsia="Malgun Gothic" w:hAnsi="Malgun Gothic"/>
-          <w:b w:val="0"/>
-          <w:bCs w:val="0"/>
-          <w:i w:val="0"/>
-          <w:iCs w:val="0"/>
-          <w:color w:val="000000"/>
-          <w:sz w:val="20"/>
-          <w:szCs w:val="20"/>
-          <w:u w:val="none"/>
-        </w:rPr>
-        <w:t>_____________ _____________ _____________ _____________, now we even have AI.</w:t>
-      </w:r>
-    </w:p>
-    <w:p>
-      <w:pPr>
-        <w:spacing w:after="0" w:before="0" w:line="240" w:lineRule="auto"/>
-        <w:ind w:left="0" w:right="0" w:firstLine="0"/>
-        <w:jc w:val="left"/>
-        <w:rPr>
-          <w:rFonts w:ascii="Malgun Gothic" w:cs="Malgun Gothic" w:eastAsia="Malgun Gothic" w:hAnsi="Malgun Gothic"/>
-          <w:b w:val="0"/>
-          <w:bCs w:val="0"/>
-          <w:i w:val="0"/>
-          <w:iCs w:val="0"/>
-          <w:color w:val="000000"/>
-          <w:sz w:val="20"/>
-          <w:szCs w:val="20"/>
-          <w:u w:val="none"/>
-        </w:rPr>
-      </w:pPr>
+        <w:t xml:space="preserve">+    </w:t>
+      </w:r>
+      <w:r>
+        <w:rPr>
+          <w:rFonts w:ascii="Malgun Gothic" w:cs="Malgun Gothic" w:eastAsia="Malgun Gothic" w:hAnsi="Malgun Gothic"/>
+          <w:b w:val="0"/>
+          <w:bCs w:val="0"/>
+          <w:i w:val="0"/>
+          <w:iCs w:val="0"/>
+          <w:color w:val="000000"/>
+          <w:sz w:val="20"/>
+          <w:szCs w:val="20"/>
+          <w:u w:val="none"/>
+        </w:rPr>
+        <w:t xml:space="preserve">common</w:t>
+      </w:r>
     </w:p>
     <w:p>
       <w:pPr>
@@ -2616,46 +1197,78 @@
           <w:szCs w:val="20"/>
           <w:u w:val="none"/>
         </w:rPr>
-        <w:t xml:space="preserve">3.   </w:t>
-      </w:r>
-      <w:r>
-        <w:rPr>
-          <w:rFonts w:ascii="Malgun Gothic" w:cs="Malgun Gothic" w:eastAsia="Malgun Gothic" w:hAnsi="Malgun Gothic"/>
-          <w:b w:val="0"/>
-          <w:bCs w:val="0"/>
-          <w:i w:val="0"/>
-          <w:iCs w:val="0"/>
-          <w:color w:val="000000"/>
-          <w:sz w:val="20"/>
-          <w:szCs w:val="20"/>
-          <w:u w:val="none"/>
-        </w:rPr>
-        <w:t>When I saw those businesses _____________ _____________, it made me happy.</w:t>
-      </w:r>
-    </w:p>
-    <w:p>
-      <w:pPr>
-        <w:spacing w:after="0" w:before="0" w:line="240" w:lineRule="auto"/>
-        <w:ind w:left="0" w:right="0" w:firstLine="0"/>
-        <w:jc w:val="left"/>
-        <w:rPr>
-          <w:rFonts w:ascii="Malgun Gothic" w:cs="Malgun Gothic" w:eastAsia="Malgun Gothic" w:hAnsi="Malgun Gothic"/>
-          <w:b w:val="0"/>
-          <w:bCs w:val="0"/>
-          <w:i w:val="0"/>
-          <w:iCs w:val="0"/>
-          <w:color w:val="000000"/>
-          <w:sz w:val="20"/>
-          <w:szCs w:val="20"/>
-          <w:u w:val="none"/>
-        </w:rPr>
-      </w:pPr>
-    </w:p>
-    <w:p>
-      <w:pPr>
-        <w:spacing w:after="0" w:before="0" w:line="240" w:lineRule="auto"/>
-        <w:ind w:left="0" w:right="0" w:firstLine="0"/>
-        <w:jc w:val="left"/>
+        <w:t xml:space="preserve">+    </w:t>
+      </w:r>
+      <w:r>
+        <w:rPr>
+          <w:rFonts w:ascii="Malgun Gothic" w:cs="Malgun Gothic" w:eastAsia="Malgun Gothic" w:hAnsi="Malgun Gothic"/>
+          <w:b w:val="0"/>
+          <w:bCs w:val="0"/>
+          <w:i w:val="0"/>
+          <w:iCs w:val="0"/>
+          <w:color w:val="000000"/>
+          <w:sz w:val="20"/>
+          <w:szCs w:val="20"/>
+          <w:u w:val="none"/>
+        </w:rPr>
+        <w:t xml:space="preserve">nothing special</w:t>
+      </w:r>
+    </w:p>
+    <w:p>
+      <w:pPr>
+        <w:spacing w:after="0" w:before="0" w:line="240" w:lineRule="auto"/>
+        <w:ind w:left="0" w:right="0" w:firstLine="0"/>
+        <w:jc w:val="left"/>
+        <w:rPr>
+          <w:rFonts w:ascii="Malgun Gothic" w:cs="Malgun Gothic" w:eastAsia="Malgun Gothic" w:hAnsi="Malgun Gothic"/>
+          <w:b w:val="0"/>
+          <w:bCs w:val="0"/>
+          <w:i w:val="0"/>
+          <w:iCs w:val="0"/>
+          <w:color w:val="000000"/>
+          <w:sz w:val="20"/>
+          <w:szCs w:val="20"/>
+          <w:u w:val="none"/>
+        </w:rPr>
+      </w:pPr>
+      <w:r>
+        <w:rPr>
+          <w:rFonts w:ascii="Malgun Gothic" w:cs="Malgun Gothic" w:eastAsia="Malgun Gothic" w:hAnsi="Malgun Gothic"/>
+          <w:b w:val="0"/>
+          <w:bCs w:val="0"/>
+          <w:i w:val="0"/>
+          <w:iCs w:val="0"/>
+          <w:color w:val="000000"/>
+          <w:sz w:val="20"/>
+          <w:szCs w:val="20"/>
+          <w:u w:val="none"/>
+        </w:rPr>
+        <w:t xml:space="preserve">Ex)  Good ideas are a commodity these days — what matters is who can actually do it.</w:t>
+      </w:r>
+    </w:p>
+    <w:p>
+      <w:pPr>
+        <w:spacing w:after="0" w:before="0" w:line="240" w:lineRule="auto"/>
+        <w:ind w:left="0" w:right="0" w:firstLine="0"/>
+        <w:jc w:val="left"/>
+        <w:rPr>
+          <w:rFonts w:ascii="Malgun Gothic" w:cs="Malgun Gothic" w:eastAsia="Malgun Gothic" w:hAnsi="Malgun Gothic"/>
+          <w:b w:val="0"/>
+          <w:bCs w:val="0"/>
+          <w:i w:val="0"/>
+          <w:iCs w:val="0"/>
+          <w:color w:val="000000"/>
+          <w:sz w:val="20"/>
+          <w:szCs w:val="20"/>
+          <w:u w:val="none"/>
+        </w:rPr>
+      </w:pPr>
+    </w:p>
+    <w:p>
+      <w:pPr>
+        <w:spacing w:after="0" w:before="0" w:line="240" w:lineRule="auto"/>
+        <w:ind w:left="0" w:right="0" w:firstLine="0"/>
+        <w:jc w:val="center"/>
         <w:rPr>
           <w:rFonts w:ascii="Malgun Gothic" w:cs="Malgun Gothic" w:eastAsia="Malgun Gothic" w:hAnsi="Malgun Gothic"/>
           <w:b w:val="0"/>
@@ -2675,45 +1288,45 @@
           <w:bCs w:val="1"/>
           <w:i w:val="0"/>
           <w:iCs w:val="0"/>
-          <w:color w:val="000000"/>
-          <w:sz w:val="20"/>
-          <w:szCs w:val="20"/>
-          <w:u w:val="none"/>
-        </w:rPr>
-        <w:t xml:space="preserve">4.   </w:t>
-      </w:r>
-      <w:r>
-        <w:rPr>
-          <w:rFonts w:ascii="Malgun Gothic" w:cs="Malgun Gothic" w:eastAsia="Malgun Gothic" w:hAnsi="Malgun Gothic"/>
-          <w:b w:val="0"/>
-          <w:bCs w:val="0"/>
-          <w:i w:val="0"/>
-          <w:iCs w:val="0"/>
-          <w:color w:val="000000"/>
-          <w:sz w:val="20"/>
-          <w:szCs w:val="20"/>
-          <w:u w:val="none"/>
-        </w:rPr>
-        <w:t>Some people feel _____________ when they see someone else succeed.</w:t>
-      </w:r>
-    </w:p>
-    <w:p>
-      <w:pPr>
-        <w:spacing w:after="0" w:before="0" w:line="240" w:lineRule="auto"/>
-        <w:ind w:left="0" w:right="0" w:firstLine="0"/>
-        <w:jc w:val="left"/>
-        <w:rPr>
-          <w:rFonts w:ascii="Malgun Gothic" w:cs="Malgun Gothic" w:eastAsia="Malgun Gothic" w:hAnsi="Malgun Gothic"/>
-          <w:b w:val="0"/>
-          <w:bCs w:val="0"/>
-          <w:i w:val="0"/>
-          <w:iCs w:val="0"/>
-          <w:color w:val="000000"/>
-          <w:sz w:val="20"/>
-          <w:szCs w:val="20"/>
-          <w:u w:val="none"/>
-        </w:rPr>
-      </w:pPr>
+          <w:color w:val="4472c4"/>
+          <w:sz w:val="22"/>
+          <w:szCs w:val="22"/>
+          <w:u w:val="none"/>
+        </w:rPr>
+        <w:t xml:space="preserve">look for someone who has ~</w:t>
+      </w:r>
+    </w:p>
+    <w:p>
+      <w:pPr>
+        <w:spacing w:after="0" w:before="0" w:line="240" w:lineRule="auto"/>
+        <w:ind w:left="0" w:right="0" w:firstLine="0"/>
+        <w:jc w:val="left"/>
+        <w:rPr>
+          <w:rFonts w:ascii="Malgun Gothic" w:cs="Malgun Gothic" w:eastAsia="Malgun Gothic" w:hAnsi="Malgun Gothic"/>
+          <w:b w:val="0"/>
+          <w:bCs w:val="0"/>
+          <w:i w:val="0"/>
+          <w:iCs w:val="0"/>
+          <w:color w:val="000000"/>
+          <w:sz w:val="20"/>
+          <w:szCs w:val="20"/>
+          <w:u w:val="none"/>
+        </w:rPr>
+      </w:pPr>
+      <w:r>
+        <w:rPr>
+          <w:rFonts w:ascii="Malgun Gothic" w:cs="Malgun Gothic" w:eastAsia="Malgun Gothic" w:hAnsi="Malgun Gothic"/>
+          <w:b w:val="0"/>
+          <w:bCs w:val="0"/>
+          <w:i w:val="0"/>
+          <w:iCs w:val="0"/>
+          <w:color w:val="505050"/>
+          <w:sz w:val="18"/>
+          <w:szCs w:val="18"/>
+          <w:u w:val="none"/>
+        </w:rPr>
+        <w:t xml:space="preserve">to try to find a person with a certain quality</w:t>
+      </w:r>
     </w:p>
     <w:p>
       <w:pPr>
@@ -2744,40 +1357,22 @@
           <w:szCs w:val="20"/>
           <w:u w:val="none"/>
         </w:rPr>
-        <w:t xml:space="preserve">5.   </w:t>
-      </w:r>
-      <w:r>
-        <w:rPr>
-          <w:rFonts w:ascii="Malgun Gothic" w:cs="Malgun Gothic" w:eastAsia="Malgun Gothic" w:hAnsi="Malgun Gothic"/>
-          <w:b w:val="0"/>
-          <w:bCs w:val="0"/>
-          <w:i w:val="0"/>
-          <w:iCs w:val="0"/>
-          <w:color w:val="000000"/>
-          <w:sz w:val="20"/>
-          <w:szCs w:val="20"/>
-          <w:u w:val="none"/>
-        </w:rPr>
-        <w:t>But I _____________ _____________ people who can be _____________ _____________ others' success.</w:t>
-      </w:r>
-    </w:p>
-    <w:p>
-      <w:pPr>
-        <w:spacing w:after="0" w:before="0" w:line="240" w:lineRule="auto"/>
-        <w:ind w:left="0" w:right="0" w:firstLine="0"/>
-        <w:jc w:val="left"/>
-        <w:rPr>
-          <w:rFonts w:ascii="Malgun Gothic" w:cs="Malgun Gothic" w:eastAsia="Malgun Gothic" w:hAnsi="Malgun Gothic"/>
-          <w:b w:val="0"/>
-          <w:bCs w:val="0"/>
-          <w:i w:val="0"/>
-          <w:iCs w:val="0"/>
-          <w:color w:val="000000"/>
-          <w:sz w:val="20"/>
-          <w:szCs w:val="20"/>
-          <w:u w:val="none"/>
-        </w:rPr>
-      </w:pPr>
+        <w:t xml:space="preserve">+    </w:t>
+      </w:r>
+      <w:r>
+        <w:rPr>
+          <w:rFonts w:ascii="Malgun Gothic" w:cs="Malgun Gothic" w:eastAsia="Malgun Gothic" w:hAnsi="Malgun Gothic"/>
+          <w:b w:val="0"/>
+          <w:bCs w:val="0"/>
+          <w:i w:val="0"/>
+          <w:iCs w:val="0"/>
+          <w:color w:val="000000"/>
+          <w:sz w:val="20"/>
+          <w:szCs w:val="20"/>
+          <w:u w:val="none"/>
+        </w:rPr>
+        <w:t xml:space="preserve">What do you look for in a friend?</w:t>
+      </w:r>
     </w:p>
     <w:p>
       <w:pPr>
@@ -2808,21 +1403,877 @@
           <w:szCs w:val="20"/>
           <w:u w:val="none"/>
         </w:rPr>
-        <w:t xml:space="preserve">6.   </w:t>
-      </w:r>
-      <w:r>
-        <w:rPr>
-          <w:rFonts w:ascii="Malgun Gothic" w:cs="Malgun Gothic" w:eastAsia="Malgun Gothic" w:hAnsi="Malgun Gothic"/>
-          <w:b w:val="0"/>
-          <w:bCs w:val="0"/>
-          <w:i w:val="0"/>
-          <w:iCs w:val="0"/>
-          <w:color w:val="000000"/>
-          <w:sz w:val="20"/>
-          <w:szCs w:val="20"/>
-          <w:u w:val="none"/>
-        </w:rPr>
-        <w:t>So when I _____________ people, that _____________ matters more than intelligence.</w:t>
+        <w:t xml:space="preserve">+    </w:t>
+      </w:r>
+      <w:r>
+        <w:rPr>
+          <w:rFonts w:ascii="Malgun Gothic" w:cs="Malgun Gothic" w:eastAsia="Malgun Gothic" w:hAnsi="Malgun Gothic"/>
+          <w:b w:val="0"/>
+          <w:bCs w:val="0"/>
+          <w:i w:val="0"/>
+          <w:iCs w:val="0"/>
+          <w:color w:val="000000"/>
+          <w:sz w:val="20"/>
+          <w:szCs w:val="20"/>
+          <w:u w:val="none"/>
+        </w:rPr>
+        <w:t xml:space="preserve">value</w:t>
+      </w:r>
+    </w:p>
+    <w:p>
+      <w:pPr>
+        <w:spacing w:after="0" w:before="0" w:line="240" w:lineRule="auto"/>
+        <w:ind w:left="0" w:right="0" w:firstLine="0"/>
+        <w:jc w:val="left"/>
+        <w:rPr>
+          <w:rFonts w:ascii="Malgun Gothic" w:cs="Malgun Gothic" w:eastAsia="Malgun Gothic" w:hAnsi="Malgun Gothic"/>
+          <w:b w:val="0"/>
+          <w:bCs w:val="0"/>
+          <w:i w:val="0"/>
+          <w:iCs w:val="0"/>
+          <w:color w:val="000000"/>
+          <w:sz w:val="20"/>
+          <w:szCs w:val="20"/>
+          <w:u w:val="none"/>
+        </w:rPr>
+      </w:pPr>
+      <w:r>
+        <w:rPr>
+          <w:rFonts w:ascii="Malgun Gothic" w:cs="Malgun Gothic" w:eastAsia="Malgun Gothic" w:hAnsi="Malgun Gothic"/>
+          <w:b w:val="0"/>
+          <w:bCs w:val="0"/>
+          <w:i w:val="0"/>
+          <w:iCs w:val="0"/>
+          <w:color w:val="000000"/>
+          <w:sz w:val="20"/>
+          <w:szCs w:val="20"/>
+          <w:u w:val="none"/>
+        </w:rPr>
+        <w:t xml:space="preserve">Ex)  When we hire, we look for someone who has a good attitude.</w:t>
+      </w:r>
+    </w:p>
+    <w:p>
+      <w:pPr>
+        <w:spacing w:after="0" w:before="0" w:line="240" w:lineRule="auto"/>
+        <w:ind w:left="0" w:right="0" w:firstLine="0"/>
+        <w:jc w:val="left"/>
+        <w:rPr>
+          <w:rFonts w:ascii="Malgun Gothic" w:cs="Malgun Gothic" w:eastAsia="Malgun Gothic" w:hAnsi="Malgun Gothic"/>
+          <w:b w:val="0"/>
+          <w:bCs w:val="0"/>
+          <w:i w:val="0"/>
+          <w:iCs w:val="0"/>
+          <w:color w:val="000000"/>
+          <w:sz w:val="20"/>
+          <w:szCs w:val="20"/>
+          <w:u w:val="none"/>
+        </w:rPr>
+      </w:pPr>
+    </w:p>
+    <w:p>
+      <w:pPr>
+        <w:spacing w:after="0" w:before="0" w:line="240" w:lineRule="auto"/>
+        <w:ind w:left="0" w:right="0" w:firstLine="0"/>
+        <w:jc w:val="center"/>
+        <w:rPr>
+          <w:rFonts w:ascii="Malgun Gothic" w:cs="Malgun Gothic" w:eastAsia="Malgun Gothic" w:hAnsi="Malgun Gothic"/>
+          <w:b w:val="0"/>
+          <w:bCs w:val="0"/>
+          <w:i w:val="0"/>
+          <w:iCs w:val="0"/>
+          <w:color w:val="000000"/>
+          <w:sz w:val="20"/>
+          <w:szCs w:val="20"/>
+          <w:u w:val="none"/>
+        </w:rPr>
+      </w:pPr>
+      <w:r>
+        <w:rPr>
+          <w:rFonts w:ascii="Malgun Gothic" w:cs="Malgun Gothic" w:eastAsia="Malgun Gothic" w:hAnsi="Malgun Gothic"/>
+          <w:b w:val="1"/>
+          <w:bCs w:val="1"/>
+          <w:i w:val="0"/>
+          <w:iCs w:val="0"/>
+          <w:color w:val="4472c4"/>
+          <w:sz w:val="22"/>
+          <w:szCs w:val="22"/>
+          <w:u w:val="none"/>
+        </w:rPr>
+        <w:t xml:space="preserve">generosity</w:t>
+      </w:r>
+    </w:p>
+    <w:p>
+      <w:pPr>
+        <w:spacing w:after="0" w:before="0" w:line="240" w:lineRule="auto"/>
+        <w:ind w:left="0" w:right="0" w:firstLine="0"/>
+        <w:jc w:val="left"/>
+        <w:rPr>
+          <w:rFonts w:ascii="Malgun Gothic" w:cs="Malgun Gothic" w:eastAsia="Malgun Gothic" w:hAnsi="Malgun Gothic"/>
+          <w:b w:val="0"/>
+          <w:bCs w:val="0"/>
+          <w:i w:val="0"/>
+          <w:iCs w:val="0"/>
+          <w:color w:val="000000"/>
+          <w:sz w:val="20"/>
+          <w:szCs w:val="20"/>
+          <w:u w:val="none"/>
+        </w:rPr>
+      </w:pPr>
+      <w:r>
+        <w:rPr>
+          <w:rFonts w:ascii="Malgun Gothic" w:cs="Malgun Gothic" w:eastAsia="Malgun Gothic" w:hAnsi="Malgun Gothic"/>
+          <w:b w:val="0"/>
+          <w:bCs w:val="0"/>
+          <w:i w:val="0"/>
+          <w:iCs w:val="0"/>
+          <w:color w:val="505050"/>
+          <w:sz w:val="18"/>
+          <w:szCs w:val="18"/>
+          <w:u w:val="none"/>
+        </w:rPr>
+        <w:t xml:space="preserve">the quality of wanting good things for other people</w:t>
+      </w:r>
+    </w:p>
+    <w:p>
+      <w:pPr>
+        <w:spacing w:after="0" w:before="0" w:line="240" w:lineRule="auto"/>
+        <w:ind w:left="0" w:right="0" w:firstLine="0"/>
+        <w:jc w:val="left"/>
+        <w:rPr>
+          <w:rFonts w:ascii="Malgun Gothic" w:cs="Malgun Gothic" w:eastAsia="Malgun Gothic" w:hAnsi="Malgun Gothic"/>
+          <w:b w:val="0"/>
+          <w:bCs w:val="0"/>
+          <w:i w:val="0"/>
+          <w:iCs w:val="0"/>
+          <w:color w:val="000000"/>
+          <w:sz w:val="20"/>
+          <w:szCs w:val="20"/>
+          <w:u w:val="none"/>
+        </w:rPr>
+      </w:pPr>
+      <w:r>
+        <w:rPr>
+          <w:rFonts w:ascii="Malgun Gothic" w:cs="Malgun Gothic" w:eastAsia="Malgun Gothic" w:hAnsi="Malgun Gothic"/>
+          <w:b w:val="1"/>
+          <w:bCs w:val="1"/>
+          <w:i w:val="0"/>
+          <w:iCs w:val="0"/>
+          <w:color w:val="000000"/>
+          <w:sz w:val="20"/>
+          <w:szCs w:val="20"/>
+          <w:u w:val="none"/>
+        </w:rPr>
+        <w:t xml:space="preserve">+    </w:t>
+      </w:r>
+      <w:r>
+        <w:rPr>
+          <w:rFonts w:ascii="Malgun Gothic" w:cs="Malgun Gothic" w:eastAsia="Malgun Gothic" w:hAnsi="Malgun Gothic"/>
+          <w:b w:val="0"/>
+          <w:bCs w:val="0"/>
+          <w:i w:val="0"/>
+          <w:iCs w:val="0"/>
+          <w:color w:val="000000"/>
+          <w:sz w:val="20"/>
+          <w:szCs w:val="20"/>
+          <w:u w:val="none"/>
+        </w:rPr>
+        <w:t xml:space="preserve">generous</w:t>
+      </w:r>
+    </w:p>
+    <w:p>
+      <w:pPr>
+        <w:spacing w:after="0" w:before="0" w:line="240" w:lineRule="auto"/>
+        <w:ind w:left="0" w:right="0" w:firstLine="0"/>
+        <w:jc w:val="left"/>
+        <w:rPr>
+          <w:rFonts w:ascii="Malgun Gothic" w:cs="Malgun Gothic" w:eastAsia="Malgun Gothic" w:hAnsi="Malgun Gothic"/>
+          <w:b w:val="0"/>
+          <w:bCs w:val="0"/>
+          <w:i w:val="0"/>
+          <w:iCs w:val="0"/>
+          <w:color w:val="000000"/>
+          <w:sz w:val="20"/>
+          <w:szCs w:val="20"/>
+          <w:u w:val="none"/>
+        </w:rPr>
+      </w:pPr>
+      <w:r>
+        <w:rPr>
+          <w:rFonts w:ascii="Malgun Gothic" w:cs="Malgun Gothic" w:eastAsia="Malgun Gothic" w:hAnsi="Malgun Gothic"/>
+          <w:b w:val="1"/>
+          <w:bCs w:val="1"/>
+          <w:i w:val="0"/>
+          <w:iCs w:val="0"/>
+          <w:color w:val="000000"/>
+          <w:sz w:val="20"/>
+          <w:szCs w:val="20"/>
+          <w:u w:val="none"/>
+        </w:rPr>
+        <w:t xml:space="preserve">+    </w:t>
+      </w:r>
+      <w:r>
+        <w:rPr>
+          <w:rFonts w:ascii="Malgun Gothic" w:cs="Malgun Gothic" w:eastAsia="Malgun Gothic" w:hAnsi="Malgun Gothic"/>
+          <w:b w:val="0"/>
+          <w:bCs w:val="0"/>
+          <w:i w:val="0"/>
+          <w:iCs w:val="0"/>
+          <w:color w:val="000000"/>
+          <w:sz w:val="20"/>
+          <w:szCs w:val="20"/>
+          <w:u w:val="none"/>
+        </w:rPr>
+        <w:t xml:space="preserve">kindness</w:t>
+      </w:r>
+    </w:p>
+    <w:p>
+      <w:pPr>
+        <w:spacing w:after="0" w:before="0" w:line="240" w:lineRule="auto"/>
+        <w:ind w:left="0" w:right="0" w:firstLine="0"/>
+        <w:jc w:val="left"/>
+        <w:rPr>
+          <w:rFonts w:ascii="Malgun Gothic" w:cs="Malgun Gothic" w:eastAsia="Malgun Gothic" w:hAnsi="Malgun Gothic"/>
+          <w:b w:val="0"/>
+          <w:bCs w:val="0"/>
+          <w:i w:val="0"/>
+          <w:iCs w:val="0"/>
+          <w:color w:val="000000"/>
+          <w:sz w:val="20"/>
+          <w:szCs w:val="20"/>
+          <w:u w:val="none"/>
+        </w:rPr>
+      </w:pPr>
+      <w:r>
+        <w:rPr>
+          <w:rFonts w:ascii="Malgun Gothic" w:cs="Malgun Gothic" w:eastAsia="Malgun Gothic" w:hAnsi="Malgun Gothic"/>
+          <w:b w:val="0"/>
+          <w:bCs w:val="0"/>
+          <w:i w:val="0"/>
+          <w:iCs w:val="0"/>
+          <w:color w:val="000000"/>
+          <w:sz w:val="20"/>
+          <w:szCs w:val="20"/>
+          <w:u w:val="none"/>
+        </w:rPr>
+        <w:t xml:space="preserve">Ex)  Her generosity is why everyone wants to work with her.</w:t>
+      </w:r>
+    </w:p>
+    <w:p>
+      <w:pPr>
+        <w:spacing w:after="0" w:before="0" w:line="240" w:lineRule="auto"/>
+        <w:ind w:left="0" w:right="0" w:firstLine="0"/>
+        <w:jc w:val="left"/>
+        <w:rPr>
+          <w:rFonts w:ascii="Malgun Gothic" w:cs="Malgun Gothic" w:eastAsia="Malgun Gothic" w:hAnsi="Malgun Gothic"/>
+          <w:b w:val="0"/>
+          <w:bCs w:val="0"/>
+          <w:i w:val="0"/>
+          <w:iCs w:val="0"/>
+          <w:color w:val="000000"/>
+          <w:sz w:val="20"/>
+          <w:szCs w:val="20"/>
+          <w:u w:val="none"/>
+        </w:rPr>
+      </w:pPr>
+    </w:p>
+    <w:p>
+      <w:pPr>
+        <w:spacing w:after="0" w:before="0" w:line="240" w:lineRule="auto"/>
+        <w:ind w:left="0" w:right="0" w:firstLine="0"/>
+        <w:jc w:val="center"/>
+        <w:rPr>
+          <w:rFonts w:ascii="Malgun Gothic" w:cs="Malgun Gothic" w:eastAsia="Malgun Gothic" w:hAnsi="Malgun Gothic"/>
+          <w:b w:val="0"/>
+          <w:bCs w:val="0"/>
+          <w:i w:val="0"/>
+          <w:iCs w:val="0"/>
+          <w:color w:val="000000"/>
+          <w:sz w:val="20"/>
+          <w:szCs w:val="20"/>
+          <w:u w:val="none"/>
+        </w:rPr>
+      </w:pPr>
+      <w:r>
+        <w:rPr>
+          <w:rFonts w:ascii="Malgun Gothic" w:cs="Malgun Gothic" w:eastAsia="Malgun Gothic" w:hAnsi="Malgun Gothic"/>
+          <w:b w:val="1"/>
+          <w:bCs w:val="1"/>
+          <w:i w:val="0"/>
+          <w:iCs w:val="0"/>
+          <w:color w:val="4472c4"/>
+          <w:sz w:val="22"/>
+          <w:szCs w:val="22"/>
+          <w:u w:val="none"/>
+        </w:rPr>
+        <w:t xml:space="preserve">feel bad (when ~)</w:t>
+      </w:r>
+    </w:p>
+    <w:p>
+      <w:pPr>
+        <w:spacing w:after="0" w:before="0" w:line="240" w:lineRule="auto"/>
+        <w:ind w:left="0" w:right="0" w:firstLine="0"/>
+        <w:jc w:val="left"/>
+        <w:rPr>
+          <w:rFonts w:ascii="Malgun Gothic" w:cs="Malgun Gothic" w:eastAsia="Malgun Gothic" w:hAnsi="Malgun Gothic"/>
+          <w:b w:val="0"/>
+          <w:bCs w:val="0"/>
+          <w:i w:val="0"/>
+          <w:iCs w:val="0"/>
+          <w:color w:val="000000"/>
+          <w:sz w:val="20"/>
+          <w:szCs w:val="20"/>
+          <w:u w:val="none"/>
+        </w:rPr>
+      </w:pPr>
+      <w:r>
+        <w:rPr>
+          <w:rFonts w:ascii="Malgun Gothic" w:cs="Malgun Gothic" w:eastAsia="Malgun Gothic" w:hAnsi="Malgun Gothic"/>
+          <w:b w:val="0"/>
+          <w:bCs w:val="0"/>
+          <w:i w:val="0"/>
+          <w:iCs w:val="0"/>
+          <w:color w:val="505050"/>
+          <w:sz w:val="18"/>
+          <w:szCs w:val="18"/>
+          <w:u w:val="none"/>
+        </w:rPr>
+        <w:t xml:space="preserve">to feel unhappy or jealous about something</w:t>
+      </w:r>
+    </w:p>
+    <w:p>
+      <w:pPr>
+        <w:spacing w:after="0" w:before="0" w:line="240" w:lineRule="auto"/>
+        <w:ind w:left="0" w:right="0" w:firstLine="0"/>
+        <w:jc w:val="left"/>
+        <w:rPr>
+          <w:rFonts w:ascii="Malgun Gothic" w:cs="Malgun Gothic" w:eastAsia="Malgun Gothic" w:hAnsi="Malgun Gothic"/>
+          <w:b w:val="0"/>
+          <w:bCs w:val="0"/>
+          <w:i w:val="0"/>
+          <w:iCs w:val="0"/>
+          <w:color w:val="000000"/>
+          <w:sz w:val="20"/>
+          <w:szCs w:val="20"/>
+          <w:u w:val="none"/>
+        </w:rPr>
+      </w:pPr>
+      <w:r>
+        <w:rPr>
+          <w:rFonts w:ascii="Malgun Gothic" w:cs="Malgun Gothic" w:eastAsia="Malgun Gothic" w:hAnsi="Malgun Gothic"/>
+          <w:b w:val="1"/>
+          <w:bCs w:val="1"/>
+          <w:i w:val="0"/>
+          <w:iCs w:val="0"/>
+          <w:color w:val="000000"/>
+          <w:sz w:val="20"/>
+          <w:szCs w:val="20"/>
+          <w:u w:val="none"/>
+        </w:rPr>
+        <w:t xml:space="preserve">+    </w:t>
+      </w:r>
+      <w:r>
+        <w:rPr>
+          <w:rFonts w:ascii="Malgun Gothic" w:cs="Malgun Gothic" w:eastAsia="Malgun Gothic" w:hAnsi="Malgun Gothic"/>
+          <w:b w:val="0"/>
+          <w:bCs w:val="0"/>
+          <w:i w:val="0"/>
+          <w:iCs w:val="0"/>
+          <w:color w:val="000000"/>
+          <w:sz w:val="20"/>
+          <w:szCs w:val="20"/>
+          <w:u w:val="none"/>
+        </w:rPr>
+        <w:t xml:space="preserve">be jealous of ~</w:t>
+      </w:r>
+    </w:p>
+    <w:p>
+      <w:pPr>
+        <w:spacing w:after="0" w:before="0" w:line="240" w:lineRule="auto"/>
+        <w:ind w:left="0" w:right="0" w:firstLine="0"/>
+        <w:jc w:val="left"/>
+        <w:rPr>
+          <w:rFonts w:ascii="Malgun Gothic" w:cs="Malgun Gothic" w:eastAsia="Malgun Gothic" w:hAnsi="Malgun Gothic"/>
+          <w:b w:val="0"/>
+          <w:bCs w:val="0"/>
+          <w:i w:val="0"/>
+          <w:iCs w:val="0"/>
+          <w:color w:val="000000"/>
+          <w:sz w:val="20"/>
+          <w:szCs w:val="20"/>
+          <w:u w:val="none"/>
+        </w:rPr>
+      </w:pPr>
+      <w:r>
+        <w:rPr>
+          <w:rFonts w:ascii="Malgun Gothic" w:cs="Malgun Gothic" w:eastAsia="Malgun Gothic" w:hAnsi="Malgun Gothic"/>
+          <w:b w:val="1"/>
+          <w:bCs w:val="1"/>
+          <w:i w:val="0"/>
+          <w:iCs w:val="0"/>
+          <w:color w:val="000000"/>
+          <w:sz w:val="20"/>
+          <w:szCs w:val="20"/>
+          <w:u w:val="none"/>
+        </w:rPr>
+        <w:t xml:space="preserve">+    </w:t>
+      </w:r>
+      <w:r>
+        <w:rPr>
+          <w:rFonts w:ascii="Malgun Gothic" w:cs="Malgun Gothic" w:eastAsia="Malgun Gothic" w:hAnsi="Malgun Gothic"/>
+          <w:b w:val="0"/>
+          <w:bCs w:val="0"/>
+          <w:i w:val="0"/>
+          <w:iCs w:val="0"/>
+          <w:color w:val="000000"/>
+          <w:sz w:val="20"/>
+          <w:szCs w:val="20"/>
+          <w:u w:val="none"/>
+        </w:rPr>
+        <w:t xml:space="preserve">envy</w:t>
+      </w:r>
+    </w:p>
+    <w:p>
+      <w:pPr>
+        <w:spacing w:after="0" w:before="0" w:line="240" w:lineRule="auto"/>
+        <w:ind w:left="0" w:right="0" w:firstLine="0"/>
+        <w:jc w:val="left"/>
+        <w:rPr>
+          <w:rFonts w:ascii="Malgun Gothic" w:cs="Malgun Gothic" w:eastAsia="Malgun Gothic" w:hAnsi="Malgun Gothic"/>
+          <w:b w:val="0"/>
+          <w:bCs w:val="0"/>
+          <w:i w:val="0"/>
+          <w:iCs w:val="0"/>
+          <w:color w:val="000000"/>
+          <w:sz w:val="20"/>
+          <w:szCs w:val="20"/>
+          <w:u w:val="none"/>
+        </w:rPr>
+      </w:pPr>
+      <w:r>
+        <w:rPr>
+          <w:rFonts w:ascii="Malgun Gothic" w:cs="Malgun Gothic" w:eastAsia="Malgun Gothic" w:hAnsi="Malgun Gothic"/>
+          <w:b w:val="0"/>
+          <w:bCs w:val="0"/>
+          <w:i w:val="0"/>
+          <w:iCs w:val="0"/>
+          <w:color w:val="000000"/>
+          <w:sz w:val="20"/>
+          <w:szCs w:val="20"/>
+          <w:u w:val="none"/>
+        </w:rPr>
+        <w:t xml:space="preserve">Ex)  Some people feel bad when a coworker gets promoted.</w:t>
+      </w:r>
+    </w:p>
+    <w:p>
+      <w:pPr>
+        <w:spacing w:after="0" w:before="0" w:line="240" w:lineRule="auto"/>
+        <w:ind w:left="0" w:right="0" w:firstLine="0"/>
+        <w:jc w:val="left"/>
+        <w:rPr>
+          <w:rFonts w:ascii="Malgun Gothic" w:cs="Malgun Gothic" w:eastAsia="Malgun Gothic" w:hAnsi="Malgun Gothic"/>
+          <w:b w:val="0"/>
+          <w:bCs w:val="0"/>
+          <w:i w:val="0"/>
+          <w:iCs w:val="0"/>
+          <w:color w:val="000000"/>
+          <w:sz w:val="20"/>
+          <w:szCs w:val="20"/>
+          <w:u w:val="none"/>
+        </w:rPr>
+      </w:pPr>
+    </w:p>
+    <w:p>
+      <w:pPr>
+        <w:spacing w:after="0" w:before="0" w:line="240" w:lineRule="auto"/>
+        <w:ind w:left="0" w:right="0" w:firstLine="0"/>
+        <w:jc w:val="center"/>
+        <w:rPr>
+          <w:rFonts w:ascii="Malgun Gothic" w:cs="Malgun Gothic" w:eastAsia="Malgun Gothic" w:hAnsi="Malgun Gothic"/>
+          <w:b w:val="0"/>
+          <w:bCs w:val="0"/>
+          <w:i w:val="0"/>
+          <w:iCs w:val="0"/>
+          <w:color w:val="000000"/>
+          <w:sz w:val="20"/>
+          <w:szCs w:val="20"/>
+          <w:u w:val="none"/>
+        </w:rPr>
+      </w:pPr>
+      <w:r>
+        <w:rPr>
+          <w:rFonts w:ascii="Malgun Gothic" w:cs="Malgun Gothic" w:eastAsia="Malgun Gothic" w:hAnsi="Malgun Gothic"/>
+          <w:b w:val="1"/>
+          <w:bCs w:val="1"/>
+          <w:i w:val="0"/>
+          <w:iCs w:val="0"/>
+          <w:color w:val="4472c4"/>
+          <w:sz w:val="22"/>
+          <w:szCs w:val="22"/>
+          <w:u w:val="none"/>
+        </w:rPr>
+        <w:t xml:space="preserve">(business) is doing so well</w:t>
+      </w:r>
+    </w:p>
+    <w:p>
+      <w:pPr>
+        <w:spacing w:after="0" w:before="0" w:line="240" w:lineRule="auto"/>
+        <w:ind w:left="0" w:right="0" w:firstLine="0"/>
+        <w:jc w:val="left"/>
+        <w:rPr>
+          <w:rFonts w:ascii="Malgun Gothic" w:cs="Malgun Gothic" w:eastAsia="Malgun Gothic" w:hAnsi="Malgun Gothic"/>
+          <w:b w:val="0"/>
+          <w:bCs w:val="0"/>
+          <w:i w:val="0"/>
+          <w:iCs w:val="0"/>
+          <w:color w:val="000000"/>
+          <w:sz w:val="20"/>
+          <w:szCs w:val="20"/>
+          <w:u w:val="none"/>
+        </w:rPr>
+      </w:pPr>
+      <w:r>
+        <w:rPr>
+          <w:rFonts w:ascii="Malgun Gothic" w:cs="Malgun Gothic" w:eastAsia="Malgun Gothic" w:hAnsi="Malgun Gothic"/>
+          <w:b w:val="0"/>
+          <w:bCs w:val="0"/>
+          <w:i w:val="0"/>
+          <w:iCs w:val="0"/>
+          <w:color w:val="505050"/>
+          <w:sz w:val="18"/>
+          <w:szCs w:val="18"/>
+          <w:u w:val="none"/>
+        </w:rPr>
+        <w:t xml:space="preserve">to be very successful</w:t>
+      </w:r>
+    </w:p>
+    <w:p>
+      <w:pPr>
+        <w:spacing w:after="0" w:before="0" w:line="240" w:lineRule="auto"/>
+        <w:ind w:left="0" w:right="0" w:firstLine="0"/>
+        <w:jc w:val="left"/>
+        <w:rPr>
+          <w:rFonts w:ascii="Malgun Gothic" w:cs="Malgun Gothic" w:eastAsia="Malgun Gothic" w:hAnsi="Malgun Gothic"/>
+          <w:b w:val="0"/>
+          <w:bCs w:val="0"/>
+          <w:i w:val="0"/>
+          <w:iCs w:val="0"/>
+          <w:color w:val="000000"/>
+          <w:sz w:val="20"/>
+          <w:szCs w:val="20"/>
+          <w:u w:val="none"/>
+        </w:rPr>
+      </w:pPr>
+      <w:r>
+        <w:rPr>
+          <w:rFonts w:ascii="Malgun Gothic" w:cs="Malgun Gothic" w:eastAsia="Malgun Gothic" w:hAnsi="Malgun Gothic"/>
+          <w:b w:val="1"/>
+          <w:bCs w:val="1"/>
+          <w:i w:val="0"/>
+          <w:iCs w:val="0"/>
+          <w:color w:val="000000"/>
+          <w:sz w:val="20"/>
+          <w:szCs w:val="20"/>
+          <w:u w:val="none"/>
+        </w:rPr>
+        <w:t xml:space="preserve">+    </w:t>
+      </w:r>
+      <w:r>
+        <w:rPr>
+          <w:rFonts w:ascii="Malgun Gothic" w:cs="Malgun Gothic" w:eastAsia="Malgun Gothic" w:hAnsi="Malgun Gothic"/>
+          <w:b w:val="0"/>
+          <w:bCs w:val="0"/>
+          <w:i w:val="0"/>
+          <w:iCs w:val="0"/>
+          <w:color w:val="000000"/>
+          <w:sz w:val="20"/>
+          <w:szCs w:val="20"/>
+          <w:u w:val="none"/>
+        </w:rPr>
+        <w:t xml:space="preserve">do well</w:t>
+      </w:r>
+    </w:p>
+    <w:p>
+      <w:pPr>
+        <w:spacing w:after="0" w:before="0" w:line="240" w:lineRule="auto"/>
+        <w:ind w:left="0" w:right="0" w:firstLine="0"/>
+        <w:jc w:val="left"/>
+        <w:rPr>
+          <w:rFonts w:ascii="Malgun Gothic" w:cs="Malgun Gothic" w:eastAsia="Malgun Gothic" w:hAnsi="Malgun Gothic"/>
+          <w:b w:val="0"/>
+          <w:bCs w:val="0"/>
+          <w:i w:val="0"/>
+          <w:iCs w:val="0"/>
+          <w:color w:val="000000"/>
+          <w:sz w:val="20"/>
+          <w:szCs w:val="20"/>
+          <w:u w:val="none"/>
+        </w:rPr>
+      </w:pPr>
+      <w:r>
+        <w:rPr>
+          <w:rFonts w:ascii="Malgun Gothic" w:cs="Malgun Gothic" w:eastAsia="Malgun Gothic" w:hAnsi="Malgun Gothic"/>
+          <w:b w:val="1"/>
+          <w:bCs w:val="1"/>
+          <w:i w:val="0"/>
+          <w:iCs w:val="0"/>
+          <w:color w:val="000000"/>
+          <w:sz w:val="20"/>
+          <w:szCs w:val="20"/>
+          <w:u w:val="none"/>
+        </w:rPr>
+        <w:t xml:space="preserve">+    </w:t>
+      </w:r>
+      <w:r>
+        <w:rPr>
+          <w:rFonts w:ascii="Malgun Gothic" w:cs="Malgun Gothic" w:eastAsia="Malgun Gothic" w:hAnsi="Malgun Gothic"/>
+          <w:b w:val="0"/>
+          <w:bCs w:val="0"/>
+          <w:i w:val="0"/>
+          <w:iCs w:val="0"/>
+          <w:color w:val="000000"/>
+          <w:sz w:val="20"/>
+          <w:szCs w:val="20"/>
+          <w:u w:val="none"/>
+        </w:rPr>
+        <w:t xml:space="preserve">Business is booming.</w:t>
+      </w:r>
+    </w:p>
+    <w:p>
+      <w:pPr>
+        <w:spacing w:after="0" w:before="0" w:line="240" w:lineRule="auto"/>
+        <w:ind w:left="0" w:right="0" w:firstLine="0"/>
+        <w:jc w:val="left"/>
+        <w:rPr>
+          <w:rFonts w:ascii="Malgun Gothic" w:cs="Malgun Gothic" w:eastAsia="Malgun Gothic" w:hAnsi="Malgun Gothic"/>
+          <w:b w:val="0"/>
+          <w:bCs w:val="0"/>
+          <w:i w:val="0"/>
+          <w:iCs w:val="0"/>
+          <w:color w:val="000000"/>
+          <w:sz w:val="20"/>
+          <w:szCs w:val="20"/>
+          <w:u w:val="none"/>
+        </w:rPr>
+      </w:pPr>
+      <w:r>
+        <w:rPr>
+          <w:rFonts w:ascii="Malgun Gothic" w:cs="Malgun Gothic" w:eastAsia="Malgun Gothic" w:hAnsi="Malgun Gothic"/>
+          <w:b w:val="0"/>
+          <w:bCs w:val="0"/>
+          <w:i w:val="0"/>
+          <w:iCs w:val="0"/>
+          <w:color w:val="000000"/>
+          <w:sz w:val="20"/>
+          <w:szCs w:val="20"/>
+          <w:u w:val="none"/>
+        </w:rPr>
+        <w:t xml:space="preserve">Ex)  I love seeing small restaurants in my neighborhood doing so well.</w:t>
+      </w:r>
+    </w:p>
+    <w:p>
+      <w:pPr>
+        <w:spacing w:after="0" w:before="0" w:line="240" w:lineRule="auto"/>
+        <w:ind w:left="0" w:right="0" w:firstLine="0"/>
+        <w:jc w:val="left"/>
+        <w:rPr>
+          <w:rFonts w:ascii="Malgun Gothic" w:cs="Malgun Gothic" w:eastAsia="Malgun Gothic" w:hAnsi="Malgun Gothic"/>
+          <w:b w:val="0"/>
+          <w:bCs w:val="0"/>
+          <w:i w:val="0"/>
+          <w:iCs w:val="0"/>
+          <w:color w:val="000000"/>
+          <w:sz w:val="20"/>
+          <w:szCs w:val="20"/>
+          <w:u w:val="none"/>
+        </w:rPr>
+      </w:pPr>
+    </w:p>
+    <w:p>
+      <w:pPr>
+        <w:spacing w:after="0" w:before="0" w:line="240" w:lineRule="auto"/>
+        <w:ind w:left="0" w:right="0" w:firstLine="0"/>
+        <w:jc w:val="center"/>
+        <w:rPr>
+          <w:rFonts w:ascii="Malgun Gothic" w:cs="Malgun Gothic" w:eastAsia="Malgun Gothic" w:hAnsi="Malgun Gothic"/>
+          <w:b w:val="0"/>
+          <w:bCs w:val="0"/>
+          <w:i w:val="0"/>
+          <w:iCs w:val="0"/>
+          <w:color w:val="000000"/>
+          <w:sz w:val="20"/>
+          <w:szCs w:val="20"/>
+          <w:u w:val="none"/>
+        </w:rPr>
+      </w:pPr>
+      <w:r>
+        <w:rPr>
+          <w:rFonts w:ascii="Malgun Gothic" w:cs="Malgun Gothic" w:eastAsia="Malgun Gothic" w:hAnsi="Malgun Gothic"/>
+          <w:b w:val="1"/>
+          <w:bCs w:val="1"/>
+          <w:i w:val="0"/>
+          <w:iCs w:val="0"/>
+          <w:color w:val="4472c4"/>
+          <w:sz w:val="22"/>
+          <w:szCs w:val="22"/>
+          <w:u w:val="none"/>
+        </w:rPr>
+        <w:t xml:space="preserve">be happy for someone</w:t>
+      </w:r>
+    </w:p>
+    <w:p>
+      <w:pPr>
+        <w:spacing w:after="0" w:before="0" w:line="240" w:lineRule="auto"/>
+        <w:ind w:left="0" w:right="0" w:firstLine="0"/>
+        <w:jc w:val="left"/>
+        <w:rPr>
+          <w:rFonts w:ascii="Malgun Gothic" w:cs="Malgun Gothic" w:eastAsia="Malgun Gothic" w:hAnsi="Malgun Gothic"/>
+          <w:b w:val="0"/>
+          <w:bCs w:val="0"/>
+          <w:i w:val="0"/>
+          <w:iCs w:val="0"/>
+          <w:color w:val="000000"/>
+          <w:sz w:val="20"/>
+          <w:szCs w:val="20"/>
+          <w:u w:val="none"/>
+        </w:rPr>
+      </w:pPr>
+      <w:r>
+        <w:rPr>
+          <w:rFonts w:ascii="Malgun Gothic" w:cs="Malgun Gothic" w:eastAsia="Malgun Gothic" w:hAnsi="Malgun Gothic"/>
+          <w:b w:val="0"/>
+          <w:bCs w:val="0"/>
+          <w:i w:val="0"/>
+          <w:iCs w:val="0"/>
+          <w:color w:val="505050"/>
+          <w:sz w:val="18"/>
+          <w:szCs w:val="18"/>
+          <w:u w:val="none"/>
+        </w:rPr>
+        <w:t xml:space="preserve">to feel glad because of someone else's success</w:t>
+      </w:r>
+    </w:p>
+    <w:p>
+      <w:pPr>
+        <w:spacing w:after="0" w:before="0" w:line="240" w:lineRule="auto"/>
+        <w:ind w:left="0" w:right="0" w:firstLine="0"/>
+        <w:jc w:val="left"/>
+        <w:rPr>
+          <w:rFonts w:ascii="Malgun Gothic" w:cs="Malgun Gothic" w:eastAsia="Malgun Gothic" w:hAnsi="Malgun Gothic"/>
+          <w:b w:val="0"/>
+          <w:bCs w:val="0"/>
+          <w:i w:val="0"/>
+          <w:iCs w:val="0"/>
+          <w:color w:val="000000"/>
+          <w:sz w:val="20"/>
+          <w:szCs w:val="20"/>
+          <w:u w:val="none"/>
+        </w:rPr>
+      </w:pPr>
+      <w:r>
+        <w:rPr>
+          <w:rFonts w:ascii="Malgun Gothic" w:cs="Malgun Gothic" w:eastAsia="Malgun Gothic" w:hAnsi="Malgun Gothic"/>
+          <w:b w:val="1"/>
+          <w:bCs w:val="1"/>
+          <w:i w:val="0"/>
+          <w:iCs w:val="0"/>
+          <w:color w:val="000000"/>
+          <w:sz w:val="20"/>
+          <w:szCs w:val="20"/>
+          <w:u w:val="none"/>
+        </w:rPr>
+        <w:t xml:space="preserve">+    </w:t>
+      </w:r>
+      <w:r>
+        <w:rPr>
+          <w:rFonts w:ascii="Malgun Gothic" w:cs="Malgun Gothic" w:eastAsia="Malgun Gothic" w:hAnsi="Malgun Gothic"/>
+          <w:b w:val="0"/>
+          <w:bCs w:val="0"/>
+          <w:i w:val="0"/>
+          <w:iCs w:val="0"/>
+          <w:color w:val="000000"/>
+          <w:sz w:val="20"/>
+          <w:szCs w:val="20"/>
+          <w:u w:val="none"/>
+        </w:rPr>
+        <w:t xml:space="preserve">I'm happy for you!</w:t>
+      </w:r>
+    </w:p>
+    <w:p>
+      <w:pPr>
+        <w:spacing w:after="0" w:before="0" w:line="240" w:lineRule="auto"/>
+        <w:ind w:left="0" w:right="0" w:firstLine="0"/>
+        <w:jc w:val="left"/>
+        <w:rPr>
+          <w:rFonts w:ascii="Malgun Gothic" w:cs="Malgun Gothic" w:eastAsia="Malgun Gothic" w:hAnsi="Malgun Gothic"/>
+          <w:b w:val="0"/>
+          <w:bCs w:val="0"/>
+          <w:i w:val="0"/>
+          <w:iCs w:val="0"/>
+          <w:color w:val="000000"/>
+          <w:sz w:val="20"/>
+          <w:szCs w:val="20"/>
+          <w:u w:val="none"/>
+        </w:rPr>
+      </w:pPr>
+      <w:r>
+        <w:rPr>
+          <w:rFonts w:ascii="Malgun Gothic" w:cs="Malgun Gothic" w:eastAsia="Malgun Gothic" w:hAnsi="Malgun Gothic"/>
+          <w:b w:val="1"/>
+          <w:bCs w:val="1"/>
+          <w:i w:val="0"/>
+          <w:iCs w:val="0"/>
+          <w:color w:val="000000"/>
+          <w:sz w:val="20"/>
+          <w:szCs w:val="20"/>
+          <w:u w:val="none"/>
+        </w:rPr>
+        <w:t xml:space="preserve">+    </w:t>
+      </w:r>
+      <w:r>
+        <w:rPr>
+          <w:rFonts w:ascii="Malgun Gothic" w:cs="Malgun Gothic" w:eastAsia="Malgun Gothic" w:hAnsi="Malgun Gothic"/>
+          <w:b w:val="0"/>
+          <w:bCs w:val="0"/>
+          <w:i w:val="0"/>
+          <w:iCs w:val="0"/>
+          <w:color w:val="000000"/>
+          <w:sz w:val="20"/>
+          <w:szCs w:val="20"/>
+          <w:u w:val="none"/>
+        </w:rPr>
+        <w:t xml:space="preserve">genuinely valuable</w:t>
+      </w:r>
+    </w:p>
+    <w:p>
+      <w:pPr>
+        <w:spacing w:after="0" w:before="0" w:line="240" w:lineRule="auto"/>
+        <w:ind w:left="0" w:right="0" w:firstLine="0"/>
+        <w:jc w:val="left"/>
+        <w:rPr>
+          <w:rFonts w:ascii="Malgun Gothic" w:cs="Malgun Gothic" w:eastAsia="Malgun Gothic" w:hAnsi="Malgun Gothic"/>
+          <w:b w:val="0"/>
+          <w:bCs w:val="0"/>
+          <w:i w:val="0"/>
+          <w:iCs w:val="0"/>
+          <w:color w:val="000000"/>
+          <w:sz w:val="20"/>
+          <w:szCs w:val="20"/>
+          <w:u w:val="none"/>
+        </w:rPr>
+      </w:pPr>
+      <w:r>
+        <w:rPr>
+          <w:rFonts w:ascii="Malgun Gothic" w:cs="Malgun Gothic" w:eastAsia="Malgun Gothic" w:hAnsi="Malgun Gothic"/>
+          <w:b w:val="0"/>
+          <w:bCs w:val="0"/>
+          <w:i w:val="0"/>
+          <w:iCs w:val="0"/>
+          <w:color w:val="000000"/>
+          <w:sz w:val="20"/>
+          <w:szCs w:val="20"/>
+          <w:u w:val="none"/>
+        </w:rPr>
+        <w:t xml:space="preserve">Ex)  When my friend got the job, I was genuinely happy for him.</w:t>
       </w:r>
     </w:p>
     <w:p>
@@ -2877,58 +2328,8 @@
           <w:szCs w:val="16"/>
           <w:u w:val="none"/>
         </w:rPr>
-        <w:t>000님 session 00</w:t>
-      </w:r>
-    </w:p>
-    <w:p>
-      <w:pPr>
-        <w:spacing w:after="0" w:before="0" w:line="240" w:lineRule="auto"/>
-        <w:ind w:left="0" w:right="0" w:firstLine="0"/>
-        <w:jc w:val="center"/>
-        <w:rPr>
-          <w:rFonts w:ascii="Malgun Gothic" w:cs="Malgun Gothic" w:eastAsia="Malgun Gothic" w:hAnsi="Malgun Gothic"/>
-          <w:b w:val="0"/>
-          <w:bCs w:val="0"/>
-          <w:i w:val="0"/>
-          <w:iCs w:val="0"/>
-          <w:color w:val="000000"/>
-          <w:sz w:val="20"/>
-          <w:szCs w:val="20"/>
-          <w:u w:val="none"/>
-        </w:rPr>
-      </w:pPr>
-      <w:r>
-        <w:rPr>
-          <w:rFonts w:ascii="Malgun Gothic" w:cs="Malgun Gothic" w:eastAsia="Malgun Gothic" w:hAnsi="Malgun Gothic"/>
-          <w:b w:val="1"/>
-          <w:bCs w:val="1"/>
-          <w:i w:val="0"/>
-          <w:iCs w:val="0"/>
-          <w:color w:val="000000"/>
-          <w:sz w:val="40"/>
-          <w:szCs w:val="40"/>
-          <w:u w:val="none"/>
-        </w:rPr>
-        <w:t>Check &amp; Discuss</w:t>
-      </w:r>
-    </w:p>
-    <w:p>
-      <w:pPr>
-        <w:spacing w:after="0" w:before="0" w:line="240" w:lineRule="auto"/>
-        <w:ind w:left="0" w:right="0" w:firstLine="0"/>
-        <w:jc w:val="left"/>
-        <w:rPr>
-          <w:rFonts w:ascii="Malgun Gothic" w:cs="Malgun Gothic" w:eastAsia="Malgun Gothic" w:hAnsi="Malgun Gothic"/>
-          <w:b w:val="0"/>
-          <w:bCs w:val="0"/>
-          <w:i w:val="0"/>
-          <w:iCs w:val="0"/>
-          <w:color w:val="000000"/>
-          <w:sz w:val="20"/>
-          <w:szCs w:val="20"/>
-          <w:u w:val="none"/>
-        </w:rPr>
-      </w:pPr>
+        <w:t xml:space="preserve">000님 session 00</w:t>
+      </w:r>
     </w:p>
     <w:p>
       <w:pPr>
@@ -2959,359 +2360,7 @@
           <w:szCs w:val="32"/>
           <w:u w:val="none"/>
         </w:rPr>
-        <w:t>Comprehension  —  Did you catch it?</w:t>
-      </w:r>
-    </w:p>
-    <w:p>
-      <w:pPr>
-        <w:spacing w:after="0" w:before="0" w:line="240" w:lineRule="auto"/>
-        <w:ind w:left="0" w:right="0" w:firstLine="0"/>
-        <w:jc w:val="left"/>
-        <w:rPr>
-          <w:rFonts w:ascii="Malgun Gothic" w:cs="Malgun Gothic" w:eastAsia="Malgun Gothic" w:hAnsi="Malgun Gothic"/>
-          <w:b w:val="0"/>
-          <w:bCs w:val="0"/>
-          <w:i w:val="0"/>
-          <w:iCs w:val="0"/>
-          <w:color w:val="000000"/>
-          <w:sz w:val="20"/>
-          <w:szCs w:val="20"/>
-          <w:u w:val="none"/>
-        </w:rPr>
-      </w:pPr>
-      <w:r>
-        <w:rPr>
-          <w:rFonts w:ascii="Malgun Gothic" w:cs="Malgun Gothic" w:eastAsia="Malgun Gothic" w:hAnsi="Malgun Gothic"/>
-          <w:b w:val="0"/>
-          <w:bCs w:val="0"/>
-          <w:i w:val="0"/>
-          <w:iCs w:val="0"/>
-          <w:color w:val="505050"/>
-          <w:sz w:val="18"/>
-          <w:szCs w:val="18"/>
-          <w:u w:val="none"/>
-        </w:rPr>
-        <w:t xml:space="preserve">Watch the video and answer the questions.</w:t>
-      </w:r>
-    </w:p>
-    <w:p>
-      <w:pPr>
-        <w:spacing w:after="0" w:before="0" w:line="240" w:lineRule="auto"/>
-        <w:ind w:left="0" w:right="0" w:firstLine="0"/>
-        <w:jc w:val="left"/>
-        <w:rPr>
-          <w:rFonts w:ascii="Malgun Gothic" w:cs="Malgun Gothic" w:eastAsia="Malgun Gothic" w:hAnsi="Malgun Gothic"/>
-          <w:b w:val="0"/>
-          <w:bCs w:val="0"/>
-          <w:i w:val="0"/>
-          <w:iCs w:val="0"/>
-          <w:color w:val="000000"/>
-          <w:sz w:val="20"/>
-          <w:szCs w:val="20"/>
-          <w:u w:val="none"/>
-        </w:rPr>
-      </w:pPr>
-    </w:p>
-    <w:p>
-      <w:pPr>
-        <w:spacing w:after="0" w:before="0" w:line="240" w:lineRule="auto"/>
-        <w:ind w:left="0" w:right="0" w:firstLine="0"/>
-        <w:jc w:val="left"/>
-        <w:rPr>
-          <w:rFonts w:ascii="Malgun Gothic" w:cs="Malgun Gothic" w:eastAsia="Malgun Gothic" w:hAnsi="Malgun Gothic"/>
-          <w:b w:val="0"/>
-          <w:bCs w:val="0"/>
-          <w:i w:val="0"/>
-          <w:iCs w:val="0"/>
-          <w:color w:val="000000"/>
-          <w:sz w:val="20"/>
-          <w:szCs w:val="20"/>
-          <w:u w:val="none"/>
-        </w:rPr>
-      </w:pPr>
-      <w:r>
-        <w:rPr>
-          <w:rFonts w:ascii="Malgun Gothic" w:cs="Malgun Gothic" w:eastAsia="Malgun Gothic" w:hAnsi="Malgun Gothic"/>
-          <w:b w:val="1"/>
-          <w:bCs w:val="1"/>
-          <w:i w:val="0"/>
-          <w:iCs w:val="0"/>
-          <w:color w:val="000000"/>
-          <w:sz w:val="20"/>
-          <w:szCs w:val="20"/>
-          <w:u w:val="none"/>
-        </w:rPr>
-        <w:t xml:space="preserve">Q    </w:t>
-      </w:r>
-      <w:r>
-        <w:rPr>
-          <w:rFonts w:ascii="Malgun Gothic" w:cs="Malgun Gothic" w:eastAsia="Malgun Gothic" w:hAnsi="Malgun Gothic"/>
-          <w:b w:val="0"/>
-          <w:bCs w:val="0"/>
-          <w:i w:val="0"/>
-          <w:iCs w:val="0"/>
-          <w:color w:val="000000"/>
-          <w:sz w:val="20"/>
-          <w:szCs w:val="20"/>
-          <w:u w:val="none"/>
-        </w:rPr>
-        <w:t>Who is speaking in this video?</w:t>
-      </w:r>
-    </w:p>
-    <w:p>
-      <w:pPr>
-        <w:spacing w:after="0" w:before="0" w:line="240" w:lineRule="auto"/>
-        <w:ind w:left="0" w:right="0" w:firstLine="0"/>
-        <w:jc w:val="left"/>
-        <w:rPr>
-          <w:rFonts w:ascii="Malgun Gothic" w:cs="Malgun Gothic" w:eastAsia="Malgun Gothic" w:hAnsi="Malgun Gothic"/>
-          <w:b w:val="0"/>
-          <w:bCs w:val="0"/>
-          <w:i w:val="0"/>
-          <w:iCs w:val="0"/>
-          <w:color w:val="000000"/>
-          <w:sz w:val="20"/>
-          <w:szCs w:val="20"/>
-          <w:u w:val="none"/>
-        </w:rPr>
-      </w:pPr>
-    </w:p>
-    <w:p>
-      <w:pPr>
-        <w:spacing w:after="0" w:before="0" w:line="240" w:lineRule="auto"/>
-        <w:ind w:left="0" w:right="0" w:firstLine="0"/>
-        <w:jc w:val="left"/>
-        <w:rPr>
-          <w:rFonts w:ascii="Malgun Gothic" w:cs="Malgun Gothic" w:eastAsia="Malgun Gothic" w:hAnsi="Malgun Gothic"/>
-          <w:b w:val="0"/>
-          <w:bCs w:val="0"/>
-          <w:i w:val="0"/>
-          <w:iCs w:val="0"/>
-          <w:color w:val="000000"/>
-          <w:sz w:val="20"/>
-          <w:szCs w:val="20"/>
-          <w:u w:val="none"/>
-        </w:rPr>
-      </w:pPr>
-      <w:r>
-        <w:rPr>
-          <w:rFonts w:ascii="Malgun Gothic" w:cs="Malgun Gothic" w:eastAsia="Malgun Gothic" w:hAnsi="Malgun Gothic"/>
-          <w:b w:val="1"/>
-          <w:bCs w:val="1"/>
-          <w:i w:val="0"/>
-          <w:iCs w:val="0"/>
-          <w:color w:val="000000"/>
-          <w:sz w:val="20"/>
-          <w:szCs w:val="20"/>
-          <w:u w:val="none"/>
-        </w:rPr>
-        <w:t xml:space="preserve">Q    </w:t>
-      </w:r>
-      <w:r>
-        <w:rPr>
-          <w:rFonts w:ascii="Malgun Gothic" w:cs="Malgun Gothic" w:eastAsia="Malgun Gothic" w:hAnsi="Malgun Gothic"/>
-          <w:b w:val="0"/>
-          <w:bCs w:val="0"/>
-          <w:i w:val="0"/>
-          <w:iCs w:val="0"/>
-          <w:color w:val="000000"/>
-          <w:sz w:val="20"/>
-          <w:szCs w:val="20"/>
-          <w:u w:val="none"/>
-        </w:rPr>
-        <w:t>What does he say about intelligence these days?</w:t>
-      </w:r>
-    </w:p>
-    <w:p>
-      <w:pPr>
-        <w:spacing w:after="0" w:before="0" w:line="240" w:lineRule="auto"/>
-        <w:ind w:left="0" w:right="0" w:firstLine="0"/>
-        <w:jc w:val="left"/>
-        <w:rPr>
-          <w:rFonts w:ascii="Malgun Gothic" w:cs="Malgun Gothic" w:eastAsia="Malgun Gothic" w:hAnsi="Malgun Gothic"/>
-          <w:b w:val="0"/>
-          <w:bCs w:val="0"/>
-          <w:i w:val="0"/>
-          <w:iCs w:val="0"/>
-          <w:color w:val="000000"/>
-          <w:sz w:val="20"/>
-          <w:szCs w:val="20"/>
-          <w:u w:val="none"/>
-        </w:rPr>
-      </w:pPr>
-    </w:p>
-    <w:p>
-      <w:pPr>
-        <w:spacing w:after="0" w:before="0" w:line="240" w:lineRule="auto"/>
-        <w:ind w:left="0" w:right="0" w:firstLine="0"/>
-        <w:jc w:val="left"/>
-        <w:rPr>
-          <w:rFonts w:ascii="Malgun Gothic" w:cs="Malgun Gothic" w:eastAsia="Malgun Gothic" w:hAnsi="Malgun Gothic"/>
-          <w:b w:val="0"/>
-          <w:bCs w:val="0"/>
-          <w:i w:val="0"/>
-          <w:iCs w:val="0"/>
-          <w:color w:val="000000"/>
-          <w:sz w:val="20"/>
-          <w:szCs w:val="20"/>
-          <w:u w:val="none"/>
-        </w:rPr>
-      </w:pPr>
-      <w:r>
-        <w:rPr>
-          <w:rFonts w:ascii="Malgun Gothic" w:cs="Malgun Gothic" w:eastAsia="Malgun Gothic" w:hAnsi="Malgun Gothic"/>
-          <w:b w:val="1"/>
-          <w:bCs w:val="1"/>
-          <w:i w:val="0"/>
-          <w:iCs w:val="0"/>
-          <w:color w:val="000000"/>
-          <w:sz w:val="20"/>
-          <w:szCs w:val="20"/>
-          <w:u w:val="none"/>
-        </w:rPr>
-        <w:t xml:space="preserve">Q    </w:t>
-      </w:r>
-      <w:r>
-        <w:rPr>
-          <w:rFonts w:ascii="Malgun Gothic" w:cs="Malgun Gothic" w:eastAsia="Malgun Gothic" w:hAnsi="Malgun Gothic"/>
-          <w:b w:val="0"/>
-          <w:bCs w:val="0"/>
-          <w:i w:val="0"/>
-          <w:iCs w:val="0"/>
-          <w:color w:val="000000"/>
-          <w:sz w:val="20"/>
-          <w:szCs w:val="20"/>
-          <w:u w:val="none"/>
-        </w:rPr>
-        <w:t>What made him happy when he visited Korea?</w:t>
-      </w:r>
-    </w:p>
-    <w:p>
-      <w:pPr>
-        <w:spacing w:after="0" w:before="0" w:line="240" w:lineRule="auto"/>
-        <w:ind w:left="0" w:right="0" w:firstLine="0"/>
-        <w:jc w:val="left"/>
-        <w:rPr>
-          <w:rFonts w:ascii="Malgun Gothic" w:cs="Malgun Gothic" w:eastAsia="Malgun Gothic" w:hAnsi="Malgun Gothic"/>
-          <w:b w:val="0"/>
-          <w:bCs w:val="0"/>
-          <w:i w:val="0"/>
-          <w:iCs w:val="0"/>
-          <w:color w:val="000000"/>
-          <w:sz w:val="20"/>
-          <w:szCs w:val="20"/>
-          <w:u w:val="none"/>
-        </w:rPr>
-      </w:pPr>
-    </w:p>
-    <w:p>
-      <w:pPr>
-        <w:spacing w:after="0" w:before="0" w:line="240" w:lineRule="auto"/>
-        <w:ind w:left="0" w:right="0" w:firstLine="0"/>
-        <w:jc w:val="left"/>
-        <w:rPr>
-          <w:rFonts w:ascii="Malgun Gothic" w:cs="Malgun Gothic" w:eastAsia="Malgun Gothic" w:hAnsi="Malgun Gothic"/>
-          <w:b w:val="0"/>
-          <w:bCs w:val="0"/>
-          <w:i w:val="0"/>
-          <w:iCs w:val="0"/>
-          <w:color w:val="000000"/>
-          <w:sz w:val="20"/>
-          <w:szCs w:val="20"/>
-          <w:u w:val="none"/>
-        </w:rPr>
-      </w:pPr>
-      <w:r>
-        <w:rPr>
-          <w:rFonts w:ascii="Malgun Gothic" w:cs="Malgun Gothic" w:eastAsia="Malgun Gothic" w:hAnsi="Malgun Gothic"/>
-          <w:b w:val="1"/>
-          <w:bCs w:val="1"/>
-          <w:i w:val="0"/>
-          <w:iCs w:val="0"/>
-          <w:color w:val="000000"/>
-          <w:sz w:val="20"/>
-          <w:szCs w:val="20"/>
-          <w:u w:val="none"/>
-        </w:rPr>
-        <w:t xml:space="preserve">Q    </w:t>
-      </w:r>
-      <w:r>
-        <w:rPr>
-          <w:rFonts w:ascii="Malgun Gothic" w:cs="Malgun Gothic" w:eastAsia="Malgun Gothic" w:hAnsi="Malgun Gothic"/>
-          <w:b w:val="0"/>
-          <w:bCs w:val="0"/>
-          <w:i w:val="0"/>
-          <w:iCs w:val="0"/>
-          <w:color w:val="000000"/>
-          <w:sz w:val="20"/>
-          <w:szCs w:val="20"/>
-          <w:u w:val="none"/>
-        </w:rPr>
-        <w:t>What kind of people does he look for?</w:t>
-      </w:r>
-    </w:p>
-    <w:p>
-      <w:pPr>
-        <w:spacing w:after="0" w:before="0" w:line="240" w:lineRule="auto"/>
-        <w:ind w:left="0" w:right="0" w:firstLine="0"/>
-        <w:jc w:val="left"/>
-        <w:rPr>
-          <w:rFonts w:ascii="Malgun Gothic" w:cs="Malgun Gothic" w:eastAsia="Malgun Gothic" w:hAnsi="Malgun Gothic"/>
-          <w:b w:val="0"/>
-          <w:bCs w:val="0"/>
-          <w:i w:val="0"/>
-          <w:iCs w:val="0"/>
-          <w:color w:val="000000"/>
-          <w:sz w:val="20"/>
-          <w:szCs w:val="20"/>
-          <w:u w:val="none"/>
-        </w:rPr>
-      </w:pPr>
-    </w:p>
-    <w:p>
-      <w:pPr>
-        <w:spacing w:after="0" w:before="0" w:line="240" w:lineRule="auto"/>
-        <w:ind w:left="0" w:right="0" w:firstLine="0"/>
-        <w:jc w:val="left"/>
-        <w:rPr>
-          <w:rFonts w:ascii="Malgun Gothic" w:cs="Malgun Gothic" w:eastAsia="Malgun Gothic" w:hAnsi="Malgun Gothic"/>
-          <w:b w:val="0"/>
-          <w:bCs w:val="0"/>
-          <w:i w:val="0"/>
-          <w:iCs w:val="0"/>
-          <w:color w:val="000000"/>
-          <w:sz w:val="20"/>
-          <w:szCs w:val="20"/>
-          <w:u w:val="none"/>
-        </w:rPr>
-      </w:pPr>
-      <w:r>
-        <w:rPr>
-          <w:rFonts w:ascii="Malgun Gothic" w:cs="Malgun Gothic" w:eastAsia="Malgun Gothic" w:hAnsi="Malgun Gothic"/>
-          <w:b w:val="1"/>
-          <w:bCs w:val="1"/>
-          <w:i w:val="0"/>
-          <w:iCs w:val="0"/>
-          <w:color w:val="000000"/>
-          <w:sz w:val="20"/>
-          <w:szCs w:val="20"/>
-          <w:u w:val="none"/>
-        </w:rPr>
-        <w:t xml:space="preserve">Q    </w:t>
-      </w:r>
-      <w:r>
-        <w:rPr>
-          <w:rFonts w:ascii="Malgun Gothic" w:cs="Malgun Gothic" w:eastAsia="Malgun Gothic" w:hAnsi="Malgun Gothic"/>
-          <w:b w:val="0"/>
-          <w:bCs w:val="0"/>
-          <w:i w:val="0"/>
-          <w:iCs w:val="0"/>
-          <w:color w:val="000000"/>
-          <w:sz w:val="20"/>
-          <w:szCs w:val="20"/>
-          <w:u w:val="none"/>
-        </w:rPr>
-        <w:t>When he picks people, what matters more than intelligence?</w:t>
+        <w:t xml:space="preserve">Dictation</w:t>
       </w:r>
     </w:p>
     <w:p>
@@ -3361,7 +2410,39 @@
           <w:szCs w:val="32"/>
           <w:u w:val="none"/>
         </w:rPr>
-        <w:t>Discussion  —  What do you think?</w:t>
+        <w:t xml:space="preserve">Listen &amp; Fill in the Blanks</w:t>
+      </w:r>
+    </w:p>
+    <w:p>
+      <w:pPr>
+        <w:spacing w:after="0" w:before="0" w:line="240" w:lineRule="auto"/>
+        <w:ind w:left="0" w:right="0" w:firstLine="0"/>
+        <w:jc w:val="left"/>
+        <w:rPr>
+          <w:rFonts w:ascii="Malgun Gothic" w:cs="Malgun Gothic" w:eastAsia="Malgun Gothic" w:hAnsi="Malgun Gothic"/>
+          <w:b w:val="0"/>
+          <w:bCs w:val="0"/>
+          <w:i w:val="0"/>
+          <w:iCs w:val="0"/>
+          <w:color w:val="000000"/>
+          <w:sz w:val="20"/>
+          <w:szCs w:val="20"/>
+          <w:u w:val="none"/>
+        </w:rPr>
+      </w:pPr>
+      <w:r>
+        <w:rPr>
+          <w:rFonts w:ascii="Malgun Gothic" w:cs="Malgun Gothic" w:eastAsia="Malgun Gothic" w:hAnsi="Malgun Gothic"/>
+          <w:b w:val="0"/>
+          <w:bCs w:val="0"/>
+          <w:i w:val="0"/>
+          <w:iCs w:val="0"/>
+          <w:color w:val="505050"/>
+          <w:sz w:val="18"/>
+          <w:szCs w:val="18"/>
+          <w:u w:val="none"/>
+        </w:rPr>
+        <w:t xml:space="preserve">Listen to the video and fill in the blanks. You can listen two or three times.</w:t>
       </w:r>
     </w:p>
     <w:p>
@@ -3411,21 +2492,21 @@
           <w:szCs w:val="20"/>
           <w:u w:val="none"/>
         </w:rPr>
-        <w:t xml:space="preserve">Q    </w:t>
-      </w:r>
-      <w:r>
-        <w:rPr>
-          <w:rFonts w:ascii="Malgun Gothic" w:cs="Malgun Gothic" w:eastAsia="Malgun Gothic" w:hAnsi="Malgun Gothic"/>
-          <w:b w:val="0"/>
-          <w:bCs w:val="0"/>
-          <w:i w:val="0"/>
-          <w:iCs w:val="0"/>
-          <w:color w:val="000000"/>
-          <w:sz w:val="20"/>
-          <w:szCs w:val="20"/>
-          <w:u w:val="none"/>
-        </w:rPr>
-        <w:t>Be honest — have you ever felt jealous of someone's success?</w:t>
+        <w:t xml:space="preserve">1.    </w:t>
+      </w:r>
+      <w:r>
+        <w:rPr>
+          <w:rFonts w:ascii="Malgun Gothic" w:cs="Malgun Gothic" w:eastAsia="Malgun Gothic" w:hAnsi="Malgun Gothic"/>
+          <w:b w:val="0"/>
+          <w:bCs w:val="0"/>
+          <w:i w:val="0"/>
+          <w:iCs w:val="0"/>
+          <w:color w:val="000000"/>
+          <w:sz w:val="20"/>
+          <w:szCs w:val="20"/>
+          <w:u w:val="none"/>
+        </w:rPr>
+        <w:t xml:space="preserve">Intelligence is a _____________. It's _____________ _____________.</w:t>
       </w:r>
     </w:p>
     <w:p>
@@ -3475,21 +2556,21 @@
           <w:szCs w:val="20"/>
           <w:u w:val="none"/>
         </w:rPr>
-        <w:t xml:space="preserve">Q    </w:t>
-      </w:r>
-      <w:r>
-        <w:rPr>
-          <w:rFonts w:ascii="Malgun Gothic" w:cs="Malgun Gothic" w:eastAsia="Malgun Gothic" w:hAnsi="Malgun Gothic"/>
-          <w:b w:val="0"/>
-          <w:bCs w:val="0"/>
-          <w:i w:val="0"/>
-          <w:iCs w:val="0"/>
-          <w:color w:val="000000"/>
-          <w:sz w:val="20"/>
-          <w:szCs w:val="20"/>
-          <w:u w:val="none"/>
-        </w:rPr>
-        <w:t>What do you look for in a coworker or a friend?</w:t>
+        <w:t xml:space="preserve">2.    </w:t>
+      </w:r>
+      <w:r>
+        <w:rPr>
+          <w:rFonts w:ascii="Malgun Gothic" w:cs="Malgun Gothic" w:eastAsia="Malgun Gothic" w:hAnsi="Malgun Gothic"/>
+          <w:b w:val="0"/>
+          <w:bCs w:val="0"/>
+          <w:i w:val="0"/>
+          <w:iCs w:val="0"/>
+          <w:color w:val="000000"/>
+          <w:sz w:val="20"/>
+          <w:szCs w:val="20"/>
+          <w:u w:val="none"/>
+        </w:rPr>
+        <w:t xml:space="preserve">Human _____________ is special.</w:t>
       </w:r>
     </w:p>
     <w:p>
@@ -3539,6 +2620,495 @@
           <w:szCs w:val="20"/>
           <w:u w:val="none"/>
         </w:rPr>
+        <w:t xml:space="preserve">3.    </w:t>
+      </w:r>
+      <w:r>
+        <w:rPr>
+          <w:rFonts w:ascii="Malgun Gothic" w:cs="Malgun Gothic" w:eastAsia="Malgun Gothic" w:hAnsi="Malgun Gothic"/>
+          <w:b w:val="0"/>
+          <w:bCs w:val="0"/>
+          <w:i w:val="0"/>
+          <w:iCs w:val="0"/>
+          <w:color w:val="000000"/>
+          <w:sz w:val="20"/>
+          <w:szCs w:val="20"/>
+          <w:u w:val="none"/>
+        </w:rPr>
+        <w:t xml:space="preserve">You want to look for someone who has _____________.</w:t>
+      </w:r>
+    </w:p>
+    <w:p>
+      <w:pPr>
+        <w:spacing w:after="0" w:before="0" w:line="240" w:lineRule="auto"/>
+        <w:ind w:left="0" w:right="0" w:firstLine="0"/>
+        <w:jc w:val="left"/>
+        <w:rPr>
+          <w:rFonts w:ascii="Malgun Gothic" w:cs="Malgun Gothic" w:eastAsia="Malgun Gothic" w:hAnsi="Malgun Gothic"/>
+          <w:b w:val="0"/>
+          <w:bCs w:val="0"/>
+          <w:i w:val="0"/>
+          <w:iCs w:val="0"/>
+          <w:color w:val="000000"/>
+          <w:sz w:val="20"/>
+          <w:szCs w:val="20"/>
+          <w:u w:val="none"/>
+        </w:rPr>
+      </w:pPr>
+    </w:p>
+    <w:p>
+      <w:pPr>
+        <w:spacing w:after="0" w:before="0" w:line="240" w:lineRule="auto"/>
+        <w:ind w:left="0" w:right="0" w:firstLine="0"/>
+        <w:jc w:val="left"/>
+        <w:rPr>
+          <w:rFonts w:ascii="Malgun Gothic" w:cs="Malgun Gothic" w:eastAsia="Malgun Gothic" w:hAnsi="Malgun Gothic"/>
+          <w:b w:val="0"/>
+          <w:bCs w:val="0"/>
+          <w:i w:val="0"/>
+          <w:iCs w:val="0"/>
+          <w:color w:val="000000"/>
+          <w:sz w:val="20"/>
+          <w:szCs w:val="20"/>
+          <w:u w:val="none"/>
+        </w:rPr>
+      </w:pPr>
+      <w:r>
+        <w:rPr>
+          <w:rFonts w:ascii="Malgun Gothic" w:cs="Malgun Gothic" w:eastAsia="Malgun Gothic" w:hAnsi="Malgun Gothic"/>
+          <w:b w:val="1"/>
+          <w:bCs w:val="1"/>
+          <w:i w:val="0"/>
+          <w:iCs w:val="0"/>
+          <w:color w:val="000000"/>
+          <w:sz w:val="20"/>
+          <w:szCs w:val="20"/>
+          <w:u w:val="none"/>
+        </w:rPr>
+        <w:t xml:space="preserve">4.    </w:t>
+      </w:r>
+      <w:r>
+        <w:rPr>
+          <w:rFonts w:ascii="Malgun Gothic" w:cs="Malgun Gothic" w:eastAsia="Malgun Gothic" w:hAnsi="Malgun Gothic"/>
+          <w:b w:val="0"/>
+          <w:bCs w:val="0"/>
+          <w:i w:val="0"/>
+          <w:iCs w:val="0"/>
+          <w:color w:val="000000"/>
+          <w:sz w:val="20"/>
+          <w:szCs w:val="20"/>
+          <w:u w:val="none"/>
+        </w:rPr>
+        <w:t xml:space="preserve">Some people, when somebody else succeed, they _____________ _____________.</w:t>
+      </w:r>
+    </w:p>
+    <w:p>
+      <w:pPr>
+        <w:spacing w:after="0" w:before="0" w:line="240" w:lineRule="auto"/>
+        <w:ind w:left="0" w:right="0" w:firstLine="0"/>
+        <w:jc w:val="left"/>
+        <w:rPr>
+          <w:rFonts w:ascii="Malgun Gothic" w:cs="Malgun Gothic" w:eastAsia="Malgun Gothic" w:hAnsi="Malgun Gothic"/>
+          <w:b w:val="0"/>
+          <w:bCs w:val="0"/>
+          <w:i w:val="0"/>
+          <w:iCs w:val="0"/>
+          <w:color w:val="000000"/>
+          <w:sz w:val="20"/>
+          <w:szCs w:val="20"/>
+          <w:u w:val="none"/>
+        </w:rPr>
+      </w:pPr>
+    </w:p>
+    <w:p>
+      <w:pPr>
+        <w:spacing w:after="0" w:before="0" w:line="240" w:lineRule="auto"/>
+        <w:ind w:left="0" w:right="0" w:firstLine="0"/>
+        <w:jc w:val="left"/>
+        <w:rPr>
+          <w:rFonts w:ascii="Malgun Gothic" w:cs="Malgun Gothic" w:eastAsia="Malgun Gothic" w:hAnsi="Malgun Gothic"/>
+          <w:b w:val="0"/>
+          <w:bCs w:val="0"/>
+          <w:i w:val="0"/>
+          <w:iCs w:val="0"/>
+          <w:color w:val="000000"/>
+          <w:sz w:val="20"/>
+          <w:szCs w:val="20"/>
+          <w:u w:val="none"/>
+        </w:rPr>
+      </w:pPr>
+      <w:r>
+        <w:rPr>
+          <w:rFonts w:ascii="Malgun Gothic" w:cs="Malgun Gothic" w:eastAsia="Malgun Gothic" w:hAnsi="Malgun Gothic"/>
+          <w:b w:val="1"/>
+          <w:bCs w:val="1"/>
+          <w:i w:val="0"/>
+          <w:iCs w:val="0"/>
+          <w:color w:val="000000"/>
+          <w:sz w:val="20"/>
+          <w:szCs w:val="20"/>
+          <w:u w:val="none"/>
+        </w:rPr>
+        <w:t xml:space="preserve">5.    </w:t>
+      </w:r>
+      <w:r>
+        <w:rPr>
+          <w:rFonts w:ascii="Malgun Gothic" w:cs="Malgun Gothic" w:eastAsia="Malgun Gothic" w:hAnsi="Malgun Gothic"/>
+          <w:b w:val="0"/>
+          <w:bCs w:val="0"/>
+          <w:i w:val="0"/>
+          <w:iCs w:val="0"/>
+          <w:color w:val="000000"/>
+          <w:sz w:val="20"/>
+          <w:szCs w:val="20"/>
+          <w:u w:val="none"/>
+        </w:rPr>
+        <w:t xml:space="preserve">When they succeed and their business is _____________ _____________ _____________, it makes me happy.</w:t>
+      </w:r>
+    </w:p>
+    <w:p>
+      <w:pPr>
+        <w:spacing w:after="0" w:before="0" w:line="240" w:lineRule="auto"/>
+        <w:ind w:left="0" w:right="0" w:firstLine="0"/>
+        <w:jc w:val="left"/>
+        <w:rPr>
+          <w:rFonts w:ascii="Malgun Gothic" w:cs="Malgun Gothic" w:eastAsia="Malgun Gothic" w:hAnsi="Malgun Gothic"/>
+          <w:b w:val="0"/>
+          <w:bCs w:val="0"/>
+          <w:i w:val="0"/>
+          <w:iCs w:val="0"/>
+          <w:color w:val="000000"/>
+          <w:sz w:val="20"/>
+          <w:szCs w:val="20"/>
+          <w:u w:val="none"/>
+        </w:rPr>
+      </w:pPr>
+    </w:p>
+    <w:p>
+      <w:pPr>
+        <w:spacing w:after="0" w:before="0" w:line="240" w:lineRule="auto"/>
+        <w:ind w:left="0" w:right="0" w:firstLine="0"/>
+        <w:jc w:val="left"/>
+        <w:rPr>
+          <w:rFonts w:ascii="Malgun Gothic" w:cs="Malgun Gothic" w:eastAsia="Malgun Gothic" w:hAnsi="Malgun Gothic"/>
+          <w:b w:val="0"/>
+          <w:bCs w:val="0"/>
+          <w:i w:val="0"/>
+          <w:iCs w:val="0"/>
+          <w:color w:val="000000"/>
+          <w:sz w:val="20"/>
+          <w:szCs w:val="20"/>
+          <w:u w:val="none"/>
+        </w:rPr>
+      </w:pPr>
+      <w:r>
+        <w:rPr>
+          <w:rFonts w:ascii="Malgun Gothic" w:cs="Malgun Gothic" w:eastAsia="Malgun Gothic" w:hAnsi="Malgun Gothic"/>
+          <w:b w:val="1"/>
+          <w:bCs w:val="1"/>
+          <w:i w:val="0"/>
+          <w:iCs w:val="0"/>
+          <w:color w:val="000000"/>
+          <w:sz w:val="20"/>
+          <w:szCs w:val="20"/>
+          <w:u w:val="none"/>
+        </w:rPr>
+        <w:t xml:space="preserve">6.    </w:t>
+      </w:r>
+      <w:r>
+        <w:rPr>
+          <w:rFonts w:ascii="Malgun Gothic" w:cs="Malgun Gothic" w:eastAsia="Malgun Gothic" w:hAnsi="Malgun Gothic"/>
+          <w:b w:val="0"/>
+          <w:bCs w:val="0"/>
+          <w:i w:val="0"/>
+          <w:iCs w:val="0"/>
+          <w:color w:val="000000"/>
+          <w:sz w:val="20"/>
+          <w:szCs w:val="20"/>
+          <w:u w:val="none"/>
+        </w:rPr>
+        <w:t xml:space="preserve">I'm _____________ _____________ them. I'm happy for other people to succeed.</w:t>
+      </w:r>
+    </w:p>
+    <w:p>
+      <w:pPr>
+        <w:spacing w:after="0" w:before="0" w:line="240" w:lineRule="auto"/>
+        <w:ind w:left="0" w:right="0" w:firstLine="0"/>
+        <w:jc w:val="left"/>
+        <w:rPr>
+          <w:rFonts w:ascii="Malgun Gothic" w:cs="Malgun Gothic" w:eastAsia="Malgun Gothic" w:hAnsi="Malgun Gothic"/>
+          <w:b w:val="0"/>
+          <w:bCs w:val="0"/>
+          <w:i w:val="0"/>
+          <w:iCs w:val="0"/>
+          <w:color w:val="000000"/>
+          <w:sz w:val="20"/>
+          <w:szCs w:val="20"/>
+          <w:u w:val="none"/>
+        </w:rPr>
+      </w:pPr>
+    </w:p>
+    <w:p>
+      <w:pPr>
+        <w:spacing w:after="0" w:before="0" w:line="240" w:lineRule="auto"/>
+        <w:ind w:left="0" w:right="0" w:firstLine="0"/>
+        <w:jc w:val="left"/>
+        <w:rPr>
+          <w:rFonts w:ascii="Malgun Gothic" w:cs="Malgun Gothic" w:eastAsia="Malgun Gothic" w:hAnsi="Malgun Gothic"/>
+          <w:b w:val="0"/>
+          <w:bCs w:val="0"/>
+          <w:i w:val="0"/>
+          <w:iCs w:val="0"/>
+          <w:color w:val="000000"/>
+          <w:sz w:val="20"/>
+          <w:szCs w:val="20"/>
+          <w:u w:val="none"/>
+        </w:rPr>
+      </w:pPr>
+      <w:r>
+        <w:rPr>
+          <w:rFonts w:ascii="Malgun Gothic" w:cs="Malgun Gothic" w:eastAsia="Malgun Gothic" w:hAnsi="Malgun Gothic"/>
+          <w:b w:val="1"/>
+          <w:bCs w:val="1"/>
+          <w:i w:val="0"/>
+          <w:iCs w:val="0"/>
+          <w:color w:val="000000"/>
+          <w:sz w:val="20"/>
+          <w:szCs w:val="20"/>
+          <w:u w:val="none"/>
+        </w:rPr>
+        <w:t xml:space="preserve">7.    </w:t>
+      </w:r>
+      <w:r>
+        <w:rPr>
+          <w:rFonts w:ascii="Malgun Gothic" w:cs="Malgun Gothic" w:eastAsia="Malgun Gothic" w:hAnsi="Malgun Gothic"/>
+          <w:b w:val="0"/>
+          <w:bCs w:val="0"/>
+          <w:i w:val="0"/>
+          <w:iCs w:val="0"/>
+          <w:color w:val="000000"/>
+          <w:sz w:val="20"/>
+          <w:szCs w:val="20"/>
+          <w:u w:val="none"/>
+        </w:rPr>
+        <w:t xml:space="preserve">You want to find people who have true generosity, true _____________. That is _____________ valuable.</w:t>
+      </w:r>
+    </w:p>
+    <w:p>
+      <w:pPr>
+        <w:spacing w:after="0" w:before="0" w:line="240" w:lineRule="auto"/>
+        <w:ind w:left="0" w:right="0" w:firstLine="0"/>
+        <w:jc w:val="left"/>
+        <w:rPr>
+          <w:rFonts w:ascii="Malgun Gothic" w:cs="Malgun Gothic" w:eastAsia="Malgun Gothic" w:hAnsi="Malgun Gothic"/>
+          <w:b w:val="0"/>
+          <w:bCs w:val="0"/>
+          <w:i w:val="0"/>
+          <w:iCs w:val="0"/>
+          <w:color w:val="000000"/>
+          <w:sz w:val="20"/>
+          <w:szCs w:val="20"/>
+          <w:u w:val="none"/>
+        </w:rPr>
+      </w:pPr>
+    </w:p>
+    <w:p>
+      <w:r>
+        <w:br w:type="page"/>
+      </w:r>
+    </w:p>
+    <w:p>
+      <w:pPr>
+        <w:spacing w:after="0" w:before="0" w:line="240" w:lineRule="auto"/>
+        <w:ind w:left="0" w:right="0" w:firstLine="0"/>
+        <w:jc w:val="right"/>
+        <w:rPr>
+          <w:rFonts w:ascii="Malgun Gothic" w:cs="Malgun Gothic" w:eastAsia="Malgun Gothic" w:hAnsi="Malgun Gothic"/>
+          <w:b w:val="0"/>
+          <w:bCs w:val="0"/>
+          <w:i w:val="0"/>
+          <w:iCs w:val="0"/>
+          <w:color w:val="000000"/>
+          <w:sz w:val="20"/>
+          <w:szCs w:val="20"/>
+          <w:u w:val="none"/>
+        </w:rPr>
+      </w:pPr>
+      <w:r>
+        <w:rPr>
+          <w:rFonts w:ascii="Malgun Gothic" w:cs="Malgun Gothic" w:eastAsia="Malgun Gothic" w:hAnsi="Malgun Gothic"/>
+          <w:b w:val="1"/>
+          <w:bCs w:val="1"/>
+          <w:i w:val="0"/>
+          <w:iCs w:val="0"/>
+          <w:color w:val="505050"/>
+          <w:sz w:val="16"/>
+          <w:szCs w:val="16"/>
+          <w:u w:val="none"/>
+        </w:rPr>
+        <w:t xml:space="preserve">000님 session 00</w:t>
+      </w:r>
+    </w:p>
+    <w:p>
+      <w:pPr>
+        <w:spacing w:after="0" w:before="0" w:line="240" w:lineRule="auto"/>
+        <w:ind w:left="0" w:right="0" w:firstLine="0"/>
+        <w:jc w:val="left"/>
+        <w:rPr>
+          <w:rFonts w:ascii="Malgun Gothic" w:cs="Malgun Gothic" w:eastAsia="Malgun Gothic" w:hAnsi="Malgun Gothic"/>
+          <w:b w:val="0"/>
+          <w:bCs w:val="0"/>
+          <w:i w:val="0"/>
+          <w:iCs w:val="0"/>
+          <w:color w:val="000000"/>
+          <w:sz w:val="20"/>
+          <w:szCs w:val="20"/>
+          <w:u w:val="none"/>
+        </w:rPr>
+      </w:pPr>
+      <w:r>
+        <w:rPr>
+          <w:rFonts w:ascii="Malgun Gothic" w:cs="Malgun Gothic" w:eastAsia="Malgun Gothic" w:hAnsi="Malgun Gothic"/>
+          <w:b w:val="1"/>
+          <w:bCs w:val="1"/>
+          <w:i w:val="1"/>
+          <w:iCs w:val="1"/>
+          <w:color w:val="f79646"/>
+          <w:sz w:val="32"/>
+          <w:szCs w:val="32"/>
+          <w:u w:val="none"/>
+        </w:rPr>
+        <w:t xml:space="preserve">Check &amp; Discuss</w:t>
+      </w:r>
+    </w:p>
+    <w:p>
+      <w:pPr>
+        <w:spacing w:after="0" w:before="0" w:line="240" w:lineRule="auto"/>
+        <w:ind w:left="0" w:right="0" w:firstLine="0"/>
+        <w:jc w:val="left"/>
+        <w:rPr>
+          <w:rFonts w:ascii="Malgun Gothic" w:cs="Malgun Gothic" w:eastAsia="Malgun Gothic" w:hAnsi="Malgun Gothic"/>
+          <w:b w:val="0"/>
+          <w:bCs w:val="0"/>
+          <w:i w:val="0"/>
+          <w:iCs w:val="0"/>
+          <w:color w:val="000000"/>
+          <w:sz w:val="20"/>
+          <w:szCs w:val="20"/>
+          <w:u w:val="none"/>
+        </w:rPr>
+      </w:pPr>
+    </w:p>
+    <w:p>
+      <w:pPr>
+        <w:spacing w:after="0" w:before="0" w:line="240" w:lineRule="auto"/>
+        <w:ind w:left="0" w:right="0" w:firstLine="0"/>
+        <w:jc w:val="left"/>
+        <w:rPr>
+          <w:rFonts w:ascii="Malgun Gothic" w:cs="Malgun Gothic" w:eastAsia="Malgun Gothic" w:hAnsi="Malgun Gothic"/>
+          <w:b w:val="0"/>
+          <w:bCs w:val="0"/>
+          <w:i w:val="0"/>
+          <w:iCs w:val="0"/>
+          <w:color w:val="000000"/>
+          <w:sz w:val="20"/>
+          <w:szCs w:val="20"/>
+          <w:u w:val="none"/>
+        </w:rPr>
+      </w:pPr>
+      <w:r>
+        <w:rPr>
+          <w:rFonts w:ascii="Malgun Gothic" w:cs="Malgun Gothic" w:eastAsia="Malgun Gothic" w:hAnsi="Malgun Gothic"/>
+          <w:b w:val="1"/>
+          <w:bCs w:val="1"/>
+          <w:i w:val="1"/>
+          <w:iCs w:val="1"/>
+          <w:color w:val="f79646"/>
+          <w:sz w:val="32"/>
+          <w:szCs w:val="32"/>
+          <w:u w:val="none"/>
+        </w:rPr>
+        <w:t xml:space="preserve">Comprehension  —  Did you catch it?</w:t>
+      </w:r>
+    </w:p>
+    <w:p>
+      <w:pPr>
+        <w:spacing w:after="0" w:before="0" w:line="240" w:lineRule="auto"/>
+        <w:ind w:left="0" w:right="0" w:firstLine="0"/>
+        <w:jc w:val="left"/>
+        <w:rPr>
+          <w:rFonts w:ascii="Malgun Gothic" w:cs="Malgun Gothic" w:eastAsia="Malgun Gothic" w:hAnsi="Malgun Gothic"/>
+          <w:b w:val="0"/>
+          <w:bCs w:val="0"/>
+          <w:i w:val="0"/>
+          <w:iCs w:val="0"/>
+          <w:color w:val="000000"/>
+          <w:sz w:val="20"/>
+          <w:szCs w:val="20"/>
+          <w:u w:val="none"/>
+        </w:rPr>
+      </w:pPr>
+      <w:r>
+        <w:rPr>
+          <w:rFonts w:ascii="Malgun Gothic" w:cs="Malgun Gothic" w:eastAsia="Malgun Gothic" w:hAnsi="Malgun Gothic"/>
+          <w:b w:val="0"/>
+          <w:bCs w:val="0"/>
+          <w:i w:val="0"/>
+          <w:iCs w:val="0"/>
+          <w:color w:val="505050"/>
+          <w:sz w:val="18"/>
+          <w:szCs w:val="18"/>
+          <w:u w:val="none"/>
+        </w:rPr>
+        <w:t xml:space="preserve">Watch the video and answer the questions.</w:t>
+      </w:r>
+    </w:p>
+    <w:p>
+      <w:pPr>
+        <w:spacing w:after="0" w:before="0" w:line="240" w:lineRule="auto"/>
+        <w:ind w:left="0" w:right="0" w:firstLine="0"/>
+        <w:jc w:val="left"/>
+        <w:rPr>
+          <w:rFonts w:ascii="Malgun Gothic" w:cs="Malgun Gothic" w:eastAsia="Malgun Gothic" w:hAnsi="Malgun Gothic"/>
+          <w:b w:val="0"/>
+          <w:bCs w:val="0"/>
+          <w:i w:val="0"/>
+          <w:iCs w:val="0"/>
+          <w:color w:val="000000"/>
+          <w:sz w:val="20"/>
+          <w:szCs w:val="20"/>
+          <w:u w:val="none"/>
+        </w:rPr>
+      </w:pPr>
+    </w:p>
+    <w:p>
+      <w:pPr>
+        <w:spacing w:after="0" w:before="0" w:line="240" w:lineRule="auto"/>
+        <w:ind w:left="0" w:right="0" w:firstLine="0"/>
+        <w:jc w:val="left"/>
+        <w:rPr>
+          <w:rFonts w:ascii="Malgun Gothic" w:cs="Malgun Gothic" w:eastAsia="Malgun Gothic" w:hAnsi="Malgun Gothic"/>
+          <w:b w:val="0"/>
+          <w:bCs w:val="0"/>
+          <w:i w:val="0"/>
+          <w:iCs w:val="0"/>
+          <w:color w:val="000000"/>
+          <w:sz w:val="20"/>
+          <w:szCs w:val="20"/>
+          <w:u w:val="none"/>
+        </w:rPr>
+      </w:pPr>
+      <w:r>
+        <w:rPr>
+          <w:rFonts w:ascii="Malgun Gothic" w:cs="Malgun Gothic" w:eastAsia="Malgun Gothic" w:hAnsi="Malgun Gothic"/>
+          <w:b w:val="1"/>
+          <w:bCs w:val="1"/>
+          <w:i w:val="0"/>
+          <w:iCs w:val="0"/>
+          <w:color w:val="000000"/>
+          <w:sz w:val="20"/>
+          <w:szCs w:val="20"/>
+          <w:u w:val="none"/>
+        </w:rPr>
         <w:t xml:space="preserve">Q    </w:t>
       </w:r>
       <w:r>
@@ -3553,7 +3123,505 @@
           <w:szCs w:val="20"/>
           <w:u w:val="none"/>
         </w:rPr>
-        <w:t>Do you agree that intelligence is a common commodity now? Why or why not?</w:t>
+        <w:t xml:space="preserve">Who is speaking in this video?</w:t>
+      </w:r>
+    </w:p>
+    <w:p>
+      <w:pPr>
+        <w:spacing w:after="0" w:before="0" w:line="240" w:lineRule="auto"/>
+        <w:ind w:left="0" w:right="0" w:firstLine="0"/>
+        <w:jc w:val="left"/>
+        <w:rPr>
+          <w:rFonts w:ascii="Malgun Gothic" w:cs="Malgun Gothic" w:eastAsia="Malgun Gothic" w:hAnsi="Malgun Gothic"/>
+          <w:b w:val="0"/>
+          <w:bCs w:val="0"/>
+          <w:i w:val="0"/>
+          <w:iCs w:val="0"/>
+          <w:color w:val="000000"/>
+          <w:sz w:val="20"/>
+          <w:szCs w:val="20"/>
+          <w:u w:val="none"/>
+        </w:rPr>
+      </w:pPr>
+    </w:p>
+    <w:p>
+      <w:pPr>
+        <w:spacing w:after="0" w:before="0" w:line="240" w:lineRule="auto"/>
+        <w:ind w:left="0" w:right="0" w:firstLine="0"/>
+        <w:jc w:val="left"/>
+        <w:rPr>
+          <w:rFonts w:ascii="Malgun Gothic" w:cs="Malgun Gothic" w:eastAsia="Malgun Gothic" w:hAnsi="Malgun Gothic"/>
+          <w:b w:val="0"/>
+          <w:bCs w:val="0"/>
+          <w:i w:val="0"/>
+          <w:iCs w:val="0"/>
+          <w:color w:val="000000"/>
+          <w:sz w:val="20"/>
+          <w:szCs w:val="20"/>
+          <w:u w:val="none"/>
+        </w:rPr>
+      </w:pPr>
+      <w:r>
+        <w:rPr>
+          <w:rFonts w:ascii="Malgun Gothic" w:cs="Malgun Gothic" w:eastAsia="Malgun Gothic" w:hAnsi="Malgun Gothic"/>
+          <w:b w:val="1"/>
+          <w:bCs w:val="1"/>
+          <w:i w:val="0"/>
+          <w:iCs w:val="0"/>
+          <w:color w:val="000000"/>
+          <w:sz w:val="20"/>
+          <w:szCs w:val="20"/>
+          <w:u w:val="none"/>
+        </w:rPr>
+        <w:t xml:space="preserve">Q    </w:t>
+      </w:r>
+      <w:r>
+        <w:rPr>
+          <w:rFonts w:ascii="Malgun Gothic" w:cs="Malgun Gothic" w:eastAsia="Malgun Gothic" w:hAnsi="Malgun Gothic"/>
+          <w:b w:val="0"/>
+          <w:bCs w:val="0"/>
+          <w:i w:val="0"/>
+          <w:iCs w:val="0"/>
+          <w:color w:val="000000"/>
+          <w:sz w:val="20"/>
+          <w:szCs w:val="20"/>
+          <w:u w:val="none"/>
+        </w:rPr>
+        <w:t xml:space="preserve">What does he say intelligence is?</w:t>
+      </w:r>
+    </w:p>
+    <w:p>
+      <w:pPr>
+        <w:spacing w:after="0" w:before="0" w:line="240" w:lineRule="auto"/>
+        <w:ind w:left="0" w:right="0" w:firstLine="0"/>
+        <w:jc w:val="left"/>
+        <w:rPr>
+          <w:rFonts w:ascii="Malgun Gothic" w:cs="Malgun Gothic" w:eastAsia="Malgun Gothic" w:hAnsi="Malgun Gothic"/>
+          <w:b w:val="0"/>
+          <w:bCs w:val="0"/>
+          <w:i w:val="0"/>
+          <w:iCs w:val="0"/>
+          <w:color w:val="000000"/>
+          <w:sz w:val="20"/>
+          <w:szCs w:val="20"/>
+          <w:u w:val="none"/>
+        </w:rPr>
+      </w:pPr>
+    </w:p>
+    <w:p>
+      <w:pPr>
+        <w:spacing w:after="0" w:before="0" w:line="240" w:lineRule="auto"/>
+        <w:ind w:left="0" w:right="0" w:firstLine="0"/>
+        <w:jc w:val="left"/>
+        <w:rPr>
+          <w:rFonts w:ascii="Malgun Gothic" w:cs="Malgun Gothic" w:eastAsia="Malgun Gothic" w:hAnsi="Malgun Gothic"/>
+          <w:b w:val="0"/>
+          <w:bCs w:val="0"/>
+          <w:i w:val="0"/>
+          <w:iCs w:val="0"/>
+          <w:color w:val="000000"/>
+          <w:sz w:val="20"/>
+          <w:szCs w:val="20"/>
+          <w:u w:val="none"/>
+        </w:rPr>
+      </w:pPr>
+      <w:r>
+        <w:rPr>
+          <w:rFonts w:ascii="Malgun Gothic" w:cs="Malgun Gothic" w:eastAsia="Malgun Gothic" w:hAnsi="Malgun Gothic"/>
+          <w:b w:val="1"/>
+          <w:bCs w:val="1"/>
+          <w:i w:val="0"/>
+          <w:iCs w:val="0"/>
+          <w:color w:val="000000"/>
+          <w:sz w:val="20"/>
+          <w:szCs w:val="20"/>
+          <w:u w:val="none"/>
+        </w:rPr>
+        <w:t xml:space="preserve">Q    </w:t>
+      </w:r>
+      <w:r>
+        <w:rPr>
+          <w:rFonts w:ascii="Malgun Gothic" w:cs="Malgun Gothic" w:eastAsia="Malgun Gothic" w:hAnsi="Malgun Gothic"/>
+          <w:b w:val="0"/>
+          <w:bCs w:val="0"/>
+          <w:i w:val="0"/>
+          <w:iCs w:val="0"/>
+          <w:color w:val="000000"/>
+          <w:sz w:val="20"/>
+          <w:szCs w:val="20"/>
+          <w:u w:val="none"/>
+        </w:rPr>
+        <w:t xml:space="preserve">What does he say is special?</w:t>
+      </w:r>
+    </w:p>
+    <w:p>
+      <w:pPr>
+        <w:spacing w:after="0" w:before="0" w:line="240" w:lineRule="auto"/>
+        <w:ind w:left="0" w:right="0" w:firstLine="0"/>
+        <w:jc w:val="left"/>
+        <w:rPr>
+          <w:rFonts w:ascii="Malgun Gothic" w:cs="Malgun Gothic" w:eastAsia="Malgun Gothic" w:hAnsi="Malgun Gothic"/>
+          <w:b w:val="0"/>
+          <w:bCs w:val="0"/>
+          <w:i w:val="0"/>
+          <w:iCs w:val="0"/>
+          <w:color w:val="000000"/>
+          <w:sz w:val="20"/>
+          <w:szCs w:val="20"/>
+          <w:u w:val="none"/>
+        </w:rPr>
+      </w:pPr>
+    </w:p>
+    <w:p>
+      <w:pPr>
+        <w:spacing w:after="0" w:before="0" w:line="240" w:lineRule="auto"/>
+        <w:ind w:left="0" w:right="0" w:firstLine="0"/>
+        <w:jc w:val="left"/>
+        <w:rPr>
+          <w:rFonts w:ascii="Malgun Gothic" w:cs="Malgun Gothic" w:eastAsia="Malgun Gothic" w:hAnsi="Malgun Gothic"/>
+          <w:b w:val="0"/>
+          <w:bCs w:val="0"/>
+          <w:i w:val="0"/>
+          <w:iCs w:val="0"/>
+          <w:color w:val="000000"/>
+          <w:sz w:val="20"/>
+          <w:szCs w:val="20"/>
+          <w:u w:val="none"/>
+        </w:rPr>
+      </w:pPr>
+      <w:r>
+        <w:rPr>
+          <w:rFonts w:ascii="Malgun Gothic" w:cs="Malgun Gothic" w:eastAsia="Malgun Gothic" w:hAnsi="Malgun Gothic"/>
+          <w:b w:val="1"/>
+          <w:bCs w:val="1"/>
+          <w:i w:val="0"/>
+          <w:iCs w:val="0"/>
+          <w:color w:val="000000"/>
+          <w:sz w:val="20"/>
+          <w:szCs w:val="20"/>
+          <w:u w:val="none"/>
+        </w:rPr>
+        <w:t xml:space="preserve">Q    </w:t>
+      </w:r>
+      <w:r>
+        <w:rPr>
+          <w:rFonts w:ascii="Malgun Gothic" w:cs="Malgun Gothic" w:eastAsia="Malgun Gothic" w:hAnsi="Malgun Gothic"/>
+          <w:b w:val="0"/>
+          <w:bCs w:val="0"/>
+          <w:i w:val="0"/>
+          <w:iCs w:val="0"/>
+          <w:color w:val="000000"/>
+          <w:sz w:val="20"/>
+          <w:szCs w:val="20"/>
+          <w:u w:val="none"/>
+        </w:rPr>
+        <w:t xml:space="preserve">What kind of people does he look for?</w:t>
+      </w:r>
+    </w:p>
+    <w:p>
+      <w:pPr>
+        <w:spacing w:after="0" w:before="0" w:line="240" w:lineRule="auto"/>
+        <w:ind w:left="0" w:right="0" w:firstLine="0"/>
+        <w:jc w:val="left"/>
+        <w:rPr>
+          <w:rFonts w:ascii="Malgun Gothic" w:cs="Malgun Gothic" w:eastAsia="Malgun Gothic" w:hAnsi="Malgun Gothic"/>
+          <w:b w:val="0"/>
+          <w:bCs w:val="0"/>
+          <w:i w:val="0"/>
+          <w:iCs w:val="0"/>
+          <w:color w:val="000000"/>
+          <w:sz w:val="20"/>
+          <w:szCs w:val="20"/>
+          <w:u w:val="none"/>
+        </w:rPr>
+      </w:pPr>
+    </w:p>
+    <w:p>
+      <w:pPr>
+        <w:spacing w:after="0" w:before="0" w:line="240" w:lineRule="auto"/>
+        <w:ind w:left="0" w:right="0" w:firstLine="0"/>
+        <w:jc w:val="left"/>
+        <w:rPr>
+          <w:rFonts w:ascii="Malgun Gothic" w:cs="Malgun Gothic" w:eastAsia="Malgun Gothic" w:hAnsi="Malgun Gothic"/>
+          <w:b w:val="0"/>
+          <w:bCs w:val="0"/>
+          <w:i w:val="0"/>
+          <w:iCs w:val="0"/>
+          <w:color w:val="000000"/>
+          <w:sz w:val="20"/>
+          <w:szCs w:val="20"/>
+          <w:u w:val="none"/>
+        </w:rPr>
+      </w:pPr>
+      <w:r>
+        <w:rPr>
+          <w:rFonts w:ascii="Malgun Gothic" w:cs="Malgun Gothic" w:eastAsia="Malgun Gothic" w:hAnsi="Malgun Gothic"/>
+          <w:b w:val="1"/>
+          <w:bCs w:val="1"/>
+          <w:i w:val="0"/>
+          <w:iCs w:val="0"/>
+          <w:color w:val="000000"/>
+          <w:sz w:val="20"/>
+          <w:szCs w:val="20"/>
+          <w:u w:val="none"/>
+        </w:rPr>
+        <w:t xml:space="preserve">Q    </w:t>
+      </w:r>
+      <w:r>
+        <w:rPr>
+          <w:rFonts w:ascii="Malgun Gothic" w:cs="Malgun Gothic" w:eastAsia="Malgun Gothic" w:hAnsi="Malgun Gothic"/>
+          <w:b w:val="0"/>
+          <w:bCs w:val="0"/>
+          <w:i w:val="0"/>
+          <w:iCs w:val="0"/>
+          <w:color w:val="000000"/>
+          <w:sz w:val="20"/>
+          <w:szCs w:val="20"/>
+          <w:u w:val="none"/>
+        </w:rPr>
+        <w:t xml:space="preserve">What made him happy in Korea?</w:t>
+      </w:r>
+    </w:p>
+    <w:p>
+      <w:pPr>
+        <w:spacing w:after="0" w:before="0" w:line="240" w:lineRule="auto"/>
+        <w:ind w:left="0" w:right="0" w:firstLine="0"/>
+        <w:jc w:val="left"/>
+        <w:rPr>
+          <w:rFonts w:ascii="Malgun Gothic" w:cs="Malgun Gothic" w:eastAsia="Malgun Gothic" w:hAnsi="Malgun Gothic"/>
+          <w:b w:val="0"/>
+          <w:bCs w:val="0"/>
+          <w:i w:val="0"/>
+          <w:iCs w:val="0"/>
+          <w:color w:val="000000"/>
+          <w:sz w:val="20"/>
+          <w:szCs w:val="20"/>
+          <w:u w:val="none"/>
+        </w:rPr>
+      </w:pPr>
+    </w:p>
+    <w:p>
+      <w:pPr>
+        <w:spacing w:after="0" w:before="0" w:line="240" w:lineRule="auto"/>
+        <w:ind w:left="0" w:right="0" w:firstLine="0"/>
+        <w:jc w:val="left"/>
+        <w:rPr>
+          <w:rFonts w:ascii="Malgun Gothic" w:cs="Malgun Gothic" w:eastAsia="Malgun Gothic" w:hAnsi="Malgun Gothic"/>
+          <w:b w:val="0"/>
+          <w:bCs w:val="0"/>
+          <w:i w:val="0"/>
+          <w:iCs w:val="0"/>
+          <w:color w:val="000000"/>
+          <w:sz w:val="20"/>
+          <w:szCs w:val="20"/>
+          <w:u w:val="none"/>
+        </w:rPr>
+      </w:pPr>
+      <w:r>
+        <w:rPr>
+          <w:rFonts w:ascii="Malgun Gothic" w:cs="Malgun Gothic" w:eastAsia="Malgun Gothic" w:hAnsi="Malgun Gothic"/>
+          <w:b w:val="1"/>
+          <w:bCs w:val="1"/>
+          <w:i w:val="1"/>
+          <w:iCs w:val="1"/>
+          <w:color w:val="f79646"/>
+          <w:sz w:val="32"/>
+          <w:szCs w:val="32"/>
+          <w:u w:val="none"/>
+        </w:rPr>
+        <w:t xml:space="preserve">Discussion  —  What do you think?</w:t>
+      </w:r>
+    </w:p>
+    <w:p>
+      <w:pPr>
+        <w:spacing w:after="0" w:before="0" w:line="240" w:lineRule="auto"/>
+        <w:ind w:left="0" w:right="0" w:firstLine="0"/>
+        <w:jc w:val="left"/>
+        <w:rPr>
+          <w:rFonts w:ascii="Malgun Gothic" w:cs="Malgun Gothic" w:eastAsia="Malgun Gothic" w:hAnsi="Malgun Gothic"/>
+          <w:b w:val="0"/>
+          <w:bCs w:val="0"/>
+          <w:i w:val="0"/>
+          <w:iCs w:val="0"/>
+          <w:color w:val="000000"/>
+          <w:sz w:val="20"/>
+          <w:szCs w:val="20"/>
+          <w:u w:val="none"/>
+        </w:rPr>
+      </w:pPr>
+    </w:p>
+    <w:p>
+      <w:pPr>
+        <w:spacing w:after="0" w:before="0" w:line="240" w:lineRule="auto"/>
+        <w:ind w:left="0" w:right="0" w:firstLine="0"/>
+        <w:jc w:val="left"/>
+        <w:rPr>
+          <w:rFonts w:ascii="Malgun Gothic" w:cs="Malgun Gothic" w:eastAsia="Malgun Gothic" w:hAnsi="Malgun Gothic"/>
+          <w:b w:val="0"/>
+          <w:bCs w:val="0"/>
+          <w:i w:val="0"/>
+          <w:iCs w:val="0"/>
+          <w:color w:val="000000"/>
+          <w:sz w:val="20"/>
+          <w:szCs w:val="20"/>
+          <w:u w:val="none"/>
+        </w:rPr>
+      </w:pPr>
+      <w:r>
+        <w:rPr>
+          <w:rFonts w:ascii="Malgun Gothic" w:cs="Malgun Gothic" w:eastAsia="Malgun Gothic" w:hAnsi="Malgun Gothic"/>
+          <w:b w:val="1"/>
+          <w:bCs w:val="1"/>
+          <w:i w:val="0"/>
+          <w:iCs w:val="0"/>
+          <w:color w:val="000000"/>
+          <w:sz w:val="20"/>
+          <w:szCs w:val="20"/>
+          <w:u w:val="none"/>
+        </w:rPr>
+        <w:t xml:space="preserve">Q    </w:t>
+      </w:r>
+      <w:r>
+        <w:rPr>
+          <w:rFonts w:ascii="Malgun Gothic" w:cs="Malgun Gothic" w:eastAsia="Malgun Gothic" w:hAnsi="Malgun Gothic"/>
+          <w:b w:val="0"/>
+          <w:bCs w:val="0"/>
+          <w:i w:val="0"/>
+          <w:iCs w:val="0"/>
+          <w:color w:val="000000"/>
+          <w:sz w:val="20"/>
+          <w:szCs w:val="20"/>
+          <w:u w:val="none"/>
+        </w:rPr>
+        <w:t xml:space="preserve">Be honest — have you ever felt bad when someone else succeeded?</w:t>
+      </w:r>
+    </w:p>
+    <w:p>
+      <w:pPr>
+        <w:spacing w:after="0" w:before="0" w:line="240" w:lineRule="auto"/>
+        <w:ind w:left="0" w:right="0" w:firstLine="0"/>
+        <w:jc w:val="left"/>
+        <w:rPr>
+          <w:rFonts w:ascii="Malgun Gothic" w:cs="Malgun Gothic" w:eastAsia="Malgun Gothic" w:hAnsi="Malgun Gothic"/>
+          <w:b w:val="0"/>
+          <w:bCs w:val="0"/>
+          <w:i w:val="0"/>
+          <w:iCs w:val="0"/>
+          <w:color w:val="000000"/>
+          <w:sz w:val="20"/>
+          <w:szCs w:val="20"/>
+          <w:u w:val="none"/>
+        </w:rPr>
+      </w:pPr>
+    </w:p>
+    <w:p>
+      <w:pPr>
+        <w:spacing w:after="0" w:before="0" w:line="240" w:lineRule="auto"/>
+        <w:ind w:left="0" w:right="0" w:firstLine="0"/>
+        <w:jc w:val="left"/>
+        <w:rPr>
+          <w:rFonts w:ascii="Malgun Gothic" w:cs="Malgun Gothic" w:eastAsia="Malgun Gothic" w:hAnsi="Malgun Gothic"/>
+          <w:b w:val="0"/>
+          <w:bCs w:val="0"/>
+          <w:i w:val="0"/>
+          <w:iCs w:val="0"/>
+          <w:color w:val="000000"/>
+          <w:sz w:val="20"/>
+          <w:szCs w:val="20"/>
+          <w:u w:val="none"/>
+        </w:rPr>
+      </w:pPr>
+      <w:r>
+        <w:rPr>
+          <w:rFonts w:ascii="Malgun Gothic" w:cs="Malgun Gothic" w:eastAsia="Malgun Gothic" w:hAnsi="Malgun Gothic"/>
+          <w:b w:val="1"/>
+          <w:bCs w:val="1"/>
+          <w:i w:val="0"/>
+          <w:iCs w:val="0"/>
+          <w:color w:val="000000"/>
+          <w:sz w:val="20"/>
+          <w:szCs w:val="20"/>
+          <w:u w:val="none"/>
+        </w:rPr>
+        <w:t xml:space="preserve">Q    </w:t>
+      </w:r>
+      <w:r>
+        <w:rPr>
+          <w:rFonts w:ascii="Malgun Gothic" w:cs="Malgun Gothic" w:eastAsia="Malgun Gothic" w:hAnsi="Malgun Gothic"/>
+          <w:b w:val="0"/>
+          <w:bCs w:val="0"/>
+          <w:i w:val="0"/>
+          <w:iCs w:val="0"/>
+          <w:color w:val="000000"/>
+          <w:sz w:val="20"/>
+          <w:szCs w:val="20"/>
+          <w:u w:val="none"/>
+        </w:rPr>
+        <w:t xml:space="preserve">What do you look for in a coworker or a friend?</w:t>
+      </w:r>
+    </w:p>
+    <w:p>
+      <w:pPr>
+        <w:spacing w:after="0" w:before="0" w:line="240" w:lineRule="auto"/>
+        <w:ind w:left="0" w:right="0" w:firstLine="0"/>
+        <w:jc w:val="left"/>
+        <w:rPr>
+          <w:rFonts w:ascii="Malgun Gothic" w:cs="Malgun Gothic" w:eastAsia="Malgun Gothic" w:hAnsi="Malgun Gothic"/>
+          <w:b w:val="0"/>
+          <w:bCs w:val="0"/>
+          <w:i w:val="0"/>
+          <w:iCs w:val="0"/>
+          <w:color w:val="000000"/>
+          <w:sz w:val="20"/>
+          <w:szCs w:val="20"/>
+          <w:u w:val="none"/>
+        </w:rPr>
+      </w:pPr>
+    </w:p>
+    <w:p>
+      <w:pPr>
+        <w:spacing w:after="0" w:before="0" w:line="240" w:lineRule="auto"/>
+        <w:ind w:left="0" w:right="0" w:firstLine="0"/>
+        <w:jc w:val="left"/>
+        <w:rPr>
+          <w:rFonts w:ascii="Malgun Gothic" w:cs="Malgun Gothic" w:eastAsia="Malgun Gothic" w:hAnsi="Malgun Gothic"/>
+          <w:b w:val="0"/>
+          <w:bCs w:val="0"/>
+          <w:i w:val="0"/>
+          <w:iCs w:val="0"/>
+          <w:color w:val="000000"/>
+          <w:sz w:val="20"/>
+          <w:szCs w:val="20"/>
+          <w:u w:val="none"/>
+        </w:rPr>
+      </w:pPr>
+      <w:r>
+        <w:rPr>
+          <w:rFonts w:ascii="Malgun Gothic" w:cs="Malgun Gothic" w:eastAsia="Malgun Gothic" w:hAnsi="Malgun Gothic"/>
+          <w:b w:val="1"/>
+          <w:bCs w:val="1"/>
+          <w:i w:val="0"/>
+          <w:iCs w:val="0"/>
+          <w:color w:val="000000"/>
+          <w:sz w:val="20"/>
+          <w:szCs w:val="20"/>
+          <w:u w:val="none"/>
+        </w:rPr>
+        <w:t xml:space="preserve">Q    </w:t>
+      </w:r>
+      <w:r>
+        <w:rPr>
+          <w:rFonts w:ascii="Malgun Gothic" w:cs="Malgun Gothic" w:eastAsia="Malgun Gothic" w:hAnsi="Malgun Gothic"/>
+          <w:b w:val="0"/>
+          <w:bCs w:val="0"/>
+          <w:i w:val="0"/>
+          <w:iCs w:val="0"/>
+          <w:color w:val="000000"/>
+          <w:sz w:val="20"/>
+          <w:szCs w:val="20"/>
+          <w:u w:val="none"/>
+        </w:rPr>
+        <w:t xml:space="preserve">Do you agree that intelligence is a commodity now? Why or why not?</w:t>
       </w:r>
     </w:p>
     <w:p>
